--- a/Documentação/Documentação.docx
+++ b/Documentação/Documentação.docx
@@ -31,14 +31,34 @@
         </w:rPr>
         <w:t>O projeto consiste em desenvolver um módulo de autenticação web resiliente, demonstrando a aplicação prática de controles de segurança multicamadas (</w:t>
       </w:r>
+      <w:proofErr w:type="spellStart"/>
       <w:r>
         <w:rPr>
           <w:i/>
           <w:iCs/>
           <w:lang w:val="pt-BR"/>
         </w:rPr>
-        <w:t>defense in depth</w:t>
-      </w:r>
+        <w:t>defense</w:t>
+      </w:r>
+      <w:proofErr w:type="spellEnd"/>
+      <w:r>
+        <w:rPr>
+          <w:i/>
+          <w:iCs/>
+          <w:lang w:val="pt-BR"/>
+        </w:rPr>
+        <w:t xml:space="preserve"> in </w:t>
+      </w:r>
+      <w:proofErr w:type="spellStart"/>
+      <w:r>
+        <w:rPr>
+          <w:i/>
+          <w:iCs/>
+          <w:lang w:val="pt-BR"/>
+        </w:rPr>
+        <w:t>depth</w:t>
+      </w:r>
+      <w:proofErr w:type="spellEnd"/>
       <w:r>
         <w:rPr>
           <w:lang w:val="pt-BR"/>
@@ -100,7 +120,35 @@
         <w:rPr>
           <w:lang w:val="pt-BR"/>
         </w:rPr>
-        <w:t xml:space="preserve"> Oracle Cloud Infrastructure (OCI) - VPS (Compute Instance).</w:t>
+        <w:t xml:space="preserve"> Oracle Cloud </w:t>
+      </w:r>
+      <w:proofErr w:type="spellStart"/>
+      <w:r>
+        <w:rPr>
+          <w:lang w:val="pt-BR"/>
+        </w:rPr>
+        <w:t>Infrastructure</w:t>
+      </w:r>
+      <w:proofErr w:type="spellEnd"/>
+      <w:r>
+        <w:rPr>
+          <w:lang w:val="pt-BR"/>
+        </w:rPr>
+        <w:t xml:space="preserve"> (OCI) - VPS (Compute </w:t>
+      </w:r>
+      <w:proofErr w:type="spellStart"/>
+      <w:r>
+        <w:rPr>
+          <w:lang w:val="pt-BR"/>
+        </w:rPr>
+        <w:t>Instance</w:t>
+      </w:r>
+      <w:proofErr w:type="spellEnd"/>
+      <w:r>
+        <w:rPr>
+          <w:lang w:val="pt-BR"/>
+        </w:rPr>
+        <w:t>).</w:t>
       </w:r>
     </w:p>
     <w:p>
@@ -132,7 +180,21 @@
         <w:rPr>
           <w:lang w:val="pt-BR"/>
         </w:rPr>
-        <w:t xml:space="preserve"> PostgreSQL (recomendado para produção em vez do SQLite padrão do Django).</w:t>
+        <w:t xml:space="preserve"> PostgreSQL (recomendado para produção em vez do </w:t>
+      </w:r>
+      <w:proofErr w:type="spellStart"/>
+      <w:r>
+        <w:rPr>
+          <w:lang w:val="pt-BR"/>
+        </w:rPr>
+        <w:t>SQLite</w:t>
+      </w:r>
+      <w:proofErr w:type="spellEnd"/>
+      <w:r>
+        <w:rPr>
+          <w:lang w:val="pt-BR"/>
+        </w:rPr>
+        <w:t xml:space="preserve"> padrão do Django).</w:t>
       </w:r>
     </w:p>
     <w:p>
@@ -233,7 +295,25 @@
           <w:bCs/>
           <w:lang w:val="pt-BR"/>
         </w:rPr>
-        <w:t>Acesso SSH Hardened:</w:t>
+        <w:t xml:space="preserve">Acesso SSH </w:t>
+      </w:r>
+      <w:proofErr w:type="spellStart"/>
+      <w:r>
+        <w:rPr>
+          <w:b/>
+          <w:bCs/>
+          <w:lang w:val="pt-BR"/>
+        </w:rPr>
+        <w:t>Hardened</w:t>
+      </w:r>
+      <w:proofErr w:type="spellEnd"/>
+      <w:r>
+        <w:rPr>
+          <w:b/>
+          <w:bCs/>
+          <w:lang w:val="pt-BR"/>
+        </w:rPr>
+        <w:t>:</w:t>
       </w:r>
       <w:r>
         <w:rPr>
@@ -279,13 +359,37 @@
           <w:iCs/>
           <w:lang w:val="pt-BR"/>
         </w:rPr>
-        <w:t>Security Lists</w:t>
-      </w:r>
-      <w:r>
-        <w:rPr>
-          <w:lang w:val="pt-BR"/>
-        </w:rPr>
-        <w:t xml:space="preserve"> da Oracle e o firewall interno do servidor (UFW/iptables), permitindo tráfego estritamente nas portas necessárias (22 para SSH, 80 para HTTP e 443 para HTTPS).</w:t>
+        <w:t xml:space="preserve">Security </w:t>
+      </w:r>
+      <w:proofErr w:type="spellStart"/>
+      <w:r>
+        <w:rPr>
+          <w:i/>
+          <w:iCs/>
+          <w:lang w:val="pt-BR"/>
+        </w:rPr>
+        <w:t>Lists</w:t>
+      </w:r>
+      <w:proofErr w:type="spellEnd"/>
+      <w:r>
+        <w:rPr>
+          <w:lang w:val="pt-BR"/>
+        </w:rPr>
+        <w:t xml:space="preserve"> da Oracle e o firewall interno do servidor (UFW/</w:t>
+      </w:r>
+      <w:proofErr w:type="spellStart"/>
+      <w:r>
+        <w:rPr>
+          <w:lang w:val="pt-BR"/>
+        </w:rPr>
+        <w:t>iptables</w:t>
+      </w:r>
+      <w:proofErr w:type="spellEnd"/>
+      <w:r>
+        <w:rPr>
+          <w:lang w:val="pt-BR"/>
+        </w:rPr>
+        <w:t>), permitindo tráfego estritamente nas portas necessárias (22 para SSH, 80 para HTTP e 443 para HTTPS).</w:t>
       </w:r>
     </w:p>
     <w:p>
@@ -318,7 +422,21 @@
         <w:rPr>
           <w:lang w:val="pt-BR"/>
         </w:rPr>
-        <w:t xml:space="preserve"> Implementar ferramentas como o Fail2Ban para monitorar logs e banir IPs maliciosos após múltiplas tentativas falhas de login.</w:t>
+        <w:t xml:space="preserve"> Implementar ferramentas como o Fail2Ban para monitorar logs e banir </w:t>
+      </w:r>
+      <w:proofErr w:type="spellStart"/>
+      <w:r>
+        <w:rPr>
+          <w:lang w:val="pt-BR"/>
+        </w:rPr>
+        <w:t>IPs</w:t>
+      </w:r>
+      <w:proofErr w:type="spellEnd"/>
+      <w:r>
+        <w:rPr>
+          <w:lang w:val="pt-BR"/>
+        </w:rPr>
+        <w:t xml:space="preserve"> maliciosos após múltiplas tentativas falhas de login.</w:t>
       </w:r>
     </w:p>
     <w:p>
@@ -393,7 +511,49 @@
         <w:rPr>
           <w:lang w:val="pt-BR"/>
         </w:rPr>
-        <w:t xml:space="preserve"> Implementar certificados SSL/TLS legítimos via Let's Encrypt (Certbot), forçando o tráfego via HTTPS e ativando HSTS (</w:t>
+        <w:t xml:space="preserve"> Implementar certificados SSL/TLS legítimos via </w:t>
+      </w:r>
+      <w:proofErr w:type="spellStart"/>
+      <w:r>
+        <w:rPr>
+          <w:lang w:val="pt-BR"/>
+        </w:rPr>
+        <w:t>Let's</w:t>
+      </w:r>
+      <w:proofErr w:type="spellEnd"/>
+      <w:r>
+        <w:rPr>
+          <w:lang w:val="pt-BR"/>
+        </w:rPr>
+        <w:t xml:space="preserve"> </w:t>
+      </w:r>
+      <w:proofErr w:type="spellStart"/>
+      <w:r>
+        <w:rPr>
+          <w:lang w:val="pt-BR"/>
+        </w:rPr>
+        <w:t>Encrypt</w:t>
+      </w:r>
+      <w:proofErr w:type="spellEnd"/>
+      <w:r>
+        <w:rPr>
+          <w:lang w:val="pt-BR"/>
+        </w:rPr>
+        <w:t xml:space="preserve"> (</w:t>
+      </w:r>
+      <w:proofErr w:type="spellStart"/>
+      <w:r>
+        <w:rPr>
+          <w:lang w:val="pt-BR"/>
+        </w:rPr>
+        <w:t>Certbot</w:t>
+      </w:r>
+      <w:proofErr w:type="spellEnd"/>
+      <w:r>
+        <w:rPr>
+          <w:lang w:val="pt-BR"/>
+        </w:rPr>
+        <w:t>), forçando o tráfego via HTTPS e ativando HSTS (</w:t>
       </w:r>
       <w:r>
         <w:rPr>
@@ -401,7 +561,43 @@
           <w:iCs/>
           <w:lang w:val="pt-BR"/>
         </w:rPr>
-        <w:t>HTTP Strict Transport Security</w:t>
+        <w:t xml:space="preserve">HTTP </w:t>
+      </w:r>
+      <w:proofErr w:type="spellStart"/>
+      <w:r>
+        <w:rPr>
+          <w:i/>
+          <w:iCs/>
+          <w:lang w:val="pt-BR"/>
+        </w:rPr>
+        <w:t>Strict</w:t>
+      </w:r>
+      <w:proofErr w:type="spellEnd"/>
+      <w:r>
+        <w:rPr>
+          <w:i/>
+          <w:iCs/>
+          <w:lang w:val="pt-BR"/>
+        </w:rPr>
+        <w:t xml:space="preserve"> </w:t>
+      </w:r>
+      <w:proofErr w:type="spellStart"/>
+      <w:r>
+        <w:rPr>
+          <w:i/>
+          <w:iCs/>
+          <w:lang w:val="pt-BR"/>
+        </w:rPr>
+        <w:t>Transport</w:t>
+      </w:r>
+      <w:proofErr w:type="spellEnd"/>
+      <w:r>
+        <w:rPr>
+          <w:i/>
+          <w:iCs/>
+          <w:lang w:val="pt-BR"/>
+        </w:rPr>
+        <w:t xml:space="preserve"> Security</w:t>
       </w:r>
       <w:r>
         <w:rPr>
@@ -439,7 +635,29 @@
         <w:rPr>
           <w:lang w:val="pt-BR"/>
         </w:rPr>
-        <w:t xml:space="preserve"> Isolar todas as credenciais (como a SECRET_KEY do Django, senhas de banco e SMTP) em variáveis de ambiente através de arquivos .env, fora do código fonte.</w:t>
+        <w:t xml:space="preserve"> Isolar todas as credenciais (como a SECRET_KEY do Django, senhas de banco e SMTP) em variáveis de ambiente através de </w:t>
+      </w:r>
+      <w:proofErr w:type="gramStart"/>
+      <w:r>
+        <w:rPr>
+          <w:lang w:val="pt-BR"/>
+        </w:rPr>
+        <w:t>arquivos .</w:t>
+      </w:r>
+      <w:proofErr w:type="spellStart"/>
+      <w:r>
+        <w:rPr>
+          <w:lang w:val="pt-BR"/>
+        </w:rPr>
+        <w:t>env</w:t>
+      </w:r>
+      <w:proofErr w:type="spellEnd"/>
+      <w:proofErr w:type="gramEnd"/>
+      <w:r>
+        <w:rPr>
+          <w:lang w:val="pt-BR"/>
+        </w:rPr>
+        <w:t>, fora do código fonte.</w:t>
       </w:r>
     </w:p>
     <w:p>
@@ -471,7 +689,21 @@
         <w:rPr>
           <w:lang w:val="pt-BR"/>
         </w:rPr>
-        <w:t xml:space="preserve"> Gerar tokens criptograficamente seguros atrelados ao usuário, definindo um tempo de expiração curto (ex: 15 minutos) para mitigar janelas de ataque.</w:t>
+        <w:t xml:space="preserve"> Gerar tokens criptograficamente seguros atrelados ao usuário, definindo um tempo de expiração curto (</w:t>
+      </w:r>
+      <w:proofErr w:type="spellStart"/>
+      <w:r>
+        <w:rPr>
+          <w:lang w:val="pt-BR"/>
+        </w:rPr>
+        <w:t>ex</w:t>
+      </w:r>
+      <w:proofErr w:type="spellEnd"/>
+      <w:r>
+        <w:rPr>
+          <w:lang w:val="pt-BR"/>
+        </w:rPr>
+        <w:t>: 15 minutos) para mitigar janelas de ataque.</w:t>
       </w:r>
     </w:p>
     <w:p>
@@ -511,8 +743,18 @@
           <w:iCs/>
           <w:lang w:val="pt-BR"/>
         </w:rPr>
-        <w:t>rate limiting</w:t>
-      </w:r>
+        <w:t xml:space="preserve">rate </w:t>
+      </w:r>
+      <w:proofErr w:type="spellStart"/>
+      <w:r>
+        <w:rPr>
+          <w:i/>
+          <w:iCs/>
+          <w:lang w:val="pt-BR"/>
+        </w:rPr>
+        <w:t>limiting</w:t>
+      </w:r>
+      <w:proofErr w:type="spellEnd"/>
       <w:r>
         <w:rPr>
           <w:lang w:val="pt-BR"/>
@@ -549,8 +791,23 @@
         <w:rPr>
           <w:lang w:val="pt-BR"/>
         </w:rPr>
-        <w:t xml:space="preserve"> Validar a configuração de proteção contra CSRF, XSS, Clickjacking, e garantir o uso exclusivo de </w:t>
-      </w:r>
+        <w:t xml:space="preserve"> Validar a configuração de proteção contra CSRF, XSS, </w:t>
+      </w:r>
+      <w:proofErr w:type="spellStart"/>
+      <w:r>
+        <w:rPr>
+          <w:lang w:val="pt-BR"/>
+        </w:rPr>
+        <w:t>Clickjacking</w:t>
+      </w:r>
+      <w:proofErr w:type="spellEnd"/>
+      <w:r>
+        <w:rPr>
+          <w:lang w:val="pt-BR"/>
+        </w:rPr>
+        <w:t xml:space="preserve">, e garantir o uso exclusivo de </w:t>
+      </w:r>
+      <w:proofErr w:type="spellStart"/>
       <w:r>
         <w:rPr>
           <w:i/>
@@ -559,71 +816,102 @@
         </w:rPr>
         <w:t>Secure</w:t>
       </w:r>
+      <w:proofErr w:type="spellEnd"/>
       <w:r>
         <w:rPr>
           <w:lang w:val="pt-BR"/>
         </w:rPr>
         <w:t xml:space="preserve"> e </w:t>
       </w:r>
+      <w:proofErr w:type="spellStart"/>
       <w:r>
         <w:rPr>
           <w:i/>
           <w:iCs/>
           <w:lang w:val="pt-BR"/>
         </w:rPr>
-        <w:t>HttpOnly Cookies</w:t>
-      </w:r>
-      <w:r>
-        <w:rPr>
-          <w:lang w:val="pt-BR"/>
-        </w:rPr>
-        <w:t xml:space="preserve"> para sessões.</w:t>
-      </w:r>
-    </w:p>
-    <w:p>
-      <w:pPr>
-        <w:rPr>
-          <w:lang w:val="pt-BR"/>
-        </w:rPr>
-      </w:pPr>
-    </w:p>
-    <w:p>
-      <w:pPr>
-        <w:rPr>
-          <w:b/>
-          <w:bCs/>
-          <w:lang w:val="pt-BR"/>
-        </w:rPr>
-      </w:pPr>
-      <w:r>
-        <w:rPr>
-          <w:b/>
-          <w:bCs/>
-          <w:lang w:val="pt-BR"/>
-        </w:rPr>
-        <w:t>Controle de Versão (Git)</w:t>
-      </w:r>
-    </w:p>
-    <w:p>
-      <w:pPr>
-        <w:rPr>
-          <w:lang w:val="pt-BR"/>
-        </w:rPr>
-      </w:pPr>
-      <w:r>
-        <w:rPr>
-          <w:lang w:val="pt-BR"/>
-        </w:rPr>
-        <w:t>O repositório deve refletir práticas de desenvolvimento seguro (</w:t>
-      </w:r>
+        <w:t>HttpOnly</w:t>
+      </w:r>
+      <w:proofErr w:type="spellEnd"/>
       <w:r>
         <w:rPr>
           <w:i/>
           <w:iCs/>
           <w:lang w:val="pt-BR"/>
         </w:rPr>
+        <w:t xml:space="preserve"> Cookies</w:t>
+      </w:r>
+      <w:r>
+        <w:rPr>
+          <w:lang w:val="pt-BR"/>
+        </w:rPr>
+        <w:t xml:space="preserve"> para sessões.</w:t>
+      </w:r>
+    </w:p>
+    <w:p>
+      <w:pPr>
+        <w:rPr>
+          <w:lang w:val="pt-BR"/>
+        </w:rPr>
+      </w:pPr>
+    </w:p>
+    <w:p>
+      <w:pPr>
+        <w:rPr>
+          <w:b/>
+          <w:bCs/>
+          <w:lang w:val="pt-BR"/>
+        </w:rPr>
+      </w:pPr>
+      <w:r>
+        <w:rPr>
+          <w:b/>
+          <w:bCs/>
+          <w:lang w:val="pt-BR"/>
+        </w:rPr>
+        <w:t>Controle de Versão (</w:t>
+      </w:r>
+      <w:proofErr w:type="spellStart"/>
+      <w:r>
+        <w:rPr>
+          <w:b/>
+          <w:bCs/>
+          <w:lang w:val="pt-BR"/>
+        </w:rPr>
+        <w:t>Git</w:t>
+      </w:r>
+      <w:proofErr w:type="spellEnd"/>
+      <w:r>
+        <w:rPr>
+          <w:b/>
+          <w:bCs/>
+          <w:lang w:val="pt-BR"/>
+        </w:rPr>
+        <w:t>)</w:t>
+      </w:r>
+    </w:p>
+    <w:p>
+      <w:pPr>
+        <w:rPr>
+          <w:lang w:val="pt-BR"/>
+        </w:rPr>
+      </w:pPr>
+      <w:r>
+        <w:rPr>
+          <w:lang w:val="pt-BR"/>
+        </w:rPr>
+        <w:t>O repositório deve refletir práticas de desenvolvimento seguro (</w:t>
+      </w:r>
+      <w:proofErr w:type="spellStart"/>
+      <w:r>
+        <w:rPr>
+          <w:i/>
+          <w:iCs/>
+          <w:lang w:val="pt-BR"/>
+        </w:rPr>
         <w:t>DevSecOps</w:t>
       </w:r>
+      <w:proofErr w:type="spellEnd"/>
       <w:r>
         <w:rPr>
           <w:lang w:val="pt-BR"/>
@@ -667,7 +955,51 @@
         <w:rPr>
           <w:lang w:val="pt-BR"/>
         </w:rPr>
-        <w:t xml:space="preserve"> Configuração rigorosa do .gitignore para impedir absolutamente o vazamento de chaves privadas, arquivos .env, ou bancos de dados locais.</w:t>
+        <w:t xml:space="preserve"> Configuração rigorosa </w:t>
+      </w:r>
+      <w:proofErr w:type="gramStart"/>
+      <w:r>
+        <w:rPr>
+          <w:lang w:val="pt-BR"/>
+        </w:rPr>
+        <w:t>do .</w:t>
+      </w:r>
+      <w:proofErr w:type="spellStart"/>
+      <w:r>
+        <w:rPr>
+          <w:lang w:val="pt-BR"/>
+        </w:rPr>
+        <w:t>gitignore</w:t>
+      </w:r>
+      <w:proofErr w:type="spellEnd"/>
+      <w:proofErr w:type="gramEnd"/>
+      <w:r>
+        <w:rPr>
+          <w:lang w:val="pt-BR"/>
+        </w:rPr>
+        <w:t xml:space="preserve"> para impedir absolutamente o vazamento de chaves privadas, </w:t>
+      </w:r>
+      <w:proofErr w:type="gramStart"/>
+      <w:r>
+        <w:rPr>
+          <w:lang w:val="pt-BR"/>
+        </w:rPr>
+        <w:t>arquivos .</w:t>
+      </w:r>
+      <w:proofErr w:type="spellStart"/>
+      <w:r>
+        <w:rPr>
+          <w:lang w:val="pt-BR"/>
+        </w:rPr>
+        <w:t>env</w:t>
+      </w:r>
+      <w:proofErr w:type="spellEnd"/>
+      <w:proofErr w:type="gramEnd"/>
+      <w:r>
+        <w:rPr>
+          <w:lang w:val="pt-BR"/>
+        </w:rPr>
+        <w:t>, ou bancos de dados locais.</w:t>
       </w:r>
     </w:p>
     <w:p>
@@ -723,12 +1055,21 @@
             <w:hideMark/>
           </w:tcPr>
           <w:p>
+            <w:proofErr w:type="spellStart"/>
             <w:r>
               <w:rPr>
                 <w:b/>
                 <w:bCs/>
               </w:rPr>
-              <w:t>Categoria OWASP (2021)</w:t>
+              <w:t>Categoria</w:t>
+            </w:r>
+            <w:proofErr w:type="spellEnd"/>
+            <w:r>
+              <w:rPr>
+                <w:b/>
+                <w:bCs/>
+              </w:rPr>
+              <w:t xml:space="preserve"> OWASP (2021)</w:t>
             </w:r>
           </w:p>
         </w:tc>
@@ -751,13 +1092,47 @@
             <w:hideMark/>
           </w:tcPr>
           <w:p>
+            <w:proofErr w:type="spellStart"/>
             <w:r>
               <w:rPr>
                 <w:b/>
                 <w:bCs/>
               </w:rPr>
-              <w:t>Implementação no seu Projeto</w:t>
+              <w:t>Implementação</w:t>
             </w:r>
+            <w:proofErr w:type="spellEnd"/>
+            <w:r>
+              <w:rPr>
+                <w:b/>
+                <w:bCs/>
+              </w:rPr>
+              <w:t xml:space="preserve"> no </w:t>
+            </w:r>
+            <w:proofErr w:type="spellStart"/>
+            <w:r>
+              <w:rPr>
+                <w:b/>
+                <w:bCs/>
+              </w:rPr>
+              <w:t>seu</w:t>
+            </w:r>
+            <w:proofErr w:type="spellEnd"/>
+            <w:r>
+              <w:rPr>
+                <w:b/>
+                <w:bCs/>
+              </w:rPr>
+              <w:t xml:space="preserve"> </w:t>
+            </w:r>
+            <w:proofErr w:type="spellStart"/>
+            <w:r>
+              <w:rPr>
+                <w:b/>
+                <w:bCs/>
+              </w:rPr>
+              <w:t>Projeto</w:t>
+            </w:r>
+            <w:proofErr w:type="spellEnd"/>
           </w:p>
         </w:tc>
         <w:tc>
@@ -779,12 +1154,21 @@
             <w:hideMark/>
           </w:tcPr>
           <w:p>
+            <w:proofErr w:type="spellStart"/>
             <w:r>
               <w:rPr>
                 <w:b/>
                 <w:bCs/>
               </w:rPr>
-              <w:t>Justificativa para o TCC</w:t>
+              <w:t>Justificativa</w:t>
+            </w:r>
+            <w:proofErr w:type="spellEnd"/>
+            <w:r>
+              <w:rPr>
+                <w:b/>
+                <w:bCs/>
+              </w:rPr>
+              <w:t xml:space="preserve"> para o TCC</w:t>
             </w:r>
           </w:p>
         </w:tc>
@@ -837,7 +1221,25 @@
                 <w:iCs/>
                 <w:lang w:val="pt-BR"/>
               </w:rPr>
-              <w:t>(Broken Access Control)</w:t>
+              <w:t xml:space="preserve">(Broken Access </w:t>
+            </w:r>
+            <w:proofErr w:type="spellStart"/>
+            <w:r>
+              <w:rPr>
+                <w:i/>
+                <w:iCs/>
+                <w:lang w:val="pt-BR"/>
+              </w:rPr>
+              <w:t>Control</w:t>
+            </w:r>
+            <w:proofErr w:type="spellEnd"/>
+            <w:r>
+              <w:rPr>
+                <w:i/>
+                <w:iCs/>
+                <w:lang w:val="pt-BR"/>
+              </w:rPr>
+              <w:t>)</w:t>
             </w:r>
           </w:p>
         </w:tc>
@@ -871,7 +1273,43 @@
                 <w:bCs/>
                 <w:lang w:val="pt-BR"/>
               </w:rPr>
-              <w:t>Cookies Seguros (HttpOnly, Secure) e Bloqueio de Rotas</w:t>
+              <w:t>Cookies Seguros (</w:t>
+            </w:r>
+            <w:proofErr w:type="spellStart"/>
+            <w:r>
+              <w:rPr>
+                <w:b/>
+                <w:bCs/>
+                <w:lang w:val="pt-BR"/>
+              </w:rPr>
+              <w:t>HttpOnly</w:t>
+            </w:r>
+            <w:proofErr w:type="spellEnd"/>
+            <w:r>
+              <w:rPr>
+                <w:b/>
+                <w:bCs/>
+                <w:lang w:val="pt-BR"/>
+              </w:rPr>
+              <w:t xml:space="preserve">, </w:t>
+            </w:r>
+            <w:proofErr w:type="spellStart"/>
+            <w:r>
+              <w:rPr>
+                <w:b/>
+                <w:bCs/>
+                <w:lang w:val="pt-BR"/>
+              </w:rPr>
+              <w:t>Secure</w:t>
+            </w:r>
+            <w:proofErr w:type="spellEnd"/>
+            <w:r>
+              <w:rPr>
+                <w:b/>
+                <w:bCs/>
+                <w:lang w:val="pt-BR"/>
+              </w:rPr>
+              <w:t>) e Bloqueio de Rotas</w:t>
             </w:r>
           </w:p>
         </w:tc>
@@ -903,7 +1341,21 @@
               <w:rPr>
                 <w:lang w:val="pt-BR"/>
               </w:rPr>
-              <w:t>O uso de cookies configurados corretamente impede o roubo de sessão via JavaScript malicioso. O Django restringirá áreas logadas, garantindo que usuários não ativados não acessem rotas protegidas.</w:t>
+              <w:t xml:space="preserve">O uso de cookies configurados corretamente impede o roubo de sessão via </w:t>
+            </w:r>
+            <w:proofErr w:type="spellStart"/>
+            <w:r>
+              <w:rPr>
+                <w:lang w:val="pt-BR"/>
+              </w:rPr>
+              <w:t>JavaScript</w:t>
+            </w:r>
+            <w:proofErr w:type="spellEnd"/>
+            <w:r>
+              <w:rPr>
+                <w:lang w:val="pt-BR"/>
+              </w:rPr>
+              <w:t xml:space="preserve"> malicioso. O Django restringirá áreas logadas, garantindo que usuários não ativados não acessem rotas protegidas.</w:t>
             </w:r>
           </w:p>
         </w:tc>
@@ -956,7 +1408,43 @@
                 <w:iCs/>
                 <w:lang w:val="pt-BR"/>
               </w:rPr>
-              <w:t>(Cryptographic Failures)</w:t>
+              <w:t>(</w:t>
+            </w:r>
+            <w:proofErr w:type="spellStart"/>
+            <w:r>
+              <w:rPr>
+                <w:i/>
+                <w:iCs/>
+                <w:lang w:val="pt-BR"/>
+              </w:rPr>
+              <w:t>Cryptographic</w:t>
+            </w:r>
+            <w:proofErr w:type="spellEnd"/>
+            <w:r>
+              <w:rPr>
+                <w:i/>
+                <w:iCs/>
+                <w:lang w:val="pt-BR"/>
+              </w:rPr>
+              <w:t xml:space="preserve"> </w:t>
+            </w:r>
+            <w:proofErr w:type="spellStart"/>
+            <w:r>
+              <w:rPr>
+                <w:i/>
+                <w:iCs/>
+                <w:lang w:val="pt-BR"/>
+              </w:rPr>
+              <w:t>Failures</w:t>
+            </w:r>
+            <w:proofErr w:type="spellEnd"/>
+            <w:r>
+              <w:rPr>
+                <w:i/>
+                <w:iCs/>
+                <w:lang w:val="pt-BR"/>
+              </w:rPr>
+              <w:t>)</w:t>
             </w:r>
           </w:p>
         </w:tc>
@@ -1030,7 +1518,25 @@
                 <w:iCs/>
                 <w:lang w:val="pt-BR"/>
               </w:rPr>
-              <w:t>Man-in-the-Middle</w:t>
+              <w:t>Man-in-</w:t>
+            </w:r>
+            <w:proofErr w:type="spellStart"/>
+            <w:r>
+              <w:rPr>
+                <w:i/>
+                <w:iCs/>
+                <w:lang w:val="pt-BR"/>
+              </w:rPr>
+              <w:t>the</w:t>
+            </w:r>
+            <w:proofErr w:type="spellEnd"/>
+            <w:r>
+              <w:rPr>
+                <w:i/>
+                <w:iCs/>
+                <w:lang w:val="pt-BR"/>
+              </w:rPr>
+              <w:t>-Middle</w:t>
             </w:r>
             <w:r>
               <w:rPr>
@@ -1069,8 +1575,17 @@
                 <w:b/>
                 <w:bCs/>
               </w:rPr>
-              <w:t>A03: Injeção</w:t>
+              <w:t xml:space="preserve">A03: </w:t>
             </w:r>
+            <w:proofErr w:type="spellStart"/>
+            <w:r>
+              <w:rPr>
+                <w:b/>
+                <w:bCs/>
+              </w:rPr>
+              <w:t>Injeção</w:t>
+            </w:r>
+            <w:proofErr w:type="spellEnd"/>
             <w:r>
               <w:t xml:space="preserve"> </w:t>
             </w:r>
@@ -1153,8 +1668,18 @@
                 <w:iCs/>
                 <w:lang w:val="pt-BR"/>
               </w:rPr>
-              <w:t>SQL Injection</w:t>
+              <w:t xml:space="preserve">SQL </w:t>
             </w:r>
+            <w:proofErr w:type="spellStart"/>
+            <w:r>
+              <w:rPr>
+                <w:i/>
+                <w:iCs/>
+                <w:lang w:val="pt-BR"/>
+              </w:rPr>
+              <w:t>Injection</w:t>
+            </w:r>
+            <w:proofErr w:type="spellEnd"/>
             <w:r>
               <w:rPr>
                 <w:lang w:val="pt-BR"/>
@@ -1212,7 +1737,25 @@
                 <w:iCs/>
                 <w:lang w:val="pt-BR"/>
               </w:rPr>
-              <w:t>(Insecure Design)</w:t>
+              <w:t>(</w:t>
+            </w:r>
+            <w:proofErr w:type="spellStart"/>
+            <w:r>
+              <w:rPr>
+                <w:i/>
+                <w:iCs/>
+                <w:lang w:val="pt-BR"/>
+              </w:rPr>
+              <w:t>Insecure</w:t>
+            </w:r>
+            <w:proofErr w:type="spellEnd"/>
+            <w:r>
+              <w:rPr>
+                <w:i/>
+                <w:iCs/>
+                <w:lang w:val="pt-BR"/>
+              </w:rPr>
+              <w:t xml:space="preserve"> Design)</w:t>
             </w:r>
           </w:p>
         </w:tc>
@@ -1293,13 +1836,37 @@
                 <w:iCs/>
                 <w:lang w:val="pt-BR"/>
               </w:rPr>
-              <w:t>Rate Limiting</w:t>
+              <w:t xml:space="preserve">Rate </w:t>
             </w:r>
+            <w:proofErr w:type="spellStart"/>
             <w:r>
               <w:rPr>
+                <w:i/>
+                <w:iCs/>
                 <w:lang w:val="pt-BR"/>
               </w:rPr>
-              <w:t>) mitigam bots e abusos lógicos.</w:t>
+              <w:t>Limiting</w:t>
+            </w:r>
+            <w:proofErr w:type="spellEnd"/>
+            <w:r>
+              <w:rPr>
+                <w:lang w:val="pt-BR"/>
+              </w:rPr>
+              <w:t xml:space="preserve">) mitigam </w:t>
+            </w:r>
+            <w:proofErr w:type="spellStart"/>
+            <w:r>
+              <w:rPr>
+                <w:lang w:val="pt-BR"/>
+              </w:rPr>
+              <w:t>bots</w:t>
+            </w:r>
+            <w:proofErr w:type="spellEnd"/>
+            <w:r>
+              <w:rPr>
+                <w:lang w:val="pt-BR"/>
+              </w:rPr>
+              <w:t xml:space="preserve"> e abusos lógicos.</w:t>
             </w:r>
           </w:p>
         </w:tc>
@@ -1353,7 +1920,25 @@
                 <w:iCs/>
                 <w:lang w:val="pt-BR"/>
               </w:rPr>
-              <w:t>(Security Misconfiguration)</w:t>
+              <w:t xml:space="preserve">(Security </w:t>
+            </w:r>
+            <w:proofErr w:type="spellStart"/>
+            <w:r>
+              <w:rPr>
+                <w:i/>
+                <w:iCs/>
+                <w:lang w:val="pt-BR"/>
+              </w:rPr>
+              <w:t>Misconfiguration</w:t>
+            </w:r>
+            <w:proofErr w:type="spellEnd"/>
+            <w:r>
+              <w:rPr>
+                <w:i/>
+                <w:iCs/>
+                <w:lang w:val="pt-BR"/>
+              </w:rPr>
+              <w:t>)</w:t>
             </w:r>
           </w:p>
         </w:tc>
@@ -1381,21 +1966,44 @@
                 <w:b/>
                 <w:bCs/>
               </w:rPr>
-              <w:t xml:space="preserve">Hardening da VPS (SSH/UFW), </w:t>
+              <w:t>Hardening da VPS (SSH/UFW)</w:t>
+            </w:r>
+            <w:proofErr w:type="gramStart"/>
+            <w:r>
+              <w:rPr>
+                <w:b/>
+                <w:bCs/>
+              </w:rPr>
+              <w:t xml:space="preserve">, </w:t>
             </w:r>
             <w:r>
               <w:t>.env</w:t>
             </w:r>
+            <w:proofErr w:type="gramEnd"/>
             <w:r>
               <w:rPr>
                 <w:b/>
                 <w:bCs/>
               </w:rPr>
-              <w:t xml:space="preserve"> e </w:t>
+              <w:t xml:space="preserve"> </w:t>
+            </w:r>
+            <w:proofErr w:type="gramStart"/>
+            <w:r>
+              <w:rPr>
+                <w:b/>
+                <w:bCs/>
+              </w:rPr>
+              <w:t xml:space="preserve">e </w:t>
             </w:r>
             <w:r>
-              <w:t>.gitignore</w:t>
+              <w:t>.</w:t>
             </w:r>
+            <w:proofErr w:type="spellStart"/>
+            <w:r>
+              <w:t>gitignore</w:t>
+            </w:r>
+            <w:proofErr w:type="spellEnd"/>
+            <w:proofErr w:type="gramEnd"/>
           </w:p>
         </w:tc>
         <w:tc>
@@ -1459,8 +2067,49 @@
                 <w:b/>
                 <w:bCs/>
               </w:rPr>
-              <w:t>A07: Falhas de Identificação e Autenticação</w:t>
+              <w:t xml:space="preserve">A07: </w:t>
             </w:r>
+            <w:proofErr w:type="spellStart"/>
+            <w:r>
+              <w:rPr>
+                <w:b/>
+                <w:bCs/>
+              </w:rPr>
+              <w:t>Falhas</w:t>
+            </w:r>
+            <w:proofErr w:type="spellEnd"/>
+            <w:r>
+              <w:rPr>
+                <w:b/>
+                <w:bCs/>
+              </w:rPr>
+              <w:t xml:space="preserve"> de </w:t>
+            </w:r>
+            <w:proofErr w:type="spellStart"/>
+            <w:r>
+              <w:rPr>
+                <w:b/>
+                <w:bCs/>
+              </w:rPr>
+              <w:t>Identificação</w:t>
+            </w:r>
+            <w:proofErr w:type="spellEnd"/>
+            <w:r>
+              <w:rPr>
+                <w:b/>
+                <w:bCs/>
+              </w:rPr>
+              <w:t xml:space="preserve"> e </w:t>
+            </w:r>
+            <w:proofErr w:type="spellStart"/>
+            <w:r>
+              <w:rPr>
+                <w:b/>
+                <w:bCs/>
+              </w:rPr>
+              <w:t>Autenticação</w:t>
+            </w:r>
+            <w:proofErr w:type="spellEnd"/>
             <w:r>
               <w:t xml:space="preserve"> </w:t>
             </w:r>
@@ -1537,14 +2186,34 @@
               </w:rPr>
               <w:t xml:space="preserve">O núcleo do projeto. O 2FA atua como uma barreira crítica mesmo se a senha do usuário for comprometida em vazamentos de terceiros, neutralizando ataques de </w:t>
             </w:r>
+            <w:proofErr w:type="spellStart"/>
             <w:r>
               <w:rPr>
                 <w:i/>
                 <w:iCs/>
                 <w:lang w:val="pt-BR"/>
               </w:rPr>
-              <w:t>Credential Stuffing</w:t>
+              <w:t>Credential</w:t>
             </w:r>
+            <w:proofErr w:type="spellEnd"/>
+            <w:r>
+              <w:rPr>
+                <w:i/>
+                <w:iCs/>
+                <w:lang w:val="pt-BR"/>
+              </w:rPr>
+              <w:t xml:space="preserve"> </w:t>
+            </w:r>
+            <w:proofErr w:type="spellStart"/>
+            <w:r>
+              <w:rPr>
+                <w:i/>
+                <w:iCs/>
+                <w:lang w:val="pt-BR"/>
+              </w:rPr>
+              <w:t>Stuffing</w:t>
+            </w:r>
+            <w:proofErr w:type="spellEnd"/>
             <w:r>
               <w:rPr>
                 <w:lang w:val="pt-BR"/>
@@ -1582,7 +2251,39 @@
                 <w:b/>
                 <w:bCs/>
               </w:rPr>
-              <w:t>A09: Falhas de Monitoramento e Registro</w:t>
+              <w:t xml:space="preserve">A09: </w:t>
+            </w:r>
+            <w:proofErr w:type="spellStart"/>
+            <w:r>
+              <w:rPr>
+                <w:b/>
+                <w:bCs/>
+              </w:rPr>
+              <w:t>Falhas</w:t>
+            </w:r>
+            <w:proofErr w:type="spellEnd"/>
+            <w:r>
+              <w:rPr>
+                <w:b/>
+                <w:bCs/>
+              </w:rPr>
+              <w:t xml:space="preserve"> de </w:t>
+            </w:r>
+            <w:proofErr w:type="spellStart"/>
+            <w:r>
+              <w:rPr>
+                <w:b/>
+                <w:bCs/>
+              </w:rPr>
+              <w:t>Monitoramento</w:t>
+            </w:r>
+            <w:proofErr w:type="spellEnd"/>
+            <w:r>
+              <w:rPr>
+                <w:b/>
+                <w:bCs/>
+              </w:rPr>
+              <w:t xml:space="preserve"> e Registro</w:t>
             </w:r>
             <w:r>
               <w:t xml:space="preserve"> </w:t>
@@ -1658,7 +2359,21 @@
               <w:rPr>
                 <w:lang w:val="pt-BR"/>
               </w:rPr>
-              <w:t>O Fail2Ban monitorará os logs de acesso ativamente e bloqueará IPs que tentarem ataques de força bruta no SSH ou no painel de login, garantindo resposta automatizada a incidentes.</w:t>
+              <w:t xml:space="preserve">O Fail2Ban monitorará os logs de acesso ativamente e bloqueará </w:t>
+            </w:r>
+            <w:proofErr w:type="spellStart"/>
+            <w:r>
+              <w:rPr>
+                <w:lang w:val="pt-BR"/>
+              </w:rPr>
+              <w:t>IPs</w:t>
+            </w:r>
+            <w:proofErr w:type="spellEnd"/>
+            <w:r>
+              <w:rPr>
+                <w:lang w:val="pt-BR"/>
+              </w:rPr>
+              <w:t xml:space="preserve"> que tentarem ataques de força bruta no SSH ou no painel de login, garantindo resposta automatizada a incidentes.</w:t>
             </w:r>
           </w:p>
         </w:tc>
@@ -1734,70 +2449,23 @@
           <w:iCs/>
           <w:lang w:val="pt-BR"/>
         </w:rPr>
-        <w:t>Defense in Depth</w:t>
-      </w:r>
-      <w:r>
-        <w:rPr>
-          <w:lang w:val="pt-BR"/>
-        </w:rPr>
-        <w:t xml:space="preserve"> (Defesa em Profundidade). O escopo deste projeto foi rigorosamente estruturado para mitigar os principais riscos mapeados pelo framework OWASP Top 10 (2021), garantindo resiliência desde a infraestrutura do servidor até a camada de aplicação.</w:t>
-      </w:r>
-    </w:p>
-    <w:p>
-      <w:pPr>
-        <w:rPr>
-          <w:lang w:val="pt-BR"/>
-        </w:rPr>
-      </w:pPr>
-      <w:r>
-        <w:rPr>
-          <w:lang w:val="pt-BR"/>
-        </w:rPr>
-        <w:br/>
-      </w:r>
-    </w:p>
-    <w:p>
-      <w:pPr>
-        <w:rPr>
-          <w:b/>
-          <w:bCs/>
-          <w:lang w:val="pt-BR"/>
-        </w:rPr>
-      </w:pPr>
-      <w:r>
-        <w:rPr>
-          <w:b/>
-          <w:bCs/>
-          <w:lang w:val="pt-BR"/>
-        </w:rPr>
-        <w:t>Autenticação e Prevenção de Abusos</w:t>
-      </w:r>
-    </w:p>
-    <w:p>
-      <w:pPr>
-        <w:rPr>
-          <w:lang w:val="pt-BR"/>
-        </w:rPr>
-      </w:pPr>
-      <w:r>
-        <w:rPr>
-          <w:lang w:val="pt-BR"/>
-        </w:rPr>
-        <w:t>As falhas de autenticação e o design inseguro (Categorias A07 e A04 da OWASP) são tratados no núcleo do sistema. A implementação da Autenticação de Dois Fatores (2FA), atrelada a tokens temporários enviados por e-mail, atua como uma barreira crítica que neutraliza ataques de força bruta e o reaproveitamento de credenciais vazadas. Adicionalmente, a limitação de requisições (</w:t>
-      </w:r>
+        <w:t xml:space="preserve">Defense in </w:t>
+      </w:r>
+      <w:proofErr w:type="spellStart"/>
       <w:r>
         <w:rPr>
           <w:i/>
           <w:iCs/>
           <w:lang w:val="pt-BR"/>
         </w:rPr>
-        <w:t>Rate Limiting</w:t>
-      </w:r>
-      <w:r>
-        <w:rPr>
-          <w:lang w:val="pt-BR"/>
-        </w:rPr>
-        <w:t>) nas rotas de login impede automações maliciosas e o esgotamento de recursos do servidor.</w:t>
+        <w:t>Depth</w:t>
+      </w:r>
+      <w:proofErr w:type="spellEnd"/>
+      <w:r>
+        <w:rPr>
+          <w:lang w:val="pt-BR"/>
+        </w:rPr>
+        <w:t xml:space="preserve"> (Defesa em Profundidade). O escopo deste projeto foi rigorosamente estruturado para mitigar os principais riscos mapeados pelo framework OWASP Top 10 (2021), garantindo resiliência desde a infraestrutura do servidor até a camada de aplicação.</w:t>
       </w:r>
     </w:p>
     <w:p>
@@ -1827,20 +2495,20 @@
           <w:bCs/>
           <w:lang w:val="pt-BR"/>
         </w:rPr>
-        <w:t>Proteção de Dados e Prevenção contra Injeção</w:t>
-      </w:r>
-    </w:p>
-    <w:p>
-      <w:pPr>
-        <w:rPr>
-          <w:lang w:val="pt-BR"/>
-        </w:rPr>
-      </w:pPr>
-      <w:r>
-        <w:rPr>
-          <w:lang w:val="pt-BR"/>
-        </w:rPr>
-        <w:t xml:space="preserve">Para resguardar a integridade dos dados em trânsito e mitigar falhas criptográficas (A02), o servidor utiliza certificados SSL/TLS via Let's Encrypt, forçando a comunicação estrita através de HTTPS. No que tange às vulnerabilidades de injeção de código (A03), o projeto apoia-se no mapeamento objeto-relacional (ORM) do Django. Esta abstração parametriza as consultas ao banco de dados PostgreSQL por padrão, anulando tentativas de </w:t>
+        <w:t>Autenticação e Prevenção de Abusos</w:t>
+      </w:r>
+    </w:p>
+    <w:p>
+      <w:pPr>
+        <w:rPr>
+          <w:lang w:val="pt-BR"/>
+        </w:rPr>
+      </w:pPr>
+      <w:r>
+        <w:rPr>
+          <w:lang w:val="pt-BR"/>
+        </w:rPr>
+        <w:t>As falhas de autenticação e o design inseguro (Categorias A07 e A04 da OWASP) são tratados no núcleo do sistema. A implementação da Autenticação de Dois Fatores (2FA), atrelada a tokens temporários enviados por e-mail, atua como uma barreira crítica que neutraliza ataques de força bruta e o reaproveitamento de credenciais vazadas. Adicionalmente, a limitação de requisições (</w:t>
       </w:r>
       <w:r>
         <w:rPr>
@@ -1848,65 +2516,172 @@
           <w:iCs/>
           <w:lang w:val="pt-BR"/>
         </w:rPr>
-        <w:t>SQL Injection</w:t>
-      </w:r>
-      <w:r>
-        <w:rPr>
-          <w:lang w:val="pt-BR"/>
-        </w:rPr>
-        <w:t xml:space="preserve"> nos formulários de entrada.</w:t>
-      </w:r>
-    </w:p>
-    <w:p>
-      <w:pPr>
-        <w:rPr>
-          <w:lang w:val="pt-BR"/>
-        </w:rPr>
-      </w:pPr>
-      <w:r>
-        <w:rPr>
-          <w:lang w:val="pt-BR"/>
-        </w:rPr>
-        <w:br/>
-      </w:r>
-    </w:p>
-    <w:p>
-      <w:pPr>
-        <w:rPr>
-          <w:b/>
-          <w:bCs/>
-          <w:lang w:val="pt-BR"/>
-        </w:rPr>
-      </w:pPr>
-      <w:r>
-        <w:rPr>
-          <w:b/>
-          <w:bCs/>
-          <w:lang w:val="pt-BR"/>
-        </w:rPr>
-        <w:t>Controle de Acesso e Endurecimento do Servidor</w:t>
-      </w:r>
-    </w:p>
-    <w:p>
-      <w:pPr>
-        <w:rPr>
-          <w:lang w:val="pt-BR"/>
-        </w:rPr>
-      </w:pPr>
-      <w:r>
-        <w:rPr>
-          <w:lang w:val="pt-BR"/>
-        </w:rPr>
-        <w:t>A quebra de controle de acesso e as configurações inseguras (A01 e A05) são sanadas através do endurecimento (</w:t>
-      </w:r>
+        <w:t xml:space="preserve">Rate </w:t>
+      </w:r>
+      <w:proofErr w:type="spellStart"/>
       <w:r>
         <w:rPr>
           <w:i/>
           <w:iCs/>
           <w:lang w:val="pt-BR"/>
         </w:rPr>
+        <w:t>Limiting</w:t>
+      </w:r>
+      <w:proofErr w:type="spellEnd"/>
+      <w:r>
+        <w:rPr>
+          <w:lang w:val="pt-BR"/>
+        </w:rPr>
+        <w:t>) nas rotas de login impede automações maliciosas e o esgotamento de recursos do servidor.</w:t>
+      </w:r>
+    </w:p>
+    <w:p>
+      <w:pPr>
+        <w:rPr>
+          <w:lang w:val="pt-BR"/>
+        </w:rPr>
+      </w:pPr>
+      <w:r>
+        <w:rPr>
+          <w:lang w:val="pt-BR"/>
+        </w:rPr>
+        <w:br/>
+      </w:r>
+    </w:p>
+    <w:p>
+      <w:pPr>
+        <w:rPr>
+          <w:b/>
+          <w:bCs/>
+          <w:lang w:val="pt-BR"/>
+        </w:rPr>
+      </w:pPr>
+      <w:r>
+        <w:rPr>
+          <w:b/>
+          <w:bCs/>
+          <w:lang w:val="pt-BR"/>
+        </w:rPr>
+        <w:t>Proteção de Dados e Prevenção contra Injeção</w:t>
+      </w:r>
+    </w:p>
+    <w:p>
+      <w:pPr>
+        <w:rPr>
+          <w:lang w:val="pt-BR"/>
+        </w:rPr>
+      </w:pPr>
+      <w:r>
+        <w:rPr>
+          <w:lang w:val="pt-BR"/>
+        </w:rPr>
+        <w:t xml:space="preserve">Para resguardar a integridade dos dados em trânsito e mitigar falhas criptográficas (A02), o servidor utiliza certificados SSL/TLS via </w:t>
+      </w:r>
+      <w:proofErr w:type="spellStart"/>
+      <w:r>
+        <w:rPr>
+          <w:lang w:val="pt-BR"/>
+        </w:rPr>
+        <w:t>Let's</w:t>
+      </w:r>
+      <w:proofErr w:type="spellEnd"/>
+      <w:r>
+        <w:rPr>
+          <w:lang w:val="pt-BR"/>
+        </w:rPr>
+        <w:t xml:space="preserve"> </w:t>
+      </w:r>
+      <w:proofErr w:type="spellStart"/>
+      <w:r>
+        <w:rPr>
+          <w:lang w:val="pt-BR"/>
+        </w:rPr>
+        <w:t>Encrypt</w:t>
+      </w:r>
+      <w:proofErr w:type="spellEnd"/>
+      <w:r>
+        <w:rPr>
+          <w:lang w:val="pt-BR"/>
+        </w:rPr>
+        <w:t xml:space="preserve">, forçando a comunicação estrita através de HTTPS. No que tange às vulnerabilidades de injeção de código (A03), o projeto apoia-se no mapeamento objeto-relacional (ORM) do Django. Esta abstração parametriza as consultas ao banco de dados PostgreSQL por padrão, anulando tentativas de </w:t>
+      </w:r>
+      <w:r>
+        <w:rPr>
+          <w:i/>
+          <w:iCs/>
+          <w:lang w:val="pt-BR"/>
+        </w:rPr>
+        <w:t xml:space="preserve">SQL </w:t>
+      </w:r>
+      <w:proofErr w:type="spellStart"/>
+      <w:r>
+        <w:rPr>
+          <w:i/>
+          <w:iCs/>
+          <w:lang w:val="pt-BR"/>
+        </w:rPr>
+        <w:t>Injection</w:t>
+      </w:r>
+      <w:proofErr w:type="spellEnd"/>
+      <w:r>
+        <w:rPr>
+          <w:lang w:val="pt-BR"/>
+        </w:rPr>
+        <w:t xml:space="preserve"> nos formulários de entrada.</w:t>
+      </w:r>
+    </w:p>
+    <w:p>
+      <w:pPr>
+        <w:rPr>
+          <w:lang w:val="pt-BR"/>
+        </w:rPr>
+      </w:pPr>
+      <w:r>
+        <w:rPr>
+          <w:lang w:val="pt-BR"/>
+        </w:rPr>
+        <w:br/>
+      </w:r>
+    </w:p>
+    <w:p>
+      <w:pPr>
+        <w:rPr>
+          <w:b/>
+          <w:bCs/>
+          <w:lang w:val="pt-BR"/>
+        </w:rPr>
+      </w:pPr>
+      <w:r>
+        <w:rPr>
+          <w:b/>
+          <w:bCs/>
+          <w:lang w:val="pt-BR"/>
+        </w:rPr>
+        <w:t>Controle de Acesso e Endurecimento do Servidor</w:t>
+      </w:r>
+    </w:p>
+    <w:p>
+      <w:pPr>
+        <w:rPr>
+          <w:lang w:val="pt-BR"/>
+        </w:rPr>
+      </w:pPr>
+      <w:r>
+        <w:rPr>
+          <w:lang w:val="pt-BR"/>
+        </w:rPr>
+        <w:t>A quebra de controle de acesso e as configurações inseguras (A01 e A05) são sanadas através do endurecimento (</w:t>
+      </w:r>
+      <w:proofErr w:type="spellStart"/>
+      <w:r>
+        <w:rPr>
+          <w:i/>
+          <w:iCs/>
+          <w:lang w:val="pt-BR"/>
+        </w:rPr>
         <w:t>hardening</w:t>
       </w:r>
+      <w:proofErr w:type="spellEnd"/>
       <w:r>
         <w:rPr>
           <w:lang w:val="pt-BR"/>
@@ -1966,6 +2741,7 @@
         </w:rPr>
         <w:t xml:space="preserve"> </w:t>
       </w:r>
+      <w:proofErr w:type="spellStart"/>
       <w:r>
         <w:rPr>
           <w:i/>
@@ -1974,12 +2750,14 @@
         </w:rPr>
         <w:t>HttpOnly</w:t>
       </w:r>
+      <w:proofErr w:type="spellEnd"/>
       <w:r>
         <w:rPr>
           <w:lang w:val="pt-BR"/>
         </w:rPr>
         <w:t xml:space="preserve"> e </w:t>
       </w:r>
+      <w:proofErr w:type="spellStart"/>
       <w:r>
         <w:rPr>
           <w:i/>
@@ -1988,6 +2766,7 @@
         </w:rPr>
         <w:t>Secure</w:t>
       </w:r>
+      <w:proofErr w:type="spellEnd"/>
       <w:r>
         <w:rPr>
           <w:lang w:val="pt-BR"/>
@@ -2024,7 +2803,21 @@
         <w:rPr>
           <w:lang w:val="pt-BR"/>
         </w:rPr>
-        <w:t xml:space="preserve"> Armazenamento de credenciais e chaves criptográficas em variáveis de ambiente, garantindo que nenhum dado sensível seja exposto no versionamento do Git.</w:t>
+        <w:t xml:space="preserve"> Armazenamento de credenciais e chaves criptográficas em variáveis de ambiente, garantindo que nenhum dado sensível seja exposto no versionamento do </w:t>
+      </w:r>
+      <w:proofErr w:type="spellStart"/>
+      <w:r>
+        <w:rPr>
+          <w:lang w:val="pt-BR"/>
+        </w:rPr>
+        <w:t>Git</w:t>
+      </w:r>
+      <w:proofErr w:type="spellEnd"/>
+      <w:r>
+        <w:rPr>
+          <w:lang w:val="pt-BR"/>
+        </w:rPr>
+        <w:t>.</w:t>
       </w:r>
     </w:p>
     <w:p>
@@ -2044,13 +2837,23 @@
           <w:lang w:val="pt-BR"/>
         </w:rPr>
       </w:pPr>
-      <w:r>
-        <w:rPr>
-          <w:b/>
-          <w:bCs/>
-          <w:lang w:val="pt-BR"/>
-        </w:rPr>
-        <w:t>Hardening de Acesso Remoto:</w:t>
+      <w:proofErr w:type="spellStart"/>
+      <w:r>
+        <w:rPr>
+          <w:b/>
+          <w:bCs/>
+          <w:lang w:val="pt-BR"/>
+        </w:rPr>
+        <w:t>Hardening</w:t>
+      </w:r>
+      <w:proofErr w:type="spellEnd"/>
+      <w:r>
+        <w:rPr>
+          <w:b/>
+          <w:bCs/>
+          <w:lang w:val="pt-BR"/>
+        </w:rPr>
+        <w:t xml:space="preserve"> de Acesso Remoto:</w:t>
       </w:r>
       <w:r>
         <w:rPr>
@@ -2088,7 +2891,21 @@
         <w:rPr>
           <w:lang w:val="pt-BR"/>
         </w:rPr>
-        <w:t xml:space="preserve"> Restrição rigorosa de portas no nível da rede (Oracle Security Lists) e do sistema operacional.</w:t>
+        <w:t xml:space="preserve"> Restrição rigorosa de portas no nível da rede (Oracle Security </w:t>
+      </w:r>
+      <w:proofErr w:type="spellStart"/>
+      <w:r>
+        <w:rPr>
+          <w:lang w:val="pt-BR"/>
+        </w:rPr>
+        <w:t>Lists</w:t>
+      </w:r>
+      <w:proofErr w:type="spellEnd"/>
+      <w:r>
+        <w:rPr>
+          <w:lang w:val="pt-BR"/>
+        </w:rPr>
+        <w:t>) e do sistema operacional.</w:t>
       </w:r>
     </w:p>
     <w:p>
@@ -2226,6 +3043,7 @@
         </w:rPr>
         <w:t xml:space="preserve">O aumento exponencial das ameaças cibernéticas tornou a autenticação baseada unicamente em senhas uma prática obsoleta e vulnerável a ataques de força bruta, engenharia social e vazamento de credenciais. Neste contexto, este projeto de pós-graduação propõe o desenvolvimento de um módulo de autenticação web seguro, implementando o Segundo Fator de Autenticação (2FA) via e-mail e técnicas de </w:t>
       </w:r>
+      <w:proofErr w:type="spellStart"/>
       <w:r>
         <w:rPr>
           <w:i/>
@@ -2234,6 +3052,7 @@
         </w:rPr>
         <w:t>hardening</w:t>
       </w:r>
+      <w:proofErr w:type="spellEnd"/>
       <w:r>
         <w:rPr>
           <w:lang w:val="pt-BR"/>
@@ -2265,7 +3084,35 @@
         <w:rPr>
           <w:lang w:val="pt-BR"/>
         </w:rPr>
-        <w:t xml:space="preserve"> Django e o banco de dados PostgreSQL, hospedada em uma Virtual Private Server (VPS) na Oracle Cloud Infrastructure (OCI). O escopo não se limita à escrita de código, mas abrange todo o ciclo de vida seguro do software (DevSecOps), aplicando o conceito de </w:t>
+        <w:t xml:space="preserve"> Django e o banco de dados PostgreSQL, hospedada em uma Virtual Private Server (VPS) na Oracle Cloud </w:t>
+      </w:r>
+      <w:proofErr w:type="spellStart"/>
+      <w:r>
+        <w:rPr>
+          <w:lang w:val="pt-BR"/>
+        </w:rPr>
+        <w:t>Infrastructure</w:t>
+      </w:r>
+      <w:proofErr w:type="spellEnd"/>
+      <w:r>
+        <w:rPr>
+          <w:lang w:val="pt-BR"/>
+        </w:rPr>
+        <w:t xml:space="preserve"> (OCI). O escopo não se limita à escrita de código, mas abrange todo o ciclo de vida seguro do software (</w:t>
+      </w:r>
+      <w:proofErr w:type="spellStart"/>
+      <w:r>
+        <w:rPr>
+          <w:lang w:val="pt-BR"/>
+        </w:rPr>
+        <w:t>DevSecOps</w:t>
+      </w:r>
+      <w:proofErr w:type="spellEnd"/>
+      <w:r>
+        <w:rPr>
+          <w:lang w:val="pt-BR"/>
+        </w:rPr>
+        <w:t xml:space="preserve">), aplicando o conceito de </w:t>
       </w:r>
       <w:r>
         <w:rPr>
@@ -2273,8 +3120,18 @@
           <w:iCs/>
           <w:lang w:val="pt-BR"/>
         </w:rPr>
-        <w:t>Defense in Depth</w:t>
-      </w:r>
+        <w:t xml:space="preserve">Defense in </w:t>
+      </w:r>
+      <w:proofErr w:type="spellStart"/>
+      <w:r>
+        <w:rPr>
+          <w:i/>
+          <w:iCs/>
+          <w:lang w:val="pt-BR"/>
+        </w:rPr>
+        <w:t>Depth</w:t>
+      </w:r>
+      <w:proofErr w:type="spellEnd"/>
       <w:r>
         <w:rPr>
           <w:lang w:val="pt-BR"/>
@@ -2296,7 +3153,25 @@
           <w:bCs/>
           <w:lang w:val="pt-BR"/>
         </w:rPr>
-        <w:t>2. Hardening e Segurança de Infraestrutura</w:t>
+        <w:t xml:space="preserve">2. </w:t>
+      </w:r>
+      <w:proofErr w:type="spellStart"/>
+      <w:r>
+        <w:rPr>
+          <w:b/>
+          <w:bCs/>
+          <w:lang w:val="pt-BR"/>
+        </w:rPr>
+        <w:t>Hardening</w:t>
+      </w:r>
+      <w:proofErr w:type="spellEnd"/>
+      <w:r>
+        <w:rPr>
+          <w:b/>
+          <w:bCs/>
+          <w:lang w:val="pt-BR"/>
+        </w:rPr>
+        <w:t xml:space="preserve"> e Segurança de Infraestrutura</w:t>
       </w:r>
     </w:p>
     <w:p>
@@ -2334,7 +3209,21 @@
         <w:rPr>
           <w:lang w:val="pt-BR"/>
         </w:rPr>
-        <w:t xml:space="preserve"> O acesso remoto ao servidor prescinde do uso de senhas e do login direto do superusuário (root). A autenticação ocorre exclusivamente via chaves criptográficas assimétricas (Ed25519 ou RSA-4096), mitigando interceptações e ataques de dicionário.</w:t>
+        <w:t xml:space="preserve"> O acesso remoto ao servidor prescinde do uso de senhas e do login direto do </w:t>
+      </w:r>
+      <w:proofErr w:type="spellStart"/>
+      <w:r>
+        <w:rPr>
+          <w:lang w:val="pt-BR"/>
+        </w:rPr>
+        <w:t>superusuário</w:t>
+      </w:r>
+      <w:proofErr w:type="spellEnd"/>
+      <w:r>
+        <w:rPr>
+          <w:lang w:val="pt-BR"/>
+        </w:rPr>
+        <w:t xml:space="preserve"> (root). A autenticação ocorre exclusivamente via chaves criptográficas assimétricas (Ed25519 ou RSA-4096), mitigando interceptações e ataques de dicionário.</w:t>
       </w:r>
     </w:p>
     <w:p>
@@ -2361,28 +3250,48 @@
         </w:rPr>
         <w:t xml:space="preserve"> A exposição de portas é reduzida ao mínimo necessário utilizando o </w:t>
       </w:r>
+      <w:proofErr w:type="spellStart"/>
       <w:r>
         <w:rPr>
           <w:i/>
           <w:iCs/>
           <w:lang w:val="pt-BR"/>
         </w:rPr>
-        <w:t>Uncomplicated Firewall</w:t>
-      </w:r>
-      <w:r>
-        <w:rPr>
-          <w:lang w:val="pt-BR"/>
-        </w:rPr>
-        <w:t xml:space="preserve"> (UFW) e as </w:t>
-      </w:r>
+        <w:t>Uncomplicated</w:t>
+      </w:r>
+      <w:proofErr w:type="spellEnd"/>
       <w:r>
         <w:rPr>
           <w:i/>
           <w:iCs/>
           <w:lang w:val="pt-BR"/>
         </w:rPr>
-        <w:t>Security Lists</w:t>
-      </w:r>
+        <w:t xml:space="preserve"> Firewall</w:t>
+      </w:r>
+      <w:r>
+        <w:rPr>
+          <w:lang w:val="pt-BR"/>
+        </w:rPr>
+        <w:t xml:space="preserve"> (UFW) e as </w:t>
+      </w:r>
+      <w:r>
+        <w:rPr>
+          <w:i/>
+          <w:iCs/>
+          <w:lang w:val="pt-BR"/>
+        </w:rPr>
+        <w:t xml:space="preserve">Security </w:t>
+      </w:r>
+      <w:proofErr w:type="spellStart"/>
+      <w:r>
+        <w:rPr>
+          <w:i/>
+          <w:iCs/>
+          <w:lang w:val="pt-BR"/>
+        </w:rPr>
+        <w:t>Lists</w:t>
+      </w:r>
+      <w:proofErr w:type="spellEnd"/>
       <w:r>
         <w:rPr>
           <w:lang w:val="pt-BR"/>
@@ -2482,7 +3391,35 @@
         <w:rPr>
           <w:lang w:val="pt-BR"/>
         </w:rPr>
-        <w:t xml:space="preserve"> A comunicação entre cliente e servidor é integralmente protegida por certificados SSL/TLS provisionados via Let's Encrypt, forçando o uso de HTTPS e neutralizando ataques do tipo </w:t>
+        <w:t xml:space="preserve"> A comunicação entre cliente e servidor é integralmente protegida por certificados SSL/TLS provisionados via </w:t>
+      </w:r>
+      <w:proofErr w:type="spellStart"/>
+      <w:r>
+        <w:rPr>
+          <w:lang w:val="pt-BR"/>
+        </w:rPr>
+        <w:t>Let's</w:t>
+      </w:r>
+      <w:proofErr w:type="spellEnd"/>
+      <w:r>
+        <w:rPr>
+          <w:lang w:val="pt-BR"/>
+        </w:rPr>
+        <w:t xml:space="preserve"> </w:t>
+      </w:r>
+      <w:proofErr w:type="spellStart"/>
+      <w:r>
+        <w:rPr>
+          <w:lang w:val="pt-BR"/>
+        </w:rPr>
+        <w:t>Encrypt</w:t>
+      </w:r>
+      <w:proofErr w:type="spellEnd"/>
+      <w:r>
+        <w:rPr>
+          <w:lang w:val="pt-BR"/>
+        </w:rPr>
+        <w:t xml:space="preserve">, forçando o uso de HTTPS e neutralizando ataques do tipo </w:t>
       </w:r>
       <w:r>
         <w:rPr>
@@ -2490,7 +3427,25 @@
           <w:iCs/>
           <w:lang w:val="pt-BR"/>
         </w:rPr>
-        <w:t>Man-in-the-Middle</w:t>
+        <w:t>Man-in-</w:t>
+      </w:r>
+      <w:proofErr w:type="spellStart"/>
+      <w:r>
+        <w:rPr>
+          <w:i/>
+          <w:iCs/>
+          <w:lang w:val="pt-BR"/>
+        </w:rPr>
+        <w:t>the</w:t>
+      </w:r>
+      <w:proofErr w:type="spellEnd"/>
+      <w:r>
+        <w:rPr>
+          <w:i/>
+          <w:iCs/>
+          <w:lang w:val="pt-BR"/>
+        </w:rPr>
+        <w:t>-Middle</w:t>
       </w:r>
       <w:r>
         <w:rPr>
@@ -2529,8 +3484,18 @@
           <w:iCs/>
           <w:lang w:val="pt-BR"/>
         </w:rPr>
-        <w:t>SQL Injection</w:t>
-      </w:r>
+        <w:t xml:space="preserve">SQL </w:t>
+      </w:r>
+      <w:proofErr w:type="spellStart"/>
+      <w:r>
+        <w:rPr>
+          <w:i/>
+          <w:iCs/>
+          <w:lang w:val="pt-BR"/>
+        </w:rPr>
+        <w:t>Injection</w:t>
+      </w:r>
+      <w:proofErr w:type="spellEnd"/>
       <w:r>
         <w:rPr>
           <w:lang w:val="pt-BR"/>
@@ -2576,6 +3541,7 @@
         </w:rPr>
         <w:t xml:space="preserve"> de sessão são configurados com as diretivas </w:t>
       </w:r>
+      <w:proofErr w:type="spellStart"/>
       <w:r>
         <w:rPr>
           <w:i/>
@@ -2584,12 +3550,14 @@
         </w:rPr>
         <w:t>HttpOnly</w:t>
       </w:r>
+      <w:proofErr w:type="spellEnd"/>
       <w:r>
         <w:rPr>
           <w:lang w:val="pt-BR"/>
         </w:rPr>
         <w:t xml:space="preserve"> e </w:t>
       </w:r>
+      <w:proofErr w:type="spellStart"/>
       <w:r>
         <w:rPr>
           <w:i/>
@@ -2598,6 +3566,7 @@
         </w:rPr>
         <w:t>Secure</w:t>
       </w:r>
+      <w:proofErr w:type="spellEnd"/>
       <w:r>
         <w:rPr>
           <w:lang w:val="pt-BR"/>
@@ -2663,8 +3632,18 @@
           <w:iCs/>
           <w:lang w:val="pt-BR"/>
         </w:rPr>
-        <w:t>Rate Limiting</w:t>
-      </w:r>
+        <w:t xml:space="preserve">Rate </w:t>
+      </w:r>
+      <w:proofErr w:type="spellStart"/>
+      <w:r>
+        <w:rPr>
+          <w:i/>
+          <w:iCs/>
+          <w:lang w:val="pt-BR"/>
+        </w:rPr>
+        <w:t>Limiting</w:t>
+      </w:r>
+      <w:proofErr w:type="spellEnd"/>
       <w:r>
         <w:rPr>
           <w:lang w:val="pt-BR"/>
@@ -2686,20 +3665,52 @@
           <w:bCs/>
           <w:lang w:val="pt-BR"/>
         </w:rPr>
-        <w:t>4. Práticas de DevSecOps e Conclusão</w:t>
-      </w:r>
-    </w:p>
-    <w:p>
-      <w:pPr>
-        <w:rPr>
-          <w:lang w:val="pt-BR"/>
-        </w:rPr>
-      </w:pPr>
-      <w:r>
-        <w:rPr>
-          <w:lang w:val="pt-BR"/>
-        </w:rPr>
-        <w:t>A segurança do código-fonte e o gerenciamento de credenciais formam o alicerce preventivo do projeto. A adoção de práticas de DevSecOps garante que informações sensíveis nunca sejam comprometidas durante o ciclo de desenvolvimento e implantação.</w:t>
+        <w:t xml:space="preserve">4. Práticas de </w:t>
+      </w:r>
+      <w:proofErr w:type="spellStart"/>
+      <w:r>
+        <w:rPr>
+          <w:b/>
+          <w:bCs/>
+          <w:lang w:val="pt-BR"/>
+        </w:rPr>
+        <w:t>DevSecOps</w:t>
+      </w:r>
+      <w:proofErr w:type="spellEnd"/>
+      <w:r>
+        <w:rPr>
+          <w:b/>
+          <w:bCs/>
+          <w:lang w:val="pt-BR"/>
+        </w:rPr>
+        <w:t xml:space="preserve"> e Conclusão</w:t>
+      </w:r>
+    </w:p>
+    <w:p>
+      <w:pPr>
+        <w:rPr>
+          <w:lang w:val="pt-BR"/>
+        </w:rPr>
+      </w:pPr>
+      <w:r>
+        <w:rPr>
+          <w:lang w:val="pt-BR"/>
+        </w:rPr>
+        <w:t xml:space="preserve">A segurança do código-fonte e o gerenciamento de credenciais formam o alicerce preventivo do projeto. A adoção de práticas de </w:t>
+      </w:r>
+      <w:proofErr w:type="spellStart"/>
+      <w:r>
+        <w:rPr>
+          <w:lang w:val="pt-BR"/>
+        </w:rPr>
+        <w:t>DevSecOps</w:t>
+      </w:r>
+      <w:proofErr w:type="spellEnd"/>
+      <w:r>
+        <w:rPr>
+          <w:lang w:val="pt-BR"/>
+        </w:rPr>
+        <w:t xml:space="preserve"> garante que informações sensíveis nunca sejam comprometidas durante o ciclo de desenvolvimento e implantação.</w:t>
       </w:r>
     </w:p>
     <w:p>
@@ -2724,7 +3735,29 @@
         <w:rPr>
           <w:lang w:val="pt-BR"/>
         </w:rPr>
-        <w:t xml:space="preserve"> Todas as chaves de API, senhas de banco de dados e a chave secreta do Django são isoladas em variáveis de ambiente (arquivos .env) diretamente no servidor de produção.</w:t>
+        <w:t xml:space="preserve"> Todas as chaves de API, senhas de banco de dados e a chave secreta do Django são isoladas em variáveis de ambiente (</w:t>
+      </w:r>
+      <w:proofErr w:type="gramStart"/>
+      <w:r>
+        <w:rPr>
+          <w:lang w:val="pt-BR"/>
+        </w:rPr>
+        <w:t>arquivos .</w:t>
+      </w:r>
+      <w:proofErr w:type="spellStart"/>
+      <w:r>
+        <w:rPr>
+          <w:lang w:val="pt-BR"/>
+        </w:rPr>
+        <w:t>env</w:t>
+      </w:r>
+      <w:proofErr w:type="spellEnd"/>
+      <w:proofErr w:type="gramEnd"/>
+      <w:r>
+        <w:rPr>
+          <w:lang w:val="pt-BR"/>
+        </w:rPr>
+        <w:t>) diretamente no servidor de produção.</w:t>
       </w:r>
     </w:p>
     <w:p>
@@ -2749,7 +3782,43 @@
         <w:rPr>
           <w:lang w:val="pt-BR"/>
         </w:rPr>
-        <w:t xml:space="preserve"> O arquivo .gitignore é rigorosamente configurado para impedir o rastreamento e o vazamento de configurações locais e arquivos sensíveis para o repositório Git.</w:t>
+        <w:t xml:space="preserve"> O </w:t>
+      </w:r>
+      <w:proofErr w:type="gramStart"/>
+      <w:r>
+        <w:rPr>
+          <w:lang w:val="pt-BR"/>
+        </w:rPr>
+        <w:t>arquivo .</w:t>
+      </w:r>
+      <w:proofErr w:type="spellStart"/>
+      <w:r>
+        <w:rPr>
+          <w:lang w:val="pt-BR"/>
+        </w:rPr>
+        <w:t>gitignore</w:t>
+      </w:r>
+      <w:proofErr w:type="spellEnd"/>
+      <w:proofErr w:type="gramEnd"/>
+      <w:r>
+        <w:rPr>
+          <w:lang w:val="pt-BR"/>
+        </w:rPr>
+        <w:t xml:space="preserve"> é rigorosamente configurado para impedir o rastreamento e o vazamento de configurações locais e arquivos sensíveis para o repositório </w:t>
+      </w:r>
+      <w:proofErr w:type="spellStart"/>
+      <w:r>
+        <w:rPr>
+          <w:lang w:val="pt-BR"/>
+        </w:rPr>
+        <w:t>Git</w:t>
+      </w:r>
+      <w:proofErr w:type="spellEnd"/>
+      <w:r>
+        <w:rPr>
+          <w:lang w:val="pt-BR"/>
+        </w:rPr>
+        <w:t>.</w:t>
       </w:r>
     </w:p>
     <w:p>
@@ -2827,33 +3896,73 @@
         </w:rPr>
         <w:t>persistência de sessão robusta (</w:t>
       </w:r>
-      <w:r>
-        <w:rPr>
-          <w:lang w:val="pt-BR"/>
-        </w:rPr>
-        <w:t>request.session.save()</w:t>
-      </w:r>
-      <w:r>
-        <w:rPr>
-          <w:b/>
-          <w:bCs/>
+      <w:proofErr w:type="spellStart"/>
+      <w:proofErr w:type="gramStart"/>
+      <w:r>
+        <w:rPr>
+          <w:lang w:val="pt-BR"/>
+        </w:rPr>
+        <w:t>request.session</w:t>
+      </w:r>
+      <w:proofErr w:type="gramEnd"/>
+      <w:r>
+        <w:rPr>
+          <w:lang w:val="pt-BR"/>
+        </w:rPr>
+        <w:t>.</w:t>
+      </w:r>
+      <w:proofErr w:type="gramStart"/>
+      <w:r>
+        <w:rPr>
+          <w:lang w:val="pt-BR"/>
+        </w:rPr>
+        <w:t>save</w:t>
+      </w:r>
+      <w:proofErr w:type="spellEnd"/>
+      <w:r>
+        <w:rPr>
+          <w:lang w:val="pt-BR"/>
+        </w:rPr>
+        <w:t>(</w:t>
+      </w:r>
+      <w:proofErr w:type="gramEnd"/>
+      <w:r>
+        <w:rPr>
           <w:lang w:val="pt-BR"/>
         </w:rPr>
         <w:t>)</w:t>
       </w:r>
       <w:r>
         <w:rPr>
+          <w:b/>
+          <w:bCs/>
+          <w:lang w:val="pt-BR"/>
+        </w:rPr>
+        <w:t>)</w:t>
+      </w:r>
+      <w:r>
+        <w:rPr>
           <w:lang w:val="pt-BR"/>
         </w:rPr>
         <w:t xml:space="preserve">, </w:t>
       </w:r>
-      <w:r>
-        <w:rPr>
-          <w:b/>
-          <w:bCs/>
-          <w:lang w:val="pt-BR"/>
-        </w:rPr>
-        <w:t>logoff seguro com invalidação de cookies/sessões</w:t>
+      <w:proofErr w:type="spellStart"/>
+      <w:r>
+        <w:rPr>
+          <w:b/>
+          <w:bCs/>
+          <w:lang w:val="pt-BR"/>
+        </w:rPr>
+        <w:t>logoff</w:t>
+      </w:r>
+      <w:proofErr w:type="spellEnd"/>
+      <w:r>
+        <w:rPr>
+          <w:b/>
+          <w:bCs/>
+          <w:lang w:val="pt-BR"/>
+        </w:rPr>
+        <w:t xml:space="preserve"> seguro com invalidação de cookies/sessões</w:t>
       </w:r>
       <w:r>
         <w:rPr>
@@ -2867,8 +3976,18 @@
           <w:bCs/>
           <w:lang w:val="pt-BR"/>
         </w:rPr>
-        <w:t>correção de tratamento de templates</w:t>
-      </w:r>
+        <w:t xml:space="preserve">correção de tratamento de </w:t>
+      </w:r>
+      <w:proofErr w:type="spellStart"/>
+      <w:r>
+        <w:rPr>
+          <w:b/>
+          <w:bCs/>
+          <w:lang w:val="pt-BR"/>
+        </w:rPr>
+        <w:t>templates</w:t>
+      </w:r>
+      <w:proofErr w:type="spellEnd"/>
       <w:r>
         <w:rPr>
           <w:lang w:val="pt-BR"/>
@@ -2971,8 +4090,20 @@
           <w:iCs/>
           <w:lang w:val="pt-BR"/>
         </w:rPr>
-        <w:t>Defense in Depth</w:t>
-      </w:r>
+        <w:t xml:space="preserve">Defense in </w:t>
+      </w:r>
+      <w:proofErr w:type="spellStart"/>
+      <w:r>
+        <w:rPr>
+          <w:b/>
+          <w:bCs/>
+          <w:i/>
+          <w:iCs/>
+          <w:lang w:val="pt-BR"/>
+        </w:rPr>
+        <w:t>Depth</w:t>
+      </w:r>
+      <w:proofErr w:type="spellEnd"/>
       <w:r>
         <w:rPr>
           <w:b/>
@@ -3055,7 +4186,35 @@
         <w:rPr>
           <w:lang w:val="pt-BR"/>
         </w:rPr>
-        <w:t xml:space="preserve"> Oracle Cloud Infrastructure (OCI) - VPS (Compute Instance).</w:t>
+        <w:t xml:space="preserve"> Oracle Cloud </w:t>
+      </w:r>
+      <w:proofErr w:type="spellStart"/>
+      <w:r>
+        <w:rPr>
+          <w:lang w:val="pt-BR"/>
+        </w:rPr>
+        <w:t>Infrastructure</w:t>
+      </w:r>
+      <w:proofErr w:type="spellEnd"/>
+      <w:r>
+        <w:rPr>
+          <w:lang w:val="pt-BR"/>
+        </w:rPr>
+        <w:t xml:space="preserve"> (OCI) - VPS (Compute </w:t>
+      </w:r>
+      <w:proofErr w:type="spellStart"/>
+      <w:r>
+        <w:rPr>
+          <w:lang w:val="pt-BR"/>
+        </w:rPr>
+        <w:t>Instance</w:t>
+      </w:r>
+      <w:proofErr w:type="spellEnd"/>
+      <w:r>
+        <w:rPr>
+          <w:lang w:val="pt-BR"/>
+        </w:rPr>
+        <w:t>).</w:t>
       </w:r>
     </w:p>
     <w:p>
@@ -3087,7 +4246,21 @@
         <w:rPr>
           <w:lang w:val="pt-BR"/>
         </w:rPr>
-        <w:t xml:space="preserve"> SQLite (ambiente de desenvolvimento local) / PostgreSQL (ambiente de produção).</w:t>
+        <w:t xml:space="preserve"> </w:t>
+      </w:r>
+      <w:proofErr w:type="spellStart"/>
+      <w:r>
+        <w:rPr>
+          <w:lang w:val="pt-BR"/>
+        </w:rPr>
+        <w:t>SQLite</w:t>
+      </w:r>
+      <w:proofErr w:type="spellEnd"/>
+      <w:r>
+        <w:rPr>
+          <w:lang w:val="pt-BR"/>
+        </w:rPr>
+        <w:t xml:space="preserve"> (ambiente de desenvolvimento local) / PostgreSQL (ambiente de produção).</w:t>
       </w:r>
     </w:p>
     <w:p>
@@ -3144,7 +4317,25 @@
           <w:bCs/>
           <w:lang w:val="pt-BR"/>
         </w:rPr>
-        <w:t>2. Hardening e Segurança de Infraestrutura</w:t>
+        <w:t xml:space="preserve">2. </w:t>
+      </w:r>
+      <w:proofErr w:type="spellStart"/>
+      <w:r>
+        <w:rPr>
+          <w:b/>
+          <w:bCs/>
+          <w:lang w:val="pt-BR"/>
+        </w:rPr>
+        <w:t>Hardening</w:t>
+      </w:r>
+      <w:proofErr w:type="spellEnd"/>
+      <w:r>
+        <w:rPr>
+          <w:b/>
+          <w:bCs/>
+          <w:lang w:val="pt-BR"/>
+        </w:rPr>
+        <w:t xml:space="preserve"> e Segurança de Infraestrutura</w:t>
       </w:r>
     </w:p>
     <w:p>
@@ -3195,7 +4386,21 @@
         <w:rPr>
           <w:lang w:val="pt-BR"/>
         </w:rPr>
-        <w:t xml:space="preserve"> O acesso remoto ao servidor descarta completamente o uso de senhas e proíbe o login direto do superusuário (root). A autenticação ocorre exclusivamente via chaves criptográficas assimétricas (Ed25519 ou RSA-4096), mitigando tentativas de interceptação e ataques de dicionário.</w:t>
+        <w:t xml:space="preserve"> O acesso remoto ao servidor descarta completamente o uso de senhas e proíbe o login direto do </w:t>
+      </w:r>
+      <w:proofErr w:type="spellStart"/>
+      <w:r>
+        <w:rPr>
+          <w:lang w:val="pt-BR"/>
+        </w:rPr>
+        <w:t>superusuário</w:t>
+      </w:r>
+      <w:proofErr w:type="spellEnd"/>
+      <w:r>
+        <w:rPr>
+          <w:lang w:val="pt-BR"/>
+        </w:rPr>
+        <w:t xml:space="preserve"> (root). A autenticação ocorre exclusivamente via chaves criptográficas assimétricas (Ed25519 ou RSA-4096), mitigando tentativas de interceptação e ataques de dicionário.</w:t>
       </w:r>
     </w:p>
     <w:p>
@@ -3229,28 +4434,48 @@
         </w:rPr>
         <w:t xml:space="preserve"> A exposição de portas é restrita ao mínimo operacional utilizando o </w:t>
       </w:r>
+      <w:proofErr w:type="spellStart"/>
       <w:r>
         <w:rPr>
           <w:i/>
           <w:iCs/>
           <w:lang w:val="pt-BR"/>
         </w:rPr>
-        <w:t>Uncomplicated Firewall</w:t>
-      </w:r>
-      <w:r>
-        <w:rPr>
-          <w:lang w:val="pt-BR"/>
-        </w:rPr>
-        <w:t xml:space="preserve"> (UFW) e as </w:t>
-      </w:r>
+        <w:t>Uncomplicated</w:t>
+      </w:r>
+      <w:proofErr w:type="spellEnd"/>
       <w:r>
         <w:rPr>
           <w:i/>
           <w:iCs/>
           <w:lang w:val="pt-BR"/>
         </w:rPr>
-        <w:t>Security Lists</w:t>
-      </w:r>
+        <w:t xml:space="preserve"> Firewall</w:t>
+      </w:r>
+      <w:r>
+        <w:rPr>
+          <w:lang w:val="pt-BR"/>
+        </w:rPr>
+        <w:t xml:space="preserve"> (UFW) e as </w:t>
+      </w:r>
+      <w:r>
+        <w:rPr>
+          <w:i/>
+          <w:iCs/>
+          <w:lang w:val="pt-BR"/>
+        </w:rPr>
+        <w:t xml:space="preserve">Security </w:t>
+      </w:r>
+      <w:proofErr w:type="spellStart"/>
+      <w:r>
+        <w:rPr>
+          <w:i/>
+          <w:iCs/>
+          <w:lang w:val="pt-BR"/>
+        </w:rPr>
+        <w:t>Lists</w:t>
+      </w:r>
+      <w:proofErr w:type="spellEnd"/>
       <w:r>
         <w:rPr>
           <w:lang w:val="pt-BR"/>
@@ -3363,7 +4588,49 @@
         <w:rPr>
           <w:lang w:val="pt-BR"/>
         </w:rPr>
-        <w:t xml:space="preserve"> Toda a comunicação entre o cliente e o servidor é blindada por certificados SSL/TLS provisionados via Let's Encrypt (Certbot), forçando o uso de HTTPS e HSTS.</w:t>
+        <w:t xml:space="preserve"> Toda a comunicação entre o cliente e o servidor é blindada por certificados SSL/TLS provisionados via </w:t>
+      </w:r>
+      <w:proofErr w:type="spellStart"/>
+      <w:r>
+        <w:rPr>
+          <w:lang w:val="pt-BR"/>
+        </w:rPr>
+        <w:t>Let's</w:t>
+      </w:r>
+      <w:proofErr w:type="spellEnd"/>
+      <w:r>
+        <w:rPr>
+          <w:lang w:val="pt-BR"/>
+        </w:rPr>
+        <w:t xml:space="preserve"> </w:t>
+      </w:r>
+      <w:proofErr w:type="spellStart"/>
+      <w:r>
+        <w:rPr>
+          <w:lang w:val="pt-BR"/>
+        </w:rPr>
+        <w:t>Encrypt</w:t>
+      </w:r>
+      <w:proofErr w:type="spellEnd"/>
+      <w:r>
+        <w:rPr>
+          <w:lang w:val="pt-BR"/>
+        </w:rPr>
+        <w:t xml:space="preserve"> (</w:t>
+      </w:r>
+      <w:proofErr w:type="spellStart"/>
+      <w:r>
+        <w:rPr>
+          <w:lang w:val="pt-BR"/>
+        </w:rPr>
+        <w:t>Certbot</w:t>
+      </w:r>
+      <w:proofErr w:type="spellEnd"/>
+      <w:r>
+        <w:rPr>
+          <w:lang w:val="pt-BR"/>
+        </w:rPr>
+        <w:t>), forçando o uso de HTTPS e HSTS.</w:t>
       </w:r>
     </w:p>
     <w:p>
@@ -3395,7 +4662,21 @@
         <w:rPr>
           <w:lang w:val="pt-BR"/>
         </w:rPr>
-        <w:t xml:space="preserve"> O uso do Mapeamento Objeto-Relacional (ORM) do Django parametriza automaticamente todas as consultas ao banco de dados, neutralizando tentativas de SQL Injection nas rotas de autenticação.</w:t>
+        <w:t xml:space="preserve"> O uso do Mapeamento Objeto-Relacional (ORM) do Django parametriza automaticamente todas as consultas ao banco de dados, neutralizando tentativas de SQL </w:t>
+      </w:r>
+      <w:proofErr w:type="spellStart"/>
+      <w:r>
+        <w:rPr>
+          <w:lang w:val="pt-BR"/>
+        </w:rPr>
+        <w:t>Injection</w:t>
+      </w:r>
+      <w:proofErr w:type="spellEnd"/>
+      <w:r>
+        <w:rPr>
+          <w:lang w:val="pt-BR"/>
+        </w:rPr>
+        <w:t xml:space="preserve"> nas rotas de autenticação.</w:t>
       </w:r>
     </w:p>
     <w:p>
@@ -3429,6 +4710,7 @@
         </w:rPr>
         <w:t xml:space="preserve"> Os cookies de sessão utilizam as diretivas de segurança </w:t>
       </w:r>
+      <w:proofErr w:type="spellStart"/>
       <w:r>
         <w:rPr>
           <w:i/>
@@ -3437,12 +4719,14 @@
         </w:rPr>
         <w:t>HttpOnly</w:t>
       </w:r>
+      <w:proofErr w:type="spellEnd"/>
       <w:r>
         <w:rPr>
           <w:lang w:val="pt-BR"/>
         </w:rPr>
         <w:t xml:space="preserve"> e </w:t>
       </w:r>
+      <w:proofErr w:type="spellStart"/>
       <w:r>
         <w:rPr>
           <w:i/>
@@ -3451,11 +4735,48 @@
         </w:rPr>
         <w:t>Secure</w:t>
       </w:r>
-      <w:r>
-        <w:rPr>
-          <w:lang w:val="pt-BR"/>
-        </w:rPr>
-        <w:t>, impedindo o roubo de tokens de sessão por scripts maliciosos (XSS). Adicionalmente, implementou-se a persistência explícita de sessão (request.session.save()) logo após a validação do segundo fator, garantindo a integridade do estado logado do usuário.</w:t>
+      <w:proofErr w:type="spellEnd"/>
+      <w:r>
+        <w:rPr>
+          <w:lang w:val="pt-BR"/>
+        </w:rPr>
+        <w:t>, impedindo o roubo de tokens de sessão por scripts maliciosos (XSS). Adicionalmente, implementou-se a persistência explícita de sessão (</w:t>
+      </w:r>
+      <w:proofErr w:type="spellStart"/>
+      <w:proofErr w:type="gramStart"/>
+      <w:r>
+        <w:rPr>
+          <w:lang w:val="pt-BR"/>
+        </w:rPr>
+        <w:t>request.session</w:t>
+      </w:r>
+      <w:proofErr w:type="gramEnd"/>
+      <w:r>
+        <w:rPr>
+          <w:lang w:val="pt-BR"/>
+        </w:rPr>
+        <w:t>.</w:t>
+      </w:r>
+      <w:proofErr w:type="gramStart"/>
+      <w:r>
+        <w:rPr>
+          <w:lang w:val="pt-BR"/>
+        </w:rPr>
+        <w:t>save</w:t>
+      </w:r>
+      <w:proofErr w:type="spellEnd"/>
+      <w:r>
+        <w:rPr>
+          <w:lang w:val="pt-BR"/>
+        </w:rPr>
+        <w:t>(</w:t>
+      </w:r>
+      <w:proofErr w:type="gramEnd"/>
+      <w:r>
+        <w:rPr>
+          <w:lang w:val="pt-BR"/>
+        </w:rPr>
+        <w:t>)) logo após a validação do segundo fator, garantindo a integridade do estado logado do usuário.</w:t>
       </w:r>
     </w:p>
     <w:p>
@@ -3487,7 +4808,21 @@
         <w:rPr>
           <w:lang w:val="pt-BR"/>
         </w:rPr>
-        <w:t xml:space="preserve"> A autenticação foi segmentada em duas etapas estritas no backend:</w:t>
+        <w:t xml:space="preserve"> A autenticação foi segmentada em duas etapas estritas no </w:t>
+      </w:r>
+      <w:proofErr w:type="spellStart"/>
+      <w:r>
+        <w:rPr>
+          <w:lang w:val="pt-BR"/>
+        </w:rPr>
+        <w:t>backend</w:t>
+      </w:r>
+      <w:proofErr w:type="spellEnd"/>
+      <w:r>
+        <w:rPr>
+          <w:lang w:val="pt-BR"/>
+        </w:rPr>
+        <w:t>:</w:t>
       </w:r>
     </w:p>
     <w:p>
@@ -3527,6 +4862,7 @@
         </w:rPr>
         <w:t xml:space="preserve"> Validação de credenciais via </w:t>
       </w:r>
+      <w:proofErr w:type="spellStart"/>
       <w:r>
         <w:rPr>
           <w:i/>
@@ -3535,11 +4871,48 @@
         </w:rPr>
         <w:t>hash</w:t>
       </w:r>
-      <w:r>
-        <w:rPr>
-          <w:lang w:val="pt-BR"/>
-        </w:rPr>
-        <w:t xml:space="preserve"> seguro (authenticate()). Caso corretas, gera-se um token numérico aleatório de 6 dígitos (2fa_token) e armazena-se de forma segregada na sessão (pre_2fa_user_id), impedindo o bypass direto para o painel.</w:t>
+      <w:proofErr w:type="spellEnd"/>
+      <w:r>
+        <w:rPr>
+          <w:lang w:val="pt-BR"/>
+        </w:rPr>
+        <w:t xml:space="preserve"> seguro (</w:t>
+      </w:r>
+      <w:proofErr w:type="spellStart"/>
+      <w:proofErr w:type="gramStart"/>
+      <w:r>
+        <w:rPr>
+          <w:lang w:val="pt-BR"/>
+        </w:rPr>
+        <w:t>authenticate</w:t>
+      </w:r>
+      <w:proofErr w:type="spellEnd"/>
+      <w:r>
+        <w:rPr>
+          <w:lang w:val="pt-BR"/>
+        </w:rPr>
+        <w:t>(</w:t>
+      </w:r>
+      <w:proofErr w:type="gramEnd"/>
+      <w:r>
+        <w:rPr>
+          <w:lang w:val="pt-BR"/>
+        </w:rPr>
+        <w:t xml:space="preserve">)). Caso corretas, gera-se um token numérico aleatório de 6 dígitos (2fa_token) e armazena-se de forma segregada na sessão (pre_2fa_user_id), impedindo o </w:t>
+      </w:r>
+      <w:proofErr w:type="spellStart"/>
+      <w:r>
+        <w:rPr>
+          <w:lang w:val="pt-BR"/>
+        </w:rPr>
+        <w:t>bypass</w:t>
+      </w:r>
+      <w:proofErr w:type="spellEnd"/>
+      <w:r>
+        <w:rPr>
+          <w:lang w:val="pt-BR"/>
+        </w:rPr>
+        <w:t xml:space="preserve"> direto para o painel.</w:t>
       </w:r>
     </w:p>
     <w:p>
@@ -3571,7 +4944,57 @@
         <w:rPr>
           <w:lang w:val="pt-BR"/>
         </w:rPr>
-        <w:t xml:space="preserve"> Validação estrita do token temporário de uso único (OTP). Somente após a equivalência exata dos dados o sistema efetiva o login real via login(request, user) e limpa os resíduos da sessão.</w:t>
+        <w:t xml:space="preserve"> Validação estrita do token temporário de uso único (OTP). Somente após a equivalência exata dos dados o </w:t>
+      </w:r>
+      <w:proofErr w:type="gramStart"/>
+      <w:r>
+        <w:rPr>
+          <w:lang w:val="pt-BR"/>
+        </w:rPr>
+        <w:t>sistema efetiva</w:t>
+      </w:r>
+      <w:proofErr w:type="gramEnd"/>
+      <w:r>
+        <w:rPr>
+          <w:lang w:val="pt-BR"/>
+        </w:rPr>
+        <w:t xml:space="preserve"> o login real via </w:t>
+      </w:r>
+      <w:proofErr w:type="gramStart"/>
+      <w:r>
+        <w:rPr>
+          <w:lang w:val="pt-BR"/>
+        </w:rPr>
+        <w:t>login(</w:t>
+      </w:r>
+      <w:proofErr w:type="spellStart"/>
+      <w:proofErr w:type="gramEnd"/>
+      <w:r>
+        <w:rPr>
+          <w:lang w:val="pt-BR"/>
+        </w:rPr>
+        <w:t>request</w:t>
+      </w:r>
+      <w:proofErr w:type="spellEnd"/>
+      <w:r>
+        <w:rPr>
+          <w:lang w:val="pt-BR"/>
+        </w:rPr>
+        <w:t xml:space="preserve">, </w:t>
+      </w:r>
+      <w:proofErr w:type="spellStart"/>
+      <w:r>
+        <w:rPr>
+          <w:lang w:val="pt-BR"/>
+        </w:rPr>
+        <w:t>user</w:t>
+      </w:r>
+      <w:proofErr w:type="spellEnd"/>
+      <w:r>
+        <w:rPr>
+          <w:lang w:val="pt-BR"/>
+        </w:rPr>
+        <w:t>) e limpa os resíduos da sessão.</w:t>
       </w:r>
     </w:p>
     <w:p>
@@ -3597,13 +5020,59 @@
           <w:bCs/>
           <w:lang w:val="pt-BR"/>
         </w:rPr>
-        <w:t>Encerramento Seguro de Sessão (Logoff):</w:t>
-      </w:r>
-      <w:r>
-        <w:rPr>
-          <w:lang w:val="pt-BR"/>
-        </w:rPr>
-        <w:t xml:space="preserve"> Implementou-se um fluxo dedicado de encerramento de sessão (logout()) que limpa tokens residuais e impede o re-acesso a áreas restritas pelo histórico de navegação do navegador.</w:t>
+        <w:t>Encerramento Seguro de Sessão (</w:t>
+      </w:r>
+      <w:proofErr w:type="spellStart"/>
+      <w:r>
+        <w:rPr>
+          <w:b/>
+          <w:bCs/>
+          <w:lang w:val="pt-BR"/>
+        </w:rPr>
+        <w:t>Logoff</w:t>
+      </w:r>
+      <w:proofErr w:type="spellEnd"/>
+      <w:r>
+        <w:rPr>
+          <w:b/>
+          <w:bCs/>
+          <w:lang w:val="pt-BR"/>
+        </w:rPr>
+        <w:t>):</w:t>
+      </w:r>
+      <w:r>
+        <w:rPr>
+          <w:lang w:val="pt-BR"/>
+        </w:rPr>
+        <w:t xml:space="preserve"> Implementou-se um fluxo dedicado de encerramento de sessão (</w:t>
+      </w:r>
+      <w:proofErr w:type="gramStart"/>
+      <w:r>
+        <w:rPr>
+          <w:lang w:val="pt-BR"/>
+        </w:rPr>
+        <w:t>logout(</w:t>
+      </w:r>
+      <w:proofErr w:type="gramEnd"/>
+      <w:r>
+        <w:rPr>
+          <w:lang w:val="pt-BR"/>
+        </w:rPr>
+        <w:t xml:space="preserve">)) que limpa tokens residuais e impede o </w:t>
+      </w:r>
+      <w:proofErr w:type="spellStart"/>
+      <w:r>
+        <w:rPr>
+          <w:lang w:val="pt-BR"/>
+        </w:rPr>
+        <w:t>re-acesso</w:t>
+      </w:r>
+      <w:proofErr w:type="spellEnd"/>
+      <w:r>
+        <w:rPr>
+          <w:lang w:val="pt-BR"/>
+        </w:rPr>
+        <w:t xml:space="preserve"> a áreas restritas pelo histórico de navegação do navegador.</w:t>
       </w:r>
     </w:p>
     <w:p>
@@ -3628,7 +5097,25 @@
           <w:lang w:val="pt-BR"/>
         </w:rPr>
         <w:lastRenderedPageBreak/>
-        <w:t>4. Práticas de DevSecOps e Mapeamento OWASP Top 10</w:t>
+        <w:t xml:space="preserve">4. Práticas de </w:t>
+      </w:r>
+      <w:proofErr w:type="spellStart"/>
+      <w:r>
+        <w:rPr>
+          <w:b/>
+          <w:bCs/>
+          <w:lang w:val="pt-BR"/>
+        </w:rPr>
+        <w:t>DevSecOps</w:t>
+      </w:r>
+      <w:proofErr w:type="spellEnd"/>
+      <w:r>
+        <w:rPr>
+          <w:b/>
+          <w:bCs/>
+          <w:lang w:val="pt-BR"/>
+        </w:rPr>
+        <w:t xml:space="preserve"> e Mapeamento OWASP Top 10</w:t>
       </w:r>
     </w:p>
     <w:tbl>
@@ -3670,12 +5157,21 @@
             <w:hideMark/>
           </w:tcPr>
           <w:p>
+            <w:proofErr w:type="spellStart"/>
             <w:r>
               <w:rPr>
                 <w:b/>
                 <w:bCs/>
               </w:rPr>
-              <w:t>Categoria OWASP (2021)</w:t>
+              <w:t>Categoria</w:t>
+            </w:r>
+            <w:proofErr w:type="spellEnd"/>
+            <w:r>
+              <w:rPr>
+                <w:b/>
+                <w:bCs/>
+              </w:rPr>
+              <w:t xml:space="preserve"> OWASP (2021)</w:t>
             </w:r>
           </w:p>
         </w:tc>
@@ -3698,13 +5194,31 @@
             <w:hideMark/>
           </w:tcPr>
           <w:p>
+            <w:proofErr w:type="spellStart"/>
             <w:r>
               <w:rPr>
                 <w:b/>
                 <w:bCs/>
               </w:rPr>
-              <w:t>Implementação no Projeto</w:t>
+              <w:t>Implementação</w:t>
             </w:r>
+            <w:proofErr w:type="spellEnd"/>
+            <w:r>
+              <w:rPr>
+                <w:b/>
+                <w:bCs/>
+              </w:rPr>
+              <w:t xml:space="preserve"> no </w:t>
+            </w:r>
+            <w:proofErr w:type="spellStart"/>
+            <w:r>
+              <w:rPr>
+                <w:b/>
+                <w:bCs/>
+              </w:rPr>
+              <w:t>Projeto</w:t>
+            </w:r>
+            <w:proofErr w:type="spellEnd"/>
           </w:p>
         </w:tc>
         <w:tc>
@@ -3726,12 +5240,21 @@
             <w:hideMark/>
           </w:tcPr>
           <w:p>
+            <w:proofErr w:type="spellStart"/>
             <w:r>
               <w:rPr>
                 <w:b/>
                 <w:bCs/>
               </w:rPr>
-              <w:t>Justificativa para o TCC</w:t>
+              <w:t>Justificativa</w:t>
+            </w:r>
+            <w:proofErr w:type="spellEnd"/>
+            <w:r>
+              <w:rPr>
+                <w:b/>
+                <w:bCs/>
+              </w:rPr>
+              <w:t xml:space="preserve"> para o TCC</w:t>
             </w:r>
           </w:p>
         </w:tc>
@@ -3802,7 +5325,35 @@
               <w:rPr>
                 <w:lang w:val="pt-BR"/>
               </w:rPr>
-              <w:t>Cookies Seguros (HttpOnly, Secure), persistência controlada e isolamento de rotas via sessão.</w:t>
+              <w:t>Cookies Seguros (</w:t>
+            </w:r>
+            <w:proofErr w:type="spellStart"/>
+            <w:r>
+              <w:rPr>
+                <w:lang w:val="pt-BR"/>
+              </w:rPr>
+              <w:t>HttpOnly</w:t>
+            </w:r>
+            <w:proofErr w:type="spellEnd"/>
+            <w:r>
+              <w:rPr>
+                <w:lang w:val="pt-BR"/>
+              </w:rPr>
+              <w:t xml:space="preserve">, </w:t>
+            </w:r>
+            <w:proofErr w:type="spellStart"/>
+            <w:r>
+              <w:rPr>
+                <w:lang w:val="pt-BR"/>
+              </w:rPr>
+              <w:t>Secure</w:t>
+            </w:r>
+            <w:proofErr w:type="spellEnd"/>
+            <w:r>
+              <w:rPr>
+                <w:lang w:val="pt-BR"/>
+              </w:rPr>
+              <w:t>), persistência controlada e isolamento de rotas via sessão.</w:t>
             </w:r>
           </w:p>
         </w:tc>
@@ -3834,7 +5385,21 @@
               <w:rPr>
                 <w:lang w:val="pt-BR"/>
               </w:rPr>
-              <w:t>Impede o roubo de sessão via JavaScript malicioso e garante que usuários não submetidos ao fluxo completo de 2FA não acessem áreas protegidas.</w:t>
+              <w:t xml:space="preserve">Impede o roubo de sessão via </w:t>
+            </w:r>
+            <w:proofErr w:type="spellStart"/>
+            <w:r>
+              <w:rPr>
+                <w:lang w:val="pt-BR"/>
+              </w:rPr>
+              <w:t>JavaScript</w:t>
+            </w:r>
+            <w:proofErr w:type="spellEnd"/>
+            <w:r>
+              <w:rPr>
+                <w:lang w:val="pt-BR"/>
+              </w:rPr>
+              <w:t xml:space="preserve"> malicioso e garante que usuários não submetidos ao fluxo completo de 2FA não acessem áreas protegidas.</w:t>
             </w:r>
           </w:p>
         </w:tc>
@@ -3867,8 +5432,33 @@
                 <w:b/>
                 <w:bCs/>
               </w:rPr>
-              <w:t>A02: Falhas Criptográficas</w:t>
+              <w:t xml:space="preserve">A02: </w:t>
             </w:r>
+            <w:proofErr w:type="spellStart"/>
+            <w:r>
+              <w:rPr>
+                <w:b/>
+                <w:bCs/>
+              </w:rPr>
+              <w:t>Falhas</w:t>
+            </w:r>
+            <w:proofErr w:type="spellEnd"/>
+            <w:r>
+              <w:rPr>
+                <w:b/>
+                <w:bCs/>
+              </w:rPr>
+              <w:t xml:space="preserve"> </w:t>
+            </w:r>
+            <w:proofErr w:type="spellStart"/>
+            <w:r>
+              <w:rPr>
+                <w:b/>
+                <w:bCs/>
+              </w:rPr>
+              <w:t>Criptográficas</w:t>
+            </w:r>
+            <w:proofErr w:type="spellEnd"/>
           </w:p>
         </w:tc>
         <w:tc>
@@ -3939,7 +5529,25 @@
                 <w:iCs/>
                 <w:lang w:val="pt-BR"/>
               </w:rPr>
-              <w:t>Man-in-the-Middle</w:t>
+              <w:t>Man-in-</w:t>
+            </w:r>
+            <w:proofErr w:type="spellStart"/>
+            <w:r>
+              <w:rPr>
+                <w:i/>
+                <w:iCs/>
+                <w:lang w:val="pt-BR"/>
+              </w:rPr>
+              <w:t>the</w:t>
+            </w:r>
+            <w:proofErr w:type="spellEnd"/>
+            <w:r>
+              <w:rPr>
+                <w:i/>
+                <w:iCs/>
+                <w:lang w:val="pt-BR"/>
+              </w:rPr>
+              <w:t>-Middle</w:t>
             </w:r>
             <w:r>
               <w:rPr>
@@ -3978,8 +5586,17 @@
                 <w:b/>
                 <w:bCs/>
               </w:rPr>
-              <w:t>A03: Injeção</w:t>
+              <w:t xml:space="preserve">A03: </w:t>
             </w:r>
+            <w:proofErr w:type="spellStart"/>
+            <w:r>
+              <w:rPr>
+                <w:b/>
+                <w:bCs/>
+              </w:rPr>
+              <w:t>Injeção</w:t>
+            </w:r>
+            <w:proofErr w:type="spellEnd"/>
           </w:p>
         </w:tc>
         <w:tc>
@@ -4010,7 +5627,21 @@
               <w:rPr>
                 <w:lang w:val="pt-BR"/>
               </w:rPr>
-              <w:t>Uso do ORM do Django (PostgreSQL / SQLite).</w:t>
+              <w:t xml:space="preserve">Uso do ORM do Django (PostgreSQL / </w:t>
+            </w:r>
+            <w:proofErr w:type="spellStart"/>
+            <w:r>
+              <w:rPr>
+                <w:lang w:val="pt-BR"/>
+              </w:rPr>
+              <w:t>SQLite</w:t>
+            </w:r>
+            <w:proofErr w:type="spellEnd"/>
+            <w:r>
+              <w:rPr>
+                <w:lang w:val="pt-BR"/>
+              </w:rPr>
+              <w:t>).</w:t>
             </w:r>
           </w:p>
         </w:tc>
@@ -4075,8 +5706,17 @@
                 <w:b/>
                 <w:bCs/>
               </w:rPr>
-              <w:t>A04: Design Inseguro</w:t>
+              <w:t xml:space="preserve">A04: Design </w:t>
             </w:r>
+            <w:proofErr w:type="spellStart"/>
+            <w:r>
+              <w:rPr>
+                <w:b/>
+                <w:bCs/>
+              </w:rPr>
+              <w:t>Inseguro</w:t>
+            </w:r>
+            <w:proofErr w:type="spellEnd"/>
           </w:p>
         </w:tc>
         <w:tc>
@@ -4172,8 +5812,33 @@
                 <w:b/>
                 <w:bCs/>
               </w:rPr>
-              <w:t>A05: Configuração Insegura</w:t>
+              <w:t xml:space="preserve">A05: </w:t>
             </w:r>
+            <w:proofErr w:type="spellStart"/>
+            <w:r>
+              <w:rPr>
+                <w:b/>
+                <w:bCs/>
+              </w:rPr>
+              <w:t>Configuração</w:t>
+            </w:r>
+            <w:proofErr w:type="spellEnd"/>
+            <w:r>
+              <w:rPr>
+                <w:b/>
+                <w:bCs/>
+              </w:rPr>
+              <w:t xml:space="preserve"> </w:t>
+            </w:r>
+            <w:proofErr w:type="spellStart"/>
+            <w:r>
+              <w:rPr>
+                <w:b/>
+                <w:bCs/>
+              </w:rPr>
+              <w:t>Insegura</w:t>
+            </w:r>
+            <w:proofErr w:type="spellEnd"/>
           </w:p>
         </w:tc>
         <w:tc>
@@ -4200,11 +5865,63 @@
                 <w:lang w:val="pt-BR"/>
               </w:rPr>
             </w:pPr>
+            <w:proofErr w:type="spellStart"/>
             <w:r>
               <w:rPr>
                 <w:lang w:val="pt-BR"/>
               </w:rPr>
-              <w:t>Hardening de VPS (SSH/UFW), isolamento de segredos em .env e sanitização do .gitignore.</w:t>
+              <w:t>Hardening</w:t>
+            </w:r>
+            <w:proofErr w:type="spellEnd"/>
+            <w:r>
+              <w:rPr>
+                <w:lang w:val="pt-BR"/>
+              </w:rPr>
+              <w:t xml:space="preserve"> de VPS (SSH/UFW), isolamento de segredos </w:t>
+            </w:r>
+            <w:proofErr w:type="gramStart"/>
+            <w:r>
+              <w:rPr>
+                <w:lang w:val="pt-BR"/>
+              </w:rPr>
+              <w:t>em .</w:t>
+            </w:r>
+            <w:proofErr w:type="spellStart"/>
+            <w:r>
+              <w:rPr>
+                <w:lang w:val="pt-BR"/>
+              </w:rPr>
+              <w:t>env</w:t>
+            </w:r>
+            <w:proofErr w:type="spellEnd"/>
+            <w:proofErr w:type="gramEnd"/>
+            <w:r>
+              <w:rPr>
+                <w:lang w:val="pt-BR"/>
+              </w:rPr>
+              <w:t xml:space="preserve"> e sanitização </w:t>
+            </w:r>
+            <w:proofErr w:type="gramStart"/>
+            <w:r>
+              <w:rPr>
+                <w:lang w:val="pt-BR"/>
+              </w:rPr>
+              <w:t>do .</w:t>
+            </w:r>
+            <w:proofErr w:type="spellStart"/>
+            <w:r>
+              <w:rPr>
+                <w:lang w:val="pt-BR"/>
+              </w:rPr>
+              <w:t>gitignore</w:t>
+            </w:r>
+            <w:proofErr w:type="spellEnd"/>
+            <w:proofErr w:type="gramEnd"/>
+            <w:r>
+              <w:rPr>
+                <w:lang w:val="pt-BR"/>
+              </w:rPr>
+              <w:t>.</w:t>
             </w:r>
           </w:p>
         </w:tc>
@@ -4269,8 +5986,33 @@
                 <w:b/>
                 <w:bCs/>
               </w:rPr>
-              <w:t>A07: Falhas de Autenticação</w:t>
+              <w:t xml:space="preserve">A07: </w:t>
             </w:r>
+            <w:proofErr w:type="spellStart"/>
+            <w:r>
+              <w:rPr>
+                <w:b/>
+                <w:bCs/>
+              </w:rPr>
+              <w:t>Falhas</w:t>
+            </w:r>
+            <w:proofErr w:type="spellEnd"/>
+            <w:r>
+              <w:rPr>
+                <w:b/>
+                <w:bCs/>
+              </w:rPr>
+              <w:t xml:space="preserve"> de </w:t>
+            </w:r>
+            <w:proofErr w:type="spellStart"/>
+            <w:r>
+              <w:rPr>
+                <w:b/>
+                <w:bCs/>
+              </w:rPr>
+              <w:t>Autenticação</w:t>
+            </w:r>
+            <w:proofErr w:type="spellEnd"/>
           </w:p>
         </w:tc>
         <w:tc>
@@ -4350,14 +6092,34 @@
               <w:lastRenderedPageBreak/>
               <w:t xml:space="preserve">comprometidas em vazamentos externos (mitiga </w:t>
             </w:r>
+            <w:proofErr w:type="spellStart"/>
             <w:r>
               <w:rPr>
                 <w:i/>
                 <w:iCs/>
                 <w:lang w:val="pt-BR"/>
               </w:rPr>
-              <w:t>Credential Stuffing</w:t>
+              <w:t>Credential</w:t>
             </w:r>
+            <w:proofErr w:type="spellEnd"/>
+            <w:r>
+              <w:rPr>
+                <w:i/>
+                <w:iCs/>
+                <w:lang w:val="pt-BR"/>
+              </w:rPr>
+              <w:t xml:space="preserve"> </w:t>
+            </w:r>
+            <w:proofErr w:type="spellStart"/>
+            <w:r>
+              <w:rPr>
+                <w:i/>
+                <w:iCs/>
+                <w:lang w:val="pt-BR"/>
+              </w:rPr>
+              <w:t>Stuffing</w:t>
+            </w:r>
+            <w:proofErr w:type="spellEnd"/>
             <w:r>
               <w:rPr>
                 <w:lang w:val="pt-BR"/>
@@ -4396,8 +6158,33 @@
                 <w:bCs/>
               </w:rPr>
               <w:lastRenderedPageBreak/>
-              <w:t>A09: Falhas de Monitoramento</w:t>
+              <w:t xml:space="preserve">A09: </w:t>
             </w:r>
+            <w:proofErr w:type="spellStart"/>
+            <w:r>
+              <w:rPr>
+                <w:b/>
+                <w:bCs/>
+              </w:rPr>
+              <w:t>Falhas</w:t>
+            </w:r>
+            <w:proofErr w:type="spellEnd"/>
+            <w:r>
+              <w:rPr>
+                <w:b/>
+                <w:bCs/>
+              </w:rPr>
+              <w:t xml:space="preserve"> de </w:t>
+            </w:r>
+            <w:proofErr w:type="spellStart"/>
+            <w:r>
+              <w:rPr>
+                <w:b/>
+                <w:bCs/>
+              </w:rPr>
+              <w:t>Monitoramento</w:t>
+            </w:r>
+            <w:proofErr w:type="spellEnd"/>
           </w:p>
         </w:tc>
         <w:tc>
@@ -4498,7 +6285,35 @@
         <w:rPr>
           <w:lang w:val="pt-BR"/>
         </w:rPr>
-        <w:t>Com base em todo o desenvolvimento e nas camadas de segurança que construímos e corrigimos no seu projeto TCC (utilizando a base do template Materio do Django), aqui está um relatório completo e estruturado.</w:t>
+        <w:t xml:space="preserve">Com base em todo o desenvolvimento e nas camadas de segurança que construímos e corrigimos no seu projeto TCC (utilizando a base do </w:t>
+      </w:r>
+      <w:proofErr w:type="spellStart"/>
+      <w:r>
+        <w:rPr>
+          <w:lang w:val="pt-BR"/>
+        </w:rPr>
+        <w:t>template</w:t>
+      </w:r>
+      <w:proofErr w:type="spellEnd"/>
+      <w:r>
+        <w:rPr>
+          <w:lang w:val="pt-BR"/>
+        </w:rPr>
+        <w:t xml:space="preserve"> </w:t>
+      </w:r>
+      <w:proofErr w:type="spellStart"/>
+      <w:r>
+        <w:rPr>
+          <w:lang w:val="pt-BR"/>
+        </w:rPr>
+        <w:t>Materio</w:t>
+      </w:r>
+      <w:proofErr w:type="spellEnd"/>
+      <w:r>
+        <w:rPr>
+          <w:lang w:val="pt-BR"/>
+        </w:rPr>
+        <w:t xml:space="preserve"> do Django), aqui está um relatório completo e estruturado.</w:t>
       </w:r>
     </w:p>
     <w:p>
@@ -4526,13 +6341,63 @@
           <w:bCs/>
           <w:lang w:val="pt-BR"/>
         </w:rPr>
-        <w:t>como o template original (Materio) vinha estruturado</w:t>
-      </w:r>
-      <w:r>
-        <w:rPr>
-          <w:lang w:val="pt-BR"/>
-        </w:rPr>
-        <w:t xml:space="preserve"> (focado apenas em layout visual e sem lógicas de backend robustas) e </w:t>
+        <w:t xml:space="preserve">como o </w:t>
+      </w:r>
+      <w:proofErr w:type="spellStart"/>
+      <w:r>
+        <w:rPr>
+          <w:b/>
+          <w:bCs/>
+          <w:lang w:val="pt-BR"/>
+        </w:rPr>
+        <w:t>template</w:t>
+      </w:r>
+      <w:proofErr w:type="spellEnd"/>
+      <w:r>
+        <w:rPr>
+          <w:b/>
+          <w:bCs/>
+          <w:lang w:val="pt-BR"/>
+        </w:rPr>
+        <w:t xml:space="preserve"> original (</w:t>
+      </w:r>
+      <w:proofErr w:type="spellStart"/>
+      <w:r>
+        <w:rPr>
+          <w:b/>
+          <w:bCs/>
+          <w:lang w:val="pt-BR"/>
+        </w:rPr>
+        <w:t>Materio</w:t>
+      </w:r>
+      <w:proofErr w:type="spellEnd"/>
+      <w:r>
+        <w:rPr>
+          <w:b/>
+          <w:bCs/>
+          <w:lang w:val="pt-BR"/>
+        </w:rPr>
+        <w:t>) vinha estruturado</w:t>
+      </w:r>
+      <w:r>
+        <w:rPr>
+          <w:lang w:val="pt-BR"/>
+        </w:rPr>
+        <w:t xml:space="preserve"> (focado apenas em layout visual e sem lógicas de </w:t>
+      </w:r>
+      <w:proofErr w:type="spellStart"/>
+      <w:r>
+        <w:rPr>
+          <w:lang w:val="pt-BR"/>
+        </w:rPr>
+        <w:t>backend</w:t>
+      </w:r>
+      <w:proofErr w:type="spellEnd"/>
+      <w:r>
+        <w:rPr>
+          <w:lang w:val="pt-BR"/>
+        </w:rPr>
+        <w:t xml:space="preserve"> robustas) e </w:t>
       </w:r>
       <w:r>
         <w:rPr>
@@ -4584,7 +6449,25 @@
           <w:bCs/>
           <w:lang w:val="pt-BR"/>
         </w:rPr>
-        <w:t xml:space="preserve"> Relatório de Segurança: Do Template Base ao Sistema Protegido (TCC)</w:t>
+        <w:t xml:space="preserve"> Relatório de Segurança: Do </w:t>
+      </w:r>
+      <w:proofErr w:type="spellStart"/>
+      <w:r>
+        <w:rPr>
+          <w:b/>
+          <w:bCs/>
+          <w:lang w:val="pt-BR"/>
+        </w:rPr>
+        <w:t>Template</w:t>
+      </w:r>
+      <w:proofErr w:type="spellEnd"/>
+      <w:r>
+        <w:rPr>
+          <w:b/>
+          <w:bCs/>
+          <w:lang w:val="pt-BR"/>
+        </w:rPr>
+        <w:t xml:space="preserve"> Base ao Sistema Protegido (TCC)</w:t>
       </w:r>
     </w:p>
     <w:p>
@@ -4620,13 +6503,63 @@
           <w:bCs/>
           <w:lang w:val="pt-BR"/>
         </w:rPr>
-        <w:t>Como era no Template Materio:</w:t>
-      </w:r>
-      <w:r>
-        <w:rPr>
-          <w:lang w:val="pt-BR"/>
-        </w:rPr>
-        <w:t xml:space="preserve"> O template fornecia apenas telas estáticas de login e formulários visuais sem conexão real com o banco de dados do Django ou criptografia adequada.</w:t>
+        <w:t xml:space="preserve">Como era no </w:t>
+      </w:r>
+      <w:proofErr w:type="spellStart"/>
+      <w:r>
+        <w:rPr>
+          <w:b/>
+          <w:bCs/>
+          <w:lang w:val="pt-BR"/>
+        </w:rPr>
+        <w:t>Template</w:t>
+      </w:r>
+      <w:proofErr w:type="spellEnd"/>
+      <w:r>
+        <w:rPr>
+          <w:b/>
+          <w:bCs/>
+          <w:lang w:val="pt-BR"/>
+        </w:rPr>
+        <w:t xml:space="preserve"> </w:t>
+      </w:r>
+      <w:proofErr w:type="spellStart"/>
+      <w:r>
+        <w:rPr>
+          <w:b/>
+          <w:bCs/>
+          <w:lang w:val="pt-BR"/>
+        </w:rPr>
+        <w:t>Materio</w:t>
+      </w:r>
+      <w:proofErr w:type="spellEnd"/>
+      <w:r>
+        <w:rPr>
+          <w:b/>
+          <w:bCs/>
+          <w:lang w:val="pt-BR"/>
+        </w:rPr>
+        <w:t>:</w:t>
+      </w:r>
+      <w:r>
+        <w:rPr>
+          <w:lang w:val="pt-BR"/>
+        </w:rPr>
+        <w:t xml:space="preserve"> O </w:t>
+      </w:r>
+      <w:proofErr w:type="spellStart"/>
+      <w:r>
+        <w:rPr>
+          <w:lang w:val="pt-BR"/>
+        </w:rPr>
+        <w:t>template</w:t>
+      </w:r>
+      <w:proofErr w:type="spellEnd"/>
+      <w:r>
+        <w:rPr>
+          <w:lang w:val="pt-BR"/>
+        </w:rPr>
+        <w:t xml:space="preserve"> fornecia apenas telas estáticas de login e formulários visuais sem conexão real com o banco de dados do Django ou criptografia adequada.</w:t>
       </w:r>
     </w:p>
     <w:p>
@@ -4648,7 +6581,39 @@
           <w:b/>
           <w:bCs/>
         </w:rPr>
-        <w:t>Como ficou no projeto:</w:t>
+        <w:t xml:space="preserve">Como </w:t>
+      </w:r>
+      <w:proofErr w:type="spellStart"/>
+      <w:r>
+        <w:rPr>
+          <w:b/>
+          <w:bCs/>
+        </w:rPr>
+        <w:t>ficou</w:t>
+      </w:r>
+      <w:proofErr w:type="spellEnd"/>
+      <w:r>
+        <w:rPr>
+          <w:b/>
+          <w:bCs/>
+        </w:rPr>
+        <w:t xml:space="preserve"> no </w:t>
+      </w:r>
+      <w:proofErr w:type="spellStart"/>
+      <w:r>
+        <w:rPr>
+          <w:b/>
+          <w:bCs/>
+        </w:rPr>
+        <w:t>projeto</w:t>
+      </w:r>
+      <w:proofErr w:type="spellEnd"/>
+      <w:r>
+        <w:rPr>
+          <w:b/>
+          <w:bCs/>
+        </w:rPr>
+        <w:t>:</w:t>
       </w:r>
     </w:p>
     <w:p>
@@ -4672,13 +6637,23 @@
         </w:rPr>
         <w:t xml:space="preserve">Integração completa com o sistema nativo de autenticação do Django, que armazena as senhas utilizando </w:t>
       </w:r>
-      <w:r>
-        <w:rPr>
-          <w:b/>
-          <w:bCs/>
-          <w:lang w:val="pt-BR"/>
-        </w:rPr>
-        <w:t>hashing criptográfico seguro</w:t>
+      <w:proofErr w:type="spellStart"/>
+      <w:r>
+        <w:rPr>
+          <w:b/>
+          <w:bCs/>
+          <w:lang w:val="pt-BR"/>
+        </w:rPr>
+        <w:t>hashing</w:t>
+      </w:r>
+      <w:proofErr w:type="spellEnd"/>
+      <w:r>
+        <w:rPr>
+          <w:b/>
+          <w:bCs/>
+          <w:lang w:val="pt-BR"/>
+        </w:rPr>
+        <w:t xml:space="preserve"> criptográfico seguro</w:t>
       </w:r>
       <w:r>
         <w:rPr>
@@ -4708,7 +6683,35 @@
         <w:rPr>
           <w:lang w:val="pt-BR"/>
         </w:rPr>
-        <w:t>Implementação de tratamento seguro na redefinição de senha utilizando o método nativo user.set_password().</w:t>
+        <w:t xml:space="preserve">Implementação de tratamento seguro na redefinição de senha utilizando o método nativo </w:t>
+      </w:r>
+      <w:proofErr w:type="spellStart"/>
+      <w:r>
+        <w:rPr>
+          <w:lang w:val="pt-BR"/>
+        </w:rPr>
+        <w:t>user.set_</w:t>
+      </w:r>
+      <w:proofErr w:type="gramStart"/>
+      <w:r>
+        <w:rPr>
+          <w:lang w:val="pt-BR"/>
+        </w:rPr>
+        <w:t>password</w:t>
+      </w:r>
+      <w:proofErr w:type="spellEnd"/>
+      <w:r>
+        <w:rPr>
+          <w:lang w:val="pt-BR"/>
+        </w:rPr>
+        <w:t>(</w:t>
+      </w:r>
+      <w:proofErr w:type="gramEnd"/>
+      <w:r>
+        <w:rPr>
+          <w:lang w:val="pt-BR"/>
+        </w:rPr>
+        <w:t>).</w:t>
       </w:r>
     </w:p>
     <w:p>
@@ -4751,13 +6754,63 @@
           <w:bCs/>
           <w:lang w:val="pt-BR"/>
         </w:rPr>
-        <w:t>Como era no Template Materio:</w:t>
-      </w:r>
-      <w:r>
-        <w:rPr>
-          <w:lang w:val="pt-BR"/>
-        </w:rPr>
-        <w:t xml:space="preserve"> Possuía apenas a tela estática de validação ("Two Steps"), sem nenhuma lógica de geração de token, envio de e-mail ou validação de sessão intermediária.</w:t>
+        <w:t xml:space="preserve">Como era no </w:t>
+      </w:r>
+      <w:proofErr w:type="spellStart"/>
+      <w:r>
+        <w:rPr>
+          <w:b/>
+          <w:bCs/>
+          <w:lang w:val="pt-BR"/>
+        </w:rPr>
+        <w:t>Template</w:t>
+      </w:r>
+      <w:proofErr w:type="spellEnd"/>
+      <w:r>
+        <w:rPr>
+          <w:b/>
+          <w:bCs/>
+          <w:lang w:val="pt-BR"/>
+        </w:rPr>
+        <w:t xml:space="preserve"> </w:t>
+      </w:r>
+      <w:proofErr w:type="spellStart"/>
+      <w:r>
+        <w:rPr>
+          <w:b/>
+          <w:bCs/>
+          <w:lang w:val="pt-BR"/>
+        </w:rPr>
+        <w:t>Materio</w:t>
+      </w:r>
+      <w:proofErr w:type="spellEnd"/>
+      <w:r>
+        <w:rPr>
+          <w:b/>
+          <w:bCs/>
+          <w:lang w:val="pt-BR"/>
+        </w:rPr>
+        <w:t>:</w:t>
+      </w:r>
+      <w:r>
+        <w:rPr>
+          <w:lang w:val="pt-BR"/>
+        </w:rPr>
+        <w:t xml:space="preserve"> Possuía apenas a tela estática de validação ("</w:t>
+      </w:r>
+      <w:proofErr w:type="spellStart"/>
+      <w:r>
+        <w:rPr>
+          <w:lang w:val="pt-BR"/>
+        </w:rPr>
+        <w:t>Two</w:t>
+      </w:r>
+      <w:proofErr w:type="spellEnd"/>
+      <w:r>
+        <w:rPr>
+          <w:lang w:val="pt-BR"/>
+        </w:rPr>
+        <w:t xml:space="preserve"> Steps"), sem nenhuma lógica de geração de token, envio de e-mail ou validação de sessão intermediária.</w:t>
       </w:r>
     </w:p>
     <w:p>
@@ -4779,7 +6832,39 @@
           <w:b/>
           <w:bCs/>
         </w:rPr>
-        <w:t>Como ficou no projeto:</w:t>
+        <w:t xml:space="preserve">Como </w:t>
+      </w:r>
+      <w:proofErr w:type="spellStart"/>
+      <w:r>
+        <w:rPr>
+          <w:b/>
+          <w:bCs/>
+        </w:rPr>
+        <w:t>ficou</w:t>
+      </w:r>
+      <w:proofErr w:type="spellEnd"/>
+      <w:r>
+        <w:rPr>
+          <w:b/>
+          <w:bCs/>
+        </w:rPr>
+        <w:t xml:space="preserve"> no </w:t>
+      </w:r>
+      <w:proofErr w:type="spellStart"/>
+      <w:r>
+        <w:rPr>
+          <w:b/>
+          <w:bCs/>
+        </w:rPr>
+        <w:t>projeto</w:t>
+      </w:r>
+      <w:proofErr w:type="spellEnd"/>
+      <w:r>
+        <w:rPr>
+          <w:b/>
+          <w:bCs/>
+        </w:rPr>
+        <w:t>:</w:t>
       </w:r>
     </w:p>
     <w:p>
@@ -4883,13 +6968,63 @@
           <w:lang w:val="pt-BR"/>
         </w:rPr>
         <w:lastRenderedPageBreak/>
-        <w:t>Como era no Template Materio:</w:t>
-      </w:r>
-      <w:r>
-        <w:rPr>
-          <w:lang w:val="pt-BR"/>
-        </w:rPr>
-        <w:t xml:space="preserve"> Telas avulsas de "Esqueceu a Senha" e "Reset" apenas para fins de design de interface (front-end puro).</w:t>
+        <w:t xml:space="preserve">Como era no </w:t>
+      </w:r>
+      <w:proofErr w:type="spellStart"/>
+      <w:r>
+        <w:rPr>
+          <w:b/>
+          <w:bCs/>
+          <w:lang w:val="pt-BR"/>
+        </w:rPr>
+        <w:t>Template</w:t>
+      </w:r>
+      <w:proofErr w:type="spellEnd"/>
+      <w:r>
+        <w:rPr>
+          <w:b/>
+          <w:bCs/>
+          <w:lang w:val="pt-BR"/>
+        </w:rPr>
+        <w:t xml:space="preserve"> </w:t>
+      </w:r>
+      <w:proofErr w:type="spellStart"/>
+      <w:r>
+        <w:rPr>
+          <w:b/>
+          <w:bCs/>
+          <w:lang w:val="pt-BR"/>
+        </w:rPr>
+        <w:t>Materio</w:t>
+      </w:r>
+      <w:proofErr w:type="spellEnd"/>
+      <w:r>
+        <w:rPr>
+          <w:b/>
+          <w:bCs/>
+          <w:lang w:val="pt-BR"/>
+        </w:rPr>
+        <w:t>:</w:t>
+      </w:r>
+      <w:r>
+        <w:rPr>
+          <w:lang w:val="pt-BR"/>
+        </w:rPr>
+        <w:t xml:space="preserve"> Telas avulsas de "Esqueceu a Senha" e "Reset" apenas para fins de design de interface (front-</w:t>
+      </w:r>
+      <w:proofErr w:type="spellStart"/>
+      <w:r>
+        <w:rPr>
+          <w:lang w:val="pt-BR"/>
+        </w:rPr>
+        <w:t>end</w:t>
+      </w:r>
+      <w:proofErr w:type="spellEnd"/>
+      <w:r>
+        <w:rPr>
+          <w:lang w:val="pt-BR"/>
+        </w:rPr>
+        <w:t xml:space="preserve"> puro).</w:t>
       </w:r>
     </w:p>
     <w:p>
@@ -4911,7 +7046,39 @@
           <w:b/>
           <w:bCs/>
         </w:rPr>
-        <w:t>Como ficou no projeto:</w:t>
+        <w:t xml:space="preserve">Como </w:t>
+      </w:r>
+      <w:proofErr w:type="spellStart"/>
+      <w:r>
+        <w:rPr>
+          <w:b/>
+          <w:bCs/>
+        </w:rPr>
+        <w:t>ficou</w:t>
+      </w:r>
+      <w:proofErr w:type="spellEnd"/>
+      <w:r>
+        <w:rPr>
+          <w:b/>
+          <w:bCs/>
+        </w:rPr>
+        <w:t xml:space="preserve"> no </w:t>
+      </w:r>
+      <w:proofErr w:type="spellStart"/>
+      <w:r>
+        <w:rPr>
+          <w:b/>
+          <w:bCs/>
+        </w:rPr>
+        <w:t>projeto</w:t>
+      </w:r>
+      <w:proofErr w:type="spellEnd"/>
+      <w:r>
+        <w:rPr>
+          <w:b/>
+          <w:bCs/>
+        </w:rPr>
+        <w:t>:</w:t>
       </w:r>
     </w:p>
     <w:p>
@@ -4999,6 +7166,7 @@
         </w:rPr>
         <w:t xml:space="preserve">Mitigação de </w:t>
       </w:r>
+      <w:proofErr w:type="spellStart"/>
       <w:r>
         <w:rPr>
           <w:b/>
@@ -5007,8 +7175,31 @@
           <w:iCs/>
           <w:lang w:val="pt-BR"/>
         </w:rPr>
-        <w:t>User Enumeration</w:t>
-      </w:r>
+        <w:t>User</w:t>
+      </w:r>
+      <w:proofErr w:type="spellEnd"/>
+      <w:r>
+        <w:rPr>
+          <w:b/>
+          <w:bCs/>
+          <w:i/>
+          <w:iCs/>
+          <w:lang w:val="pt-BR"/>
+        </w:rPr>
+        <w:t xml:space="preserve"> </w:t>
+      </w:r>
+      <w:proofErr w:type="spellStart"/>
+      <w:r>
+        <w:rPr>
+          <w:b/>
+          <w:bCs/>
+          <w:i/>
+          <w:iCs/>
+          <w:lang w:val="pt-BR"/>
+        </w:rPr>
+        <w:t>Enumeration</w:t>
+      </w:r>
+      <w:proofErr w:type="spellEnd"/>
       <w:r>
         <w:rPr>
           <w:b/>
@@ -5021,7 +7212,35 @@
         <w:rPr>
           <w:lang w:val="pt-BR"/>
         </w:rPr>
-        <w:t xml:space="preserve"> A view de recuperação (AuthForgotPasswordView) exibe uma mensagem genérica de sucesso para o usuário ("Se o e-mail estiver cadastrado, as instruções foram enviadas"), independentemente de o e-mail existir ou não no banco de dados, impedindo que atacantes descubram quais e-mails estão cadastrados no sistema.</w:t>
+        <w:t xml:space="preserve"> A </w:t>
+      </w:r>
+      <w:proofErr w:type="spellStart"/>
+      <w:r>
+        <w:rPr>
+          <w:lang w:val="pt-BR"/>
+        </w:rPr>
+        <w:t>view</w:t>
+      </w:r>
+      <w:proofErr w:type="spellEnd"/>
+      <w:r>
+        <w:rPr>
+          <w:lang w:val="pt-BR"/>
+        </w:rPr>
+        <w:t xml:space="preserve"> de recuperação (</w:t>
+      </w:r>
+      <w:proofErr w:type="spellStart"/>
+      <w:r>
+        <w:rPr>
+          <w:lang w:val="pt-BR"/>
+        </w:rPr>
+        <w:t>AuthForgotPasswordView</w:t>
+      </w:r>
+      <w:proofErr w:type="spellEnd"/>
+      <w:r>
+        <w:rPr>
+          <w:lang w:val="pt-BR"/>
+        </w:rPr>
+        <w:t>) exibe uma mensagem genérica de sucesso para o usuário ("Se o e-mail estiver cadastrado, as instruções foram enviadas"), independentemente de o e-mail existir ou não no banco de dados, impedindo que atacantes descubram quais e-mails estão cadastrados no sistema.</w:t>
       </w:r>
     </w:p>
     <w:p>
@@ -5096,7 +7315,43 @@
           <w:bCs/>
           <w:lang w:val="pt-BR"/>
         </w:rPr>
-        <w:t>Como era no Template Materio / Configuração padrão:</w:t>
+        <w:t xml:space="preserve">Como era no </w:t>
+      </w:r>
+      <w:proofErr w:type="spellStart"/>
+      <w:r>
+        <w:rPr>
+          <w:b/>
+          <w:bCs/>
+          <w:lang w:val="pt-BR"/>
+        </w:rPr>
+        <w:t>Template</w:t>
+      </w:r>
+      <w:proofErr w:type="spellEnd"/>
+      <w:r>
+        <w:rPr>
+          <w:b/>
+          <w:bCs/>
+          <w:lang w:val="pt-BR"/>
+        </w:rPr>
+        <w:t xml:space="preserve"> </w:t>
+      </w:r>
+      <w:proofErr w:type="spellStart"/>
+      <w:r>
+        <w:rPr>
+          <w:b/>
+          <w:bCs/>
+          <w:lang w:val="pt-BR"/>
+        </w:rPr>
+        <w:t>Materio</w:t>
+      </w:r>
+      <w:proofErr w:type="spellEnd"/>
+      <w:r>
+        <w:rPr>
+          <w:b/>
+          <w:bCs/>
+          <w:lang w:val="pt-BR"/>
+        </w:rPr>
+        <w:t xml:space="preserve"> / Configuração padrão:</w:t>
       </w:r>
       <w:r>
         <w:rPr>
@@ -5124,7 +7379,39 @@
           <w:b/>
           <w:bCs/>
         </w:rPr>
-        <w:t>Como ficou no projeto:</w:t>
+        <w:t xml:space="preserve">Como </w:t>
+      </w:r>
+      <w:proofErr w:type="spellStart"/>
+      <w:r>
+        <w:rPr>
+          <w:b/>
+          <w:bCs/>
+        </w:rPr>
+        <w:t>ficou</w:t>
+      </w:r>
+      <w:proofErr w:type="spellEnd"/>
+      <w:r>
+        <w:rPr>
+          <w:b/>
+          <w:bCs/>
+        </w:rPr>
+        <w:t xml:space="preserve"> no </w:t>
+      </w:r>
+      <w:proofErr w:type="spellStart"/>
+      <w:r>
+        <w:rPr>
+          <w:b/>
+          <w:bCs/>
+        </w:rPr>
+        <w:t>projeto</w:t>
+      </w:r>
+      <w:proofErr w:type="spellEnd"/>
+      <w:r>
+        <w:rPr>
+          <w:b/>
+          <w:bCs/>
+        </w:rPr>
+        <w:t>:</w:t>
       </w:r>
     </w:p>
     <w:p>
@@ -5146,7 +7433,35 @@
         <w:rPr>
           <w:lang w:val="pt-BR"/>
         </w:rPr>
-        <w:t>Configuração do backend de e-mail do Django (EmailBackend) integrado ao servidor SMTP do Google (smtp.gmail.com via TLS na porta 587).</w:t>
+        <w:t xml:space="preserve">Configuração do </w:t>
+      </w:r>
+      <w:proofErr w:type="spellStart"/>
+      <w:r>
+        <w:rPr>
+          <w:lang w:val="pt-BR"/>
+        </w:rPr>
+        <w:t>backend</w:t>
+      </w:r>
+      <w:proofErr w:type="spellEnd"/>
+      <w:r>
+        <w:rPr>
+          <w:lang w:val="pt-BR"/>
+        </w:rPr>
+        <w:t xml:space="preserve"> de e-mail do Django (</w:t>
+      </w:r>
+      <w:proofErr w:type="spellStart"/>
+      <w:r>
+        <w:rPr>
+          <w:lang w:val="pt-BR"/>
+        </w:rPr>
+        <w:t>EmailBackend</w:t>
+      </w:r>
+      <w:proofErr w:type="spellEnd"/>
+      <w:r>
+        <w:rPr>
+          <w:lang w:val="pt-BR"/>
+        </w:rPr>
+        <w:t>) integrado ao servidor SMTP do Google (smtp.gmail.com via TLS na porta 587).</w:t>
       </w:r>
     </w:p>
     <w:p>
@@ -5183,8 +7498,20 @@
           <w:iCs/>
           <w:lang w:val="pt-BR"/>
         </w:rPr>
-        <w:t>App Passwords</w:t>
-      </w:r>
+        <w:t xml:space="preserve">App </w:t>
+      </w:r>
+      <w:proofErr w:type="spellStart"/>
+      <w:r>
+        <w:rPr>
+          <w:b/>
+          <w:bCs/>
+          <w:i/>
+          <w:iCs/>
+          <w:lang w:val="pt-BR"/>
+        </w:rPr>
+        <w:t>Passwords</w:t>
+      </w:r>
+      <w:proofErr w:type="spellEnd"/>
       <w:r>
         <w:rPr>
           <w:b/>
@@ -5197,7 +7524,49 @@
         <w:rPr>
           <w:lang w:val="pt-BR"/>
         </w:rPr>
-        <w:t xml:space="preserve"> Isolamento de credenciais utilizando a biblioteca python-decouple em um arquivo de ambiente oculto (.env), garantindo que senhas de e-mail e dados sensíveis nunca fiquem expostos no código-fonte do repositório Git.</w:t>
+        <w:t xml:space="preserve"> Isolamento de credenciais utilizando a biblioteca </w:t>
+      </w:r>
+      <w:proofErr w:type="spellStart"/>
+      <w:r>
+        <w:rPr>
+          <w:lang w:val="pt-BR"/>
+        </w:rPr>
+        <w:t>python-decouple</w:t>
+      </w:r>
+      <w:proofErr w:type="spellEnd"/>
+      <w:r>
+        <w:rPr>
+          <w:lang w:val="pt-BR"/>
+        </w:rPr>
+        <w:t xml:space="preserve"> em um arquivo de ambiente oculto (.</w:t>
+      </w:r>
+      <w:proofErr w:type="spellStart"/>
+      <w:r>
+        <w:rPr>
+          <w:lang w:val="pt-BR"/>
+        </w:rPr>
+        <w:t>env</w:t>
+      </w:r>
+      <w:proofErr w:type="spellEnd"/>
+      <w:r>
+        <w:rPr>
+          <w:lang w:val="pt-BR"/>
+        </w:rPr>
+        <w:t xml:space="preserve">), garantindo que senhas de e-mail e dados sensíveis nunca fiquem expostos no código-fonte do repositório </w:t>
+      </w:r>
+      <w:proofErr w:type="spellStart"/>
+      <w:r>
+        <w:rPr>
+          <w:lang w:val="pt-BR"/>
+        </w:rPr>
+        <w:t>Git</w:t>
+      </w:r>
+      <w:proofErr w:type="spellEnd"/>
+      <w:r>
+        <w:rPr>
+          <w:lang w:val="pt-BR"/>
+        </w:rPr>
+        <w:t>.</w:t>
       </w:r>
     </w:p>
     <w:p>
@@ -5240,7 +7609,43 @@
           <w:bCs/>
           <w:lang w:val="pt-BR"/>
         </w:rPr>
-        <w:t>Como era no Template Materio:</w:t>
+        <w:t xml:space="preserve">Como era no </w:t>
+      </w:r>
+      <w:proofErr w:type="spellStart"/>
+      <w:r>
+        <w:rPr>
+          <w:b/>
+          <w:bCs/>
+          <w:lang w:val="pt-BR"/>
+        </w:rPr>
+        <w:t>Template</w:t>
+      </w:r>
+      <w:proofErr w:type="spellEnd"/>
+      <w:r>
+        <w:rPr>
+          <w:b/>
+          <w:bCs/>
+          <w:lang w:val="pt-BR"/>
+        </w:rPr>
+        <w:t xml:space="preserve"> </w:t>
+      </w:r>
+      <w:proofErr w:type="spellStart"/>
+      <w:r>
+        <w:rPr>
+          <w:b/>
+          <w:bCs/>
+          <w:lang w:val="pt-BR"/>
+        </w:rPr>
+        <w:t>Materio</w:t>
+      </w:r>
+      <w:proofErr w:type="spellEnd"/>
+      <w:r>
+        <w:rPr>
+          <w:b/>
+          <w:bCs/>
+          <w:lang w:val="pt-BR"/>
+        </w:rPr>
+        <w:t>:</w:t>
       </w:r>
       <w:r>
         <w:rPr>
@@ -5268,7 +7673,39 @@
           <w:b/>
           <w:bCs/>
         </w:rPr>
-        <w:t>Como ficou no projeto:</w:t>
+        <w:t xml:space="preserve">Como </w:t>
+      </w:r>
+      <w:proofErr w:type="spellStart"/>
+      <w:r>
+        <w:rPr>
+          <w:b/>
+          <w:bCs/>
+        </w:rPr>
+        <w:t>ficou</w:t>
+      </w:r>
+      <w:proofErr w:type="spellEnd"/>
+      <w:r>
+        <w:rPr>
+          <w:b/>
+          <w:bCs/>
+        </w:rPr>
+        <w:t xml:space="preserve"> no </w:t>
+      </w:r>
+      <w:proofErr w:type="spellStart"/>
+      <w:r>
+        <w:rPr>
+          <w:b/>
+          <w:bCs/>
+        </w:rPr>
+        <w:t>projeto</w:t>
+      </w:r>
+      <w:proofErr w:type="spellEnd"/>
+      <w:r>
+        <w:rPr>
+          <w:b/>
+          <w:bCs/>
+        </w:rPr>
+        <w:t>:</w:t>
       </w:r>
     </w:p>
     <w:p>
@@ -5290,7 +7727,49 @@
         <w:rPr>
           <w:lang w:val="pt-BR"/>
         </w:rPr>
-        <w:t>Aplicação estrita do LoginRequiredMixin em todas as views sensíveis e protegidas do sistema (como a DashboardsView).</w:t>
+        <w:t xml:space="preserve">Aplicação estrita do </w:t>
+      </w:r>
+      <w:proofErr w:type="spellStart"/>
+      <w:r>
+        <w:rPr>
+          <w:lang w:val="pt-BR"/>
+        </w:rPr>
+        <w:t>LoginRequiredMixin</w:t>
+      </w:r>
+      <w:proofErr w:type="spellEnd"/>
+      <w:r>
+        <w:rPr>
+          <w:lang w:val="pt-BR"/>
+        </w:rPr>
+        <w:t xml:space="preserve"> em todas as </w:t>
+      </w:r>
+      <w:proofErr w:type="spellStart"/>
+      <w:r>
+        <w:rPr>
+          <w:lang w:val="pt-BR"/>
+        </w:rPr>
+        <w:t>views</w:t>
+      </w:r>
+      <w:proofErr w:type="spellEnd"/>
+      <w:r>
+        <w:rPr>
+          <w:lang w:val="pt-BR"/>
+        </w:rPr>
+        <w:t xml:space="preserve"> sensíveis e protegidas do sistema (como a </w:t>
+      </w:r>
+      <w:proofErr w:type="spellStart"/>
+      <w:r>
+        <w:rPr>
+          <w:lang w:val="pt-BR"/>
+        </w:rPr>
+        <w:t>DashboardsView</w:t>
+      </w:r>
+      <w:proofErr w:type="spellEnd"/>
+      <w:r>
+        <w:rPr>
+          <w:lang w:val="pt-BR"/>
+        </w:rPr>
+        <w:t>).</w:t>
       </w:r>
     </w:p>
     <w:p>
@@ -5328,7 +7807,21 @@
         <w:rPr>
           <w:lang w:val="pt-BR"/>
         </w:rPr>
-        <w:t xml:space="preserve"> (/auth/login/), blindando a aplicação contra acessos anônimos indevidos.</w:t>
+        <w:t xml:space="preserve"> (/</w:t>
+      </w:r>
+      <w:proofErr w:type="spellStart"/>
+      <w:r>
+        <w:rPr>
+          <w:lang w:val="pt-BR"/>
+        </w:rPr>
+        <w:t>auth</w:t>
+      </w:r>
+      <w:proofErr w:type="spellEnd"/>
+      <w:r>
+        <w:rPr>
+          <w:lang w:val="pt-BR"/>
+        </w:rPr>
+        <w:t>/login/), blindando a aplicação contra acessos anônimos indevidos.</w:t>
       </w:r>
     </w:p>
     <w:p>
@@ -5371,7 +7864,43 @@
           <w:bCs/>
           <w:lang w:val="pt-BR"/>
         </w:rPr>
-        <w:t>Como era no Template Materio:</w:t>
+        <w:t xml:space="preserve">Como era no </w:t>
+      </w:r>
+      <w:proofErr w:type="spellStart"/>
+      <w:r>
+        <w:rPr>
+          <w:b/>
+          <w:bCs/>
+          <w:lang w:val="pt-BR"/>
+        </w:rPr>
+        <w:t>Template</w:t>
+      </w:r>
+      <w:proofErr w:type="spellEnd"/>
+      <w:r>
+        <w:rPr>
+          <w:b/>
+          <w:bCs/>
+          <w:lang w:val="pt-BR"/>
+        </w:rPr>
+        <w:t xml:space="preserve"> </w:t>
+      </w:r>
+      <w:proofErr w:type="spellStart"/>
+      <w:r>
+        <w:rPr>
+          <w:b/>
+          <w:bCs/>
+          <w:lang w:val="pt-BR"/>
+        </w:rPr>
+        <w:t>Materio</w:t>
+      </w:r>
+      <w:proofErr w:type="spellEnd"/>
+      <w:r>
+        <w:rPr>
+          <w:b/>
+          <w:bCs/>
+          <w:lang w:val="pt-BR"/>
+        </w:rPr>
+        <w:t>:</w:t>
       </w:r>
       <w:r>
         <w:rPr>
@@ -5399,7 +7928,39 @@
           <w:b/>
           <w:bCs/>
         </w:rPr>
-        <w:t>Como ficou no projeto:</w:t>
+        <w:t xml:space="preserve">Como </w:t>
+      </w:r>
+      <w:proofErr w:type="spellStart"/>
+      <w:r>
+        <w:rPr>
+          <w:b/>
+          <w:bCs/>
+        </w:rPr>
+        <w:t>ficou</w:t>
+      </w:r>
+      <w:proofErr w:type="spellEnd"/>
+      <w:r>
+        <w:rPr>
+          <w:b/>
+          <w:bCs/>
+        </w:rPr>
+        <w:t xml:space="preserve"> no </w:t>
+      </w:r>
+      <w:proofErr w:type="spellStart"/>
+      <w:r>
+        <w:rPr>
+          <w:b/>
+          <w:bCs/>
+        </w:rPr>
+        <w:t>projeto</w:t>
+      </w:r>
+      <w:proofErr w:type="spellEnd"/>
+      <w:r>
+        <w:rPr>
+          <w:b/>
+          <w:bCs/>
+        </w:rPr>
+        <w:t>:</w:t>
       </w:r>
     </w:p>
     <w:p>
@@ -5421,7 +7982,35 @@
         <w:rPr>
           <w:lang w:val="pt-BR"/>
         </w:rPr>
-        <w:t xml:space="preserve">Criação da AuthLogoutView que destrói completamente a sessão ativa do Django (logout(request)), limpa os tokens residuais de 2FA e reset de senha </w:t>
+        <w:t xml:space="preserve">Criação da </w:t>
+      </w:r>
+      <w:proofErr w:type="spellStart"/>
+      <w:r>
+        <w:rPr>
+          <w:lang w:val="pt-BR"/>
+        </w:rPr>
+        <w:t>AuthLogoutView</w:t>
+      </w:r>
+      <w:proofErr w:type="spellEnd"/>
+      <w:r>
+        <w:rPr>
+          <w:lang w:val="pt-BR"/>
+        </w:rPr>
+        <w:t xml:space="preserve"> que destrói completamente a sessão ativa do Django (logout(</w:t>
+      </w:r>
+      <w:proofErr w:type="spellStart"/>
+      <w:r>
+        <w:rPr>
+          <w:lang w:val="pt-BR"/>
+        </w:rPr>
+        <w:t>request</w:t>
+      </w:r>
+      <w:proofErr w:type="spellEnd"/>
+      <w:r>
+        <w:rPr>
+          <w:lang w:val="pt-BR"/>
+        </w:rPr>
+        <w:t xml:space="preserve">)), limpa os tokens residuais de 2FA e reset de senha </w:t>
       </w:r>
       <w:r>
         <w:rPr>
@@ -5465,21 +8054,81 @@
         <w:rPr>
           <w:lang w:val="pt-BR"/>
         </w:rPr>
-        <w:t xml:space="preserve">Com essas implementações, o projeto evoluiu de um template puramente estático de interface (Materio) para uma </w:t>
-      </w:r>
-      <w:r>
-        <w:rPr>
-          <w:b/>
-          <w:bCs/>
-          <w:lang w:val="pt-BR"/>
-        </w:rPr>
-        <w:t>aplicação web full-stack robusta e segura</w:t>
-      </w:r>
-      <w:r>
-        <w:rPr>
-          <w:lang w:val="pt-BR"/>
-        </w:rPr>
-        <w:t>, aderindo às principais recomendações de segurança de software e pronta para o deploy produtivo em ambientes de nuvem (como uma Oracle VPS).</w:t>
+        <w:t xml:space="preserve">Com essas implementações, o projeto evoluiu de um </w:t>
+      </w:r>
+      <w:proofErr w:type="spellStart"/>
+      <w:r>
+        <w:rPr>
+          <w:lang w:val="pt-BR"/>
+        </w:rPr>
+        <w:t>template</w:t>
+      </w:r>
+      <w:proofErr w:type="spellEnd"/>
+      <w:r>
+        <w:rPr>
+          <w:lang w:val="pt-BR"/>
+        </w:rPr>
+        <w:t xml:space="preserve"> puramente estático de interface (</w:t>
+      </w:r>
+      <w:proofErr w:type="spellStart"/>
+      <w:r>
+        <w:rPr>
+          <w:lang w:val="pt-BR"/>
+        </w:rPr>
+        <w:t>Materio</w:t>
+      </w:r>
+      <w:proofErr w:type="spellEnd"/>
+      <w:r>
+        <w:rPr>
+          <w:lang w:val="pt-BR"/>
+        </w:rPr>
+        <w:t xml:space="preserve">) para uma </w:t>
+      </w:r>
+      <w:r>
+        <w:rPr>
+          <w:b/>
+          <w:bCs/>
+          <w:lang w:val="pt-BR"/>
+        </w:rPr>
+        <w:t xml:space="preserve">aplicação web </w:t>
+      </w:r>
+      <w:proofErr w:type="spellStart"/>
+      <w:r>
+        <w:rPr>
+          <w:b/>
+          <w:bCs/>
+          <w:lang w:val="pt-BR"/>
+        </w:rPr>
+        <w:t>full-stack</w:t>
+      </w:r>
+      <w:proofErr w:type="spellEnd"/>
+      <w:r>
+        <w:rPr>
+          <w:b/>
+          <w:bCs/>
+          <w:lang w:val="pt-BR"/>
+        </w:rPr>
+        <w:t xml:space="preserve"> robusta e segura</w:t>
+      </w:r>
+      <w:r>
+        <w:rPr>
+          <w:lang w:val="pt-BR"/>
+        </w:rPr>
+        <w:t xml:space="preserve">, aderindo às principais recomendações de segurança de software e pronta para o </w:t>
+      </w:r>
+      <w:proofErr w:type="spellStart"/>
+      <w:r>
+        <w:rPr>
+          <w:lang w:val="pt-BR"/>
+        </w:rPr>
+        <w:t>deploy</w:t>
+      </w:r>
+      <w:proofErr w:type="spellEnd"/>
+      <w:r>
+        <w:rPr>
+          <w:lang w:val="pt-BR"/>
+        </w:rPr>
+        <w:t xml:space="preserve"> produtivo em ambientes de nuvem (como uma Oracle VPS).</w:t>
       </w:r>
     </w:p>
     <w:p>
@@ -5710,12 +8359,37 @@
           <w:bCs/>
         </w:rPr>
       </w:pPr>
-      <w:r>
-        <w:rPr>
-          <w:b/>
-          <w:bCs/>
-        </w:rPr>
-        <w:t>Fluxo Principal (Caminho Feliz):</w:t>
+      <w:proofErr w:type="spellStart"/>
+      <w:r>
+        <w:rPr>
+          <w:b/>
+          <w:bCs/>
+        </w:rPr>
+        <w:t>Fluxo</w:t>
+      </w:r>
+      <w:proofErr w:type="spellEnd"/>
+      <w:r>
+        <w:rPr>
+          <w:b/>
+          <w:bCs/>
+        </w:rPr>
+        <w:t xml:space="preserve"> Principal (</w:t>
+      </w:r>
+      <w:proofErr w:type="spellStart"/>
+      <w:r>
+        <w:rPr>
+          <w:b/>
+          <w:bCs/>
+        </w:rPr>
+        <w:t>Caminho</w:t>
+      </w:r>
+      <w:proofErr w:type="spellEnd"/>
+      <w:r>
+        <w:rPr>
+          <w:b/>
+          <w:bCs/>
+        </w:rPr>
+        <w:t xml:space="preserve"> Feliz):</w:t>
       </w:r>
     </w:p>
     <w:p>
@@ -5733,7 +8407,21 @@
           <w:lang w:val="pt-BR"/>
         </w:rPr>
         <w:lastRenderedPageBreak/>
-        <w:t>O usuário acessa a tela de login da aplicação (/auth/login/).</w:t>
+        <w:t>O usuário acessa a tela de login da aplicação (/</w:t>
+      </w:r>
+      <w:proofErr w:type="spellStart"/>
+      <w:r>
+        <w:rPr>
+          <w:lang w:val="pt-BR"/>
+        </w:rPr>
+        <w:t>auth</w:t>
+      </w:r>
+      <w:proofErr w:type="spellEnd"/>
+      <w:r>
+        <w:rPr>
+          <w:lang w:val="pt-BR"/>
+        </w:rPr>
+        <w:t>/login/).</w:t>
       </w:r>
     </w:p>
     <w:p>
@@ -5805,7 +8493,35 @@
         <w:rPr>
           <w:lang w:val="pt-BR"/>
         </w:rPr>
-        <w:t>O sistema valida as credenciais contra o banco de dados utilizando hashing criptográfico (authenticate).</w:t>
+        <w:t xml:space="preserve">O sistema valida as credenciais contra o banco de dados utilizando </w:t>
+      </w:r>
+      <w:proofErr w:type="spellStart"/>
+      <w:r>
+        <w:rPr>
+          <w:lang w:val="pt-BR"/>
+        </w:rPr>
+        <w:t>hashing</w:t>
+      </w:r>
+      <w:proofErr w:type="spellEnd"/>
+      <w:r>
+        <w:rPr>
+          <w:lang w:val="pt-BR"/>
+        </w:rPr>
+        <w:t xml:space="preserve"> criptográfico (</w:t>
+      </w:r>
+      <w:proofErr w:type="spellStart"/>
+      <w:r>
+        <w:rPr>
+          <w:lang w:val="pt-BR"/>
+        </w:rPr>
+        <w:t>authenticate</w:t>
+      </w:r>
+      <w:proofErr w:type="spellEnd"/>
+      <w:r>
+        <w:rPr>
+          <w:lang w:val="pt-BR"/>
+        </w:rPr>
+        <w:t>).</w:t>
       </w:r>
     </w:p>
     <w:p>
@@ -5891,7 +8607,21 @@
         <w:rPr>
           <w:lang w:val="pt-BR"/>
         </w:rPr>
-        <w:t>O sistema redireciona o usuário para a tela de validação de dois fatores (/auth/2fa/).</w:t>
+        <w:t>O sistema redireciona o usuário para a tela de validação de dois fatores (/</w:t>
+      </w:r>
+      <w:proofErr w:type="spellStart"/>
+      <w:r>
+        <w:rPr>
+          <w:lang w:val="pt-BR"/>
+        </w:rPr>
+        <w:t>auth</w:t>
+      </w:r>
+      <w:proofErr w:type="spellEnd"/>
+      <w:r>
+        <w:rPr>
+          <w:lang w:val="pt-BR"/>
+        </w:rPr>
+        <w:t>/2fa/).</w:t>
       </w:r>
     </w:p>
     <w:p>
@@ -5963,29 +8693,90 @@
         <w:rPr>
           <w:lang w:val="pt-BR"/>
         </w:rPr>
-        <w:t>O sistema efetiva o login oficial do usuário (login(request, user)), limpa os dados temporários de 2FA da sessão, grava o cookie de sessão no navegador e redireciona o usuário para o painel principal (/).</w:t>
-      </w:r>
-    </w:p>
-    <w:p>
-      <w:pPr>
-        <w:rPr>
-          <w:lang w:val="pt-BR"/>
-        </w:rPr>
-      </w:pPr>
-    </w:p>
-    <w:p>
-      <w:pPr>
-        <w:rPr>
-          <w:b/>
-          <w:bCs/>
-        </w:rPr>
-      </w:pPr>
-      <w:r>
-        <w:rPr>
-          <w:b/>
-          <w:bCs/>
-        </w:rPr>
-        <w:t>Fluxos Alternativos / Exceções:</w:t>
+        <w:t>O sistema efetiva o login oficial do usuário (</w:t>
+      </w:r>
+      <w:proofErr w:type="gramStart"/>
+      <w:r>
+        <w:rPr>
+          <w:lang w:val="pt-BR"/>
+        </w:rPr>
+        <w:t>login(</w:t>
+      </w:r>
+      <w:proofErr w:type="spellStart"/>
+      <w:proofErr w:type="gramEnd"/>
+      <w:r>
+        <w:rPr>
+          <w:lang w:val="pt-BR"/>
+        </w:rPr>
+        <w:t>request</w:t>
+      </w:r>
+      <w:proofErr w:type="spellEnd"/>
+      <w:r>
+        <w:rPr>
+          <w:lang w:val="pt-BR"/>
+        </w:rPr>
+        <w:t xml:space="preserve">, </w:t>
+      </w:r>
+      <w:proofErr w:type="spellStart"/>
+      <w:r>
+        <w:rPr>
+          <w:lang w:val="pt-BR"/>
+        </w:rPr>
+        <w:t>user</w:t>
+      </w:r>
+      <w:proofErr w:type="spellEnd"/>
+      <w:r>
+        <w:rPr>
+          <w:lang w:val="pt-BR"/>
+        </w:rPr>
+        <w:t>)), limpa os dados temporários de 2FA da sessão, grava o cookie de sessão no navegador e redireciona o usuário para o painel principal (/).</w:t>
+      </w:r>
+    </w:p>
+    <w:p>
+      <w:pPr>
+        <w:rPr>
+          <w:lang w:val="pt-BR"/>
+        </w:rPr>
+      </w:pPr>
+    </w:p>
+    <w:p>
+      <w:pPr>
+        <w:rPr>
+          <w:b/>
+          <w:bCs/>
+        </w:rPr>
+      </w:pPr>
+      <w:proofErr w:type="spellStart"/>
+      <w:r>
+        <w:rPr>
+          <w:b/>
+          <w:bCs/>
+        </w:rPr>
+        <w:t>Fluxos</w:t>
+      </w:r>
+      <w:proofErr w:type="spellEnd"/>
+      <w:r>
+        <w:rPr>
+          <w:b/>
+          <w:bCs/>
+        </w:rPr>
+        <w:t xml:space="preserve"> Alternativos / </w:t>
+      </w:r>
+      <w:proofErr w:type="spellStart"/>
+      <w:r>
+        <w:rPr>
+          <w:b/>
+          <w:bCs/>
+        </w:rPr>
+        <w:t>Exceções</w:t>
+      </w:r>
+      <w:proofErr w:type="spellEnd"/>
+      <w:r>
+        <w:rPr>
+          <w:b/>
+          <w:bCs/>
+        </w:rPr>
+        <w:t>:</w:t>
       </w:r>
     </w:p>
     <w:p>
@@ -6000,7 +8791,39 @@
           <w:b/>
           <w:bCs/>
         </w:rPr>
-        <w:t>A4a. Credenciais Inválidas (Passo 4):</w:t>
+        <w:t xml:space="preserve">A4a. </w:t>
+      </w:r>
+      <w:proofErr w:type="spellStart"/>
+      <w:r>
+        <w:rPr>
+          <w:b/>
+          <w:bCs/>
+        </w:rPr>
+        <w:t>Credenciais</w:t>
+      </w:r>
+      <w:proofErr w:type="spellEnd"/>
+      <w:r>
+        <w:rPr>
+          <w:b/>
+          <w:bCs/>
+        </w:rPr>
+        <w:t xml:space="preserve"> </w:t>
+      </w:r>
+      <w:proofErr w:type="spellStart"/>
+      <w:r>
+        <w:rPr>
+          <w:b/>
+          <w:bCs/>
+        </w:rPr>
+        <w:t>Inválidas</w:t>
+      </w:r>
+      <w:proofErr w:type="spellEnd"/>
+      <w:r>
+        <w:rPr>
+          <w:b/>
+          <w:bCs/>
+        </w:rPr>
+        <w:t xml:space="preserve"> (Passo 4):</w:t>
       </w:r>
     </w:p>
     <w:p>
@@ -6154,8 +8977,13 @@
         <w:t>Ator Principal:</w:t>
       </w:r>
       <w:r>
-        <w:t xml:space="preserve"> Usuário</w:t>
-      </w:r>
+        <w:t xml:space="preserve"> </w:t>
+      </w:r>
+      <w:proofErr w:type="spellStart"/>
+      <w:r>
+        <w:t>Usuário</w:t>
+      </w:r>
+      <w:proofErr w:type="spellEnd"/>
     </w:p>
     <w:p/>
     <w:p>
@@ -6244,29 +9072,68 @@
         <w:rPr>
           <w:lang w:val="pt-BR"/>
         </w:rPr>
-        <w:t xml:space="preserve"> A senha do usuário é atualizada de forma segura no banco de dados com novo hash, permitindo novo acesso.</w:t>
-      </w:r>
-    </w:p>
-    <w:p>
-      <w:pPr>
-        <w:rPr>
-          <w:lang w:val="pt-BR"/>
-        </w:rPr>
-      </w:pPr>
-    </w:p>
-    <w:p>
-      <w:pPr>
-        <w:rPr>
-          <w:b/>
-          <w:bCs/>
-        </w:rPr>
-      </w:pPr>
-      <w:r>
-        <w:rPr>
-          <w:b/>
-          <w:bCs/>
-        </w:rPr>
-        <w:t>Fluxo Principal (Caminho Feliz):</w:t>
+        <w:t xml:space="preserve"> A senha do usuário é atualizada de forma segura no banco de dados com novo </w:t>
+      </w:r>
+      <w:proofErr w:type="spellStart"/>
+      <w:r>
+        <w:rPr>
+          <w:lang w:val="pt-BR"/>
+        </w:rPr>
+        <w:t>hash</w:t>
+      </w:r>
+      <w:proofErr w:type="spellEnd"/>
+      <w:r>
+        <w:rPr>
+          <w:lang w:val="pt-BR"/>
+        </w:rPr>
+        <w:t>, permitindo novo acesso.</w:t>
+      </w:r>
+    </w:p>
+    <w:p>
+      <w:pPr>
+        <w:rPr>
+          <w:lang w:val="pt-BR"/>
+        </w:rPr>
+      </w:pPr>
+    </w:p>
+    <w:p>
+      <w:pPr>
+        <w:rPr>
+          <w:b/>
+          <w:bCs/>
+        </w:rPr>
+      </w:pPr>
+      <w:proofErr w:type="spellStart"/>
+      <w:r>
+        <w:rPr>
+          <w:b/>
+          <w:bCs/>
+        </w:rPr>
+        <w:t>Fluxo</w:t>
+      </w:r>
+      <w:proofErr w:type="spellEnd"/>
+      <w:r>
+        <w:rPr>
+          <w:b/>
+          <w:bCs/>
+        </w:rPr>
+        <w:t xml:space="preserve"> Principal (</w:t>
+      </w:r>
+      <w:proofErr w:type="spellStart"/>
+      <w:r>
+        <w:rPr>
+          <w:b/>
+          <w:bCs/>
+        </w:rPr>
+        <w:t>Caminho</w:t>
+      </w:r>
+      <w:proofErr w:type="spellEnd"/>
+      <w:r>
+        <w:rPr>
+          <w:b/>
+          <w:bCs/>
+        </w:rPr>
+        <w:t xml:space="preserve"> Feliz):</w:t>
       </w:r>
     </w:p>
     <w:p>
@@ -6321,7 +9188,35 @@
         <w:rPr>
           <w:lang w:val="pt-BR"/>
         </w:rPr>
-        <w:t>O sistema direciona o usuário para a tela de solicitação (/auth/forgot_password/).</w:t>
+        <w:t>O sistema direciona o usuário para a tela de solicitação (/</w:t>
+      </w:r>
+      <w:proofErr w:type="spellStart"/>
+      <w:r>
+        <w:rPr>
+          <w:lang w:val="pt-BR"/>
+        </w:rPr>
+        <w:t>auth</w:t>
+      </w:r>
+      <w:proofErr w:type="spellEnd"/>
+      <w:r>
+        <w:rPr>
+          <w:lang w:val="pt-BR"/>
+        </w:rPr>
+        <w:t>/</w:t>
+      </w:r>
+      <w:proofErr w:type="spellStart"/>
+      <w:r>
+        <w:rPr>
+          <w:lang w:val="pt-BR"/>
+        </w:rPr>
+        <w:t>forgot_password</w:t>
+      </w:r>
+      <w:proofErr w:type="spellEnd"/>
+      <w:r>
+        <w:rPr>
+          <w:lang w:val="pt-BR"/>
+        </w:rPr>
+        <w:t>/).</w:t>
       </w:r>
     </w:p>
     <w:p>
@@ -6407,7 +9302,21 @@
         <w:rPr>
           <w:lang w:val="pt-BR"/>
         </w:rPr>
-        <w:t>, armazena o token e o user_id na sessão temporária.</w:t>
+        <w:t xml:space="preserve">, armazena o token e o </w:t>
+      </w:r>
+      <w:proofErr w:type="spellStart"/>
+      <w:r>
+        <w:rPr>
+          <w:lang w:val="pt-BR"/>
+        </w:rPr>
+        <w:t>user_id</w:t>
+      </w:r>
+      <w:proofErr w:type="spellEnd"/>
+      <w:r>
+        <w:rPr>
+          <w:lang w:val="pt-BR"/>
+        </w:rPr>
+        <w:t xml:space="preserve"> na sessão temporária.</w:t>
       </w:r>
     </w:p>
     <w:p>
@@ -6455,7 +9364,35 @@
         <w:rPr>
           <w:lang w:val="pt-BR"/>
         </w:rPr>
-        <w:t>O sistema redireciona o usuário para a tela de redefinição de senha (/auth/reset_password/).</w:t>
+        <w:t>O sistema redireciona o usuário para a tela de redefinição de senha (/</w:t>
+      </w:r>
+      <w:proofErr w:type="spellStart"/>
+      <w:r>
+        <w:rPr>
+          <w:lang w:val="pt-BR"/>
+        </w:rPr>
+        <w:t>auth</w:t>
+      </w:r>
+      <w:proofErr w:type="spellEnd"/>
+      <w:r>
+        <w:rPr>
+          <w:lang w:val="pt-BR"/>
+        </w:rPr>
+        <w:t>/</w:t>
+      </w:r>
+      <w:proofErr w:type="spellStart"/>
+      <w:r>
+        <w:rPr>
+          <w:lang w:val="pt-BR"/>
+        </w:rPr>
+        <w:t>reset_password</w:t>
+      </w:r>
+      <w:proofErr w:type="spellEnd"/>
+      <w:r>
+        <w:rPr>
+          <w:lang w:val="pt-BR"/>
+        </w:rPr>
+        <w:t>/).</w:t>
       </w:r>
     </w:p>
     <w:p>
@@ -6541,7 +9478,49 @@
         <w:rPr>
           <w:lang w:val="pt-BR"/>
         </w:rPr>
-        <w:t>O sistema recupera o usuário, aplica criptografia de hash segura à nova senha utilizando o método user.set_password(nova_senha) e salva o registro no banco de dados.</w:t>
+        <w:t xml:space="preserve">O sistema recupera o usuário, aplica criptografia de </w:t>
+      </w:r>
+      <w:proofErr w:type="spellStart"/>
+      <w:r>
+        <w:rPr>
+          <w:lang w:val="pt-BR"/>
+        </w:rPr>
+        <w:t>hash</w:t>
+      </w:r>
+      <w:proofErr w:type="spellEnd"/>
+      <w:r>
+        <w:rPr>
+          <w:lang w:val="pt-BR"/>
+        </w:rPr>
+        <w:t xml:space="preserve"> segura à nova senha utilizando o método </w:t>
+      </w:r>
+      <w:proofErr w:type="spellStart"/>
+      <w:r>
+        <w:rPr>
+          <w:lang w:val="pt-BR"/>
+        </w:rPr>
+        <w:t>user.set_password</w:t>
+      </w:r>
+      <w:proofErr w:type="spellEnd"/>
+      <w:r>
+        <w:rPr>
+          <w:lang w:val="pt-BR"/>
+        </w:rPr>
+        <w:t>(</w:t>
+      </w:r>
+      <w:proofErr w:type="spellStart"/>
+      <w:r>
+        <w:rPr>
+          <w:lang w:val="pt-BR"/>
+        </w:rPr>
+        <w:t>nova_senha</w:t>
+      </w:r>
+      <w:proofErr w:type="spellEnd"/>
+      <w:r>
+        <w:rPr>
+          <w:lang w:val="pt-BR"/>
+        </w:rPr>
+        <w:t>) e salva o registro no banco de dados.</w:t>
       </w:r>
     </w:p>
     <w:p>
@@ -6582,12 +9561,37 @@
           <w:bCs/>
         </w:rPr>
       </w:pPr>
-      <w:r>
-        <w:rPr>
-          <w:b/>
-          <w:bCs/>
-        </w:rPr>
-        <w:t>Fluxos Alternativos / Exceções:</w:t>
+      <w:proofErr w:type="spellStart"/>
+      <w:r>
+        <w:rPr>
+          <w:b/>
+          <w:bCs/>
+        </w:rPr>
+        <w:t>Fluxos</w:t>
+      </w:r>
+      <w:proofErr w:type="spellEnd"/>
+      <w:r>
+        <w:rPr>
+          <w:b/>
+          <w:bCs/>
+        </w:rPr>
+        <w:t xml:space="preserve"> Alternativos / </w:t>
+      </w:r>
+      <w:proofErr w:type="spellStart"/>
+      <w:r>
+        <w:rPr>
+          <w:b/>
+          <w:bCs/>
+        </w:rPr>
+        <w:t>Exceções</w:t>
+      </w:r>
+      <w:proofErr w:type="spellEnd"/>
+      <w:r>
+        <w:rPr>
+          <w:b/>
+          <w:bCs/>
+        </w:rPr>
+        <w:t>:</w:t>
       </w:r>
     </w:p>
     <w:p>
@@ -6609,6 +9613,7 @@
         <w:lastRenderedPageBreak/>
         <w:t xml:space="preserve">A4b. E-mail não cadastrado (Mitigação de </w:t>
       </w:r>
+      <w:proofErr w:type="spellStart"/>
       <w:r>
         <w:rPr>
           <w:b/>
@@ -6617,8 +9622,31 @@
           <w:iCs/>
           <w:lang w:val="pt-BR"/>
         </w:rPr>
-        <w:t>User Enumeration</w:t>
-      </w:r>
+        <w:t>User</w:t>
+      </w:r>
+      <w:proofErr w:type="spellEnd"/>
+      <w:r>
+        <w:rPr>
+          <w:b/>
+          <w:bCs/>
+          <w:i/>
+          <w:iCs/>
+          <w:lang w:val="pt-BR"/>
+        </w:rPr>
+        <w:t xml:space="preserve"> </w:t>
+      </w:r>
+      <w:proofErr w:type="spellStart"/>
+      <w:r>
+        <w:rPr>
+          <w:b/>
+          <w:bCs/>
+          <w:i/>
+          <w:iCs/>
+          <w:lang w:val="pt-BR"/>
+        </w:rPr>
+        <w:t>Enumeration</w:t>
+      </w:r>
+      <w:proofErr w:type="spellEnd"/>
       <w:r>
         <w:rPr>
           <w:b/>
@@ -6655,7 +9683,21 @@
         <w:rPr>
           <w:lang w:val="pt-BR"/>
         </w:rPr>
-        <w:t xml:space="preserve">Por motivos de segurança contra ataques de enumeração de contas, se o e-mail informado não existir no banco de dados, o sistema </w:t>
+        <w:t xml:space="preserve">Por motivos de segurança </w:t>
+      </w:r>
+      <w:proofErr w:type="gramStart"/>
+      <w:r>
+        <w:rPr>
+          <w:lang w:val="pt-BR"/>
+        </w:rPr>
+        <w:t>contra ataques</w:t>
+      </w:r>
+      <w:proofErr w:type="gramEnd"/>
+      <w:r>
+        <w:rPr>
+          <w:lang w:val="pt-BR"/>
+        </w:rPr>
+        <w:t xml:space="preserve"> de enumeração de contas, se o e-mail informado não existir no banco de dados, o sistema </w:t>
       </w:r>
       <w:r>
         <w:rPr>
@@ -6766,7 +9808,49 @@
         <w:rPr>
           <w:lang w:val="pt-BR"/>
         </w:rPr>
-        <w:t xml:space="preserve"> (Unified Modeling Language).</w:t>
+        <w:t xml:space="preserve"> (</w:t>
+      </w:r>
+      <w:proofErr w:type="spellStart"/>
+      <w:r>
+        <w:rPr>
+          <w:lang w:val="pt-BR"/>
+        </w:rPr>
+        <w:t>Unified</w:t>
+      </w:r>
+      <w:proofErr w:type="spellEnd"/>
+      <w:r>
+        <w:rPr>
+          <w:lang w:val="pt-BR"/>
+        </w:rPr>
+        <w:t xml:space="preserve"> </w:t>
+      </w:r>
+      <w:proofErr w:type="spellStart"/>
+      <w:r>
+        <w:rPr>
+          <w:lang w:val="pt-BR"/>
+        </w:rPr>
+        <w:t>Modeling</w:t>
+      </w:r>
+      <w:proofErr w:type="spellEnd"/>
+      <w:r>
+        <w:rPr>
+          <w:lang w:val="pt-BR"/>
+        </w:rPr>
+        <w:t xml:space="preserve"> </w:t>
+      </w:r>
+      <w:proofErr w:type="spellStart"/>
+      <w:r>
+        <w:rPr>
+          <w:lang w:val="pt-BR"/>
+        </w:rPr>
+        <w:t>Language</w:t>
+      </w:r>
+      <w:proofErr w:type="spellEnd"/>
+      <w:r>
+        <w:rPr>
+          <w:lang w:val="pt-BR"/>
+        </w:rPr>
+        <w:t>).</w:t>
       </w:r>
     </w:p>
     <w:p>
@@ -6788,6 +9872,7 @@
         </w:rPr>
         <w:t xml:space="preserve">Como a modelagem visual em texto é feita através de descrições estruturadas ou códigos (como o padrão </w:t>
       </w:r>
+      <w:proofErr w:type="spellStart"/>
       <w:r>
         <w:rPr>
           <w:b/>
@@ -6796,11 +9881,40 @@
         </w:rPr>
         <w:t>PlantUML</w:t>
       </w:r>
-      <w:r>
-        <w:rPr>
-          <w:lang w:val="pt-BR"/>
-        </w:rPr>
-        <w:t xml:space="preserve"> que pode ser renderizado em ferramentas como Visual Studio Code, Notion ou draw.io), abaixo trago duas coisas fundamentais para o seu trabalho:</w:t>
+      <w:proofErr w:type="spellEnd"/>
+      <w:r>
+        <w:rPr>
+          <w:lang w:val="pt-BR"/>
+        </w:rPr>
+        <w:t xml:space="preserve"> que pode ser renderizado em ferramentas como Visual Studio </w:t>
+      </w:r>
+      <w:proofErr w:type="spellStart"/>
+      <w:r>
+        <w:rPr>
+          <w:lang w:val="pt-BR"/>
+        </w:rPr>
+        <w:t>Code</w:t>
+      </w:r>
+      <w:proofErr w:type="spellEnd"/>
+      <w:r>
+        <w:rPr>
+          <w:lang w:val="pt-BR"/>
+        </w:rPr>
+        <w:t xml:space="preserve">, </w:t>
+      </w:r>
+      <w:proofErr w:type="spellStart"/>
+      <w:r>
+        <w:rPr>
+          <w:lang w:val="pt-BR"/>
+        </w:rPr>
+        <w:t>Notion</w:t>
+      </w:r>
+      <w:proofErr w:type="spellEnd"/>
+      <w:r>
+        <w:rPr>
+          <w:lang w:val="pt-BR"/>
+        </w:rPr>
+        <w:t xml:space="preserve"> ou draw.io), abaixo trago duas coisas fundamentais para o seu trabalho:</w:t>
       </w:r>
     </w:p>
     <w:p>
@@ -6832,8 +9946,18 @@
           <w:bCs/>
           <w:lang w:val="pt-BR"/>
         </w:rPr>
-        <w:t>O Diagrama de Casos de Uso em formato PlantUML</w:t>
-      </w:r>
+        <w:t xml:space="preserve">O Diagrama de Casos de Uso em formato </w:t>
+      </w:r>
+      <w:proofErr w:type="spellStart"/>
+      <w:r>
+        <w:rPr>
+          <w:b/>
+          <w:bCs/>
+          <w:lang w:val="pt-BR"/>
+        </w:rPr>
+        <w:t>PlantUML</w:t>
+      </w:r>
+      <w:proofErr w:type="spellEnd"/>
       <w:r>
         <w:rPr>
           <w:lang w:val="pt-BR"/>
@@ -6894,7 +10018,25 @@
           <w:bCs/>
           <w:lang w:val="pt-BR"/>
         </w:rPr>
-        <w:t>1. Código PlantUML para o Diagrama de Casos de Uso</w:t>
+        <w:t xml:space="preserve">1. Código </w:t>
+      </w:r>
+      <w:proofErr w:type="spellStart"/>
+      <w:r>
+        <w:rPr>
+          <w:b/>
+          <w:bCs/>
+          <w:lang w:val="pt-BR"/>
+        </w:rPr>
+        <w:t>PlantUML</w:t>
+      </w:r>
+      <w:proofErr w:type="spellEnd"/>
+      <w:r>
+        <w:rPr>
+          <w:b/>
+          <w:bCs/>
+          <w:lang w:val="pt-BR"/>
+        </w:rPr>
+        <w:t xml:space="preserve"> para o Diagrama de Casos de Uso</w:t>
       </w:r>
     </w:p>
     <w:p>
@@ -6908,8 +10050,37 @@
           <w:lang w:val="pt-BR"/>
         </w:rPr>
         <w:lastRenderedPageBreak/>
-        <w:t xml:space="preserve">Se você for usar o PlantUML (ou extensões do VS Code como </w:t>
-      </w:r>
+        <w:t xml:space="preserve">Se você for usar o </w:t>
+      </w:r>
+      <w:proofErr w:type="spellStart"/>
+      <w:r>
+        <w:rPr>
+          <w:lang w:val="pt-BR"/>
+        </w:rPr>
+        <w:t>PlantUML</w:t>
+      </w:r>
+      <w:proofErr w:type="spellEnd"/>
+      <w:r>
+        <w:rPr>
+          <w:lang w:val="pt-BR"/>
+        </w:rPr>
+        <w:t xml:space="preserve"> (ou extensões do VS </w:t>
+      </w:r>
+      <w:proofErr w:type="spellStart"/>
+      <w:r>
+        <w:rPr>
+          <w:lang w:val="pt-BR"/>
+        </w:rPr>
+        <w:t>Code</w:t>
+      </w:r>
+      <w:proofErr w:type="spellEnd"/>
+      <w:r>
+        <w:rPr>
+          <w:lang w:val="pt-BR"/>
+        </w:rPr>
+        <w:t xml:space="preserve"> como </w:t>
+      </w:r>
+      <w:proofErr w:type="spellStart"/>
       <w:r>
         <w:rPr>
           <w:i/>
@@ -6918,6 +10089,7 @@
         </w:rPr>
         <w:t>PlantUML</w:t>
       </w:r>
+      <w:proofErr w:type="spellEnd"/>
       <w:r>
         <w:rPr>
           <w:lang w:val="pt-BR"/>
@@ -6940,8 +10112,13 @@
     </w:p>
     <w:p>
       <w:r>
-        <w:t>Snippet de código</w:t>
-      </w:r>
+        <w:t xml:space="preserve">Snippet de </w:t>
+      </w:r>
+      <w:proofErr w:type="spellStart"/>
+      <w:r>
+        <w:t>código</w:t>
+      </w:r>
+      <w:proofErr w:type="spellEnd"/>
     </w:p>
     <w:p>
       <w:r>
@@ -6959,142 +10136,330 @@
           <w:lang w:val="pt-BR"/>
         </w:rPr>
       </w:pPr>
-      <w:r>
-        <w:rPr>
-          <w:lang w:val="pt-BR"/>
-        </w:rPr>
-        <w:t>skinparam packageStyle rectangle</w:t>
-      </w:r>
-    </w:p>
-    <w:p>
-      <w:pPr>
-        <w:rPr>
-          <w:lang w:val="pt-BR"/>
-        </w:rPr>
-      </w:pPr>
-    </w:p>
-    <w:p>
-      <w:pPr>
-        <w:rPr>
-          <w:lang w:val="pt-BR"/>
-        </w:rPr>
-      </w:pPr>
-      <w:r>
-        <w:rPr>
-          <w:lang w:val="pt-BR"/>
-        </w:rPr>
-        <w:t>actor "Usuário / Administrador" as User</w:t>
-      </w:r>
-    </w:p>
-    <w:p>
-      <w:pPr>
-        <w:rPr>
-          <w:lang w:val="pt-BR"/>
-        </w:rPr>
-      </w:pPr>
-      <w:r>
-        <w:rPr>
-          <w:lang w:val="pt-BR"/>
-        </w:rPr>
-        <w:t>actor "Servidor SMTP (Gmail)" as SMTP</w:t>
-      </w:r>
-    </w:p>
-    <w:p>
-      <w:pPr>
-        <w:rPr>
-          <w:lang w:val="pt-BR"/>
-        </w:rPr>
-      </w:pPr>
-    </w:p>
-    <w:p>
-      <w:pPr>
-        <w:rPr>
-          <w:lang w:val="pt-BR"/>
-        </w:rPr>
-      </w:pPr>
-      <w:r>
-        <w:rPr>
-          <w:lang w:val="pt-BR"/>
-        </w:rPr>
-        <w:t>rectangle "Sistema Web Django (TCC de Segurança)" {</w:t>
-      </w:r>
-    </w:p>
-    <w:p>
-      <w:pPr>
-        <w:rPr>
-          <w:lang w:val="pt-BR"/>
-        </w:rPr>
-      </w:pPr>
-      <w:r>
-        <w:rPr>
-          <w:lang w:val="pt-BR"/>
-        </w:rPr>
-        <w:t xml:space="preserve">    usecase "Efetuar Login (Autenticação)" as UC1</w:t>
-      </w:r>
-    </w:p>
-    <w:p>
-      <w:pPr>
-        <w:rPr>
-          <w:lang w:val="pt-BR"/>
-        </w:rPr>
-      </w:pPr>
-      <w:r>
-        <w:rPr>
-          <w:lang w:val="pt-BR"/>
-        </w:rPr>
-        <w:t xml:space="preserve">    usecase "Validar Autenticação 2FA\n(Código de 6 dígitos)" as UC2</w:t>
-      </w:r>
-    </w:p>
-    <w:p>
-      <w:pPr>
-        <w:rPr>
-          <w:lang w:val="pt-BR"/>
-        </w:rPr>
-      </w:pPr>
-      <w:r>
-        <w:rPr>
-          <w:lang w:val="pt-BR"/>
-        </w:rPr>
-        <w:t xml:space="preserve">    usecase "Solicitar Recuperação de Senha\n(Esqueci minha senha)" as UC3</w:t>
-      </w:r>
-    </w:p>
-    <w:p>
-      <w:pPr>
-        <w:rPr>
-          <w:lang w:val="pt-BR"/>
-        </w:rPr>
-      </w:pPr>
-      <w:r>
-        <w:rPr>
-          <w:lang w:val="pt-BR"/>
-        </w:rPr>
-        <w:t xml:space="preserve">    usecase "Redefinir Senha com Token\ne Hash Seguro" as UC4</w:t>
-      </w:r>
-    </w:p>
-    <w:p>
-      <w:pPr>
-        <w:rPr>
-          <w:lang w:val="pt-BR"/>
-        </w:rPr>
-      </w:pPr>
-      <w:r>
-        <w:rPr>
-          <w:lang w:val="pt-BR"/>
-        </w:rPr>
-        <w:t xml:space="preserve">    usecase "Acessar Dashboard Protegido" as UC5</w:t>
-      </w:r>
-    </w:p>
-    <w:p>
-      <w:pPr>
-        <w:rPr>
-          <w:lang w:val="pt-BR"/>
-        </w:rPr>
-      </w:pPr>
-      <w:r>
-        <w:rPr>
-          <w:lang w:val="pt-BR"/>
-        </w:rPr>
-        <w:t xml:space="preserve">    usecase "Encerrar Sessão (Logout)" as UC6</w:t>
+      <w:proofErr w:type="spellStart"/>
+      <w:r>
+        <w:rPr>
+          <w:lang w:val="pt-BR"/>
+        </w:rPr>
+        <w:t>skinparam</w:t>
+      </w:r>
+      <w:proofErr w:type="spellEnd"/>
+      <w:r>
+        <w:rPr>
+          <w:lang w:val="pt-BR"/>
+        </w:rPr>
+        <w:t xml:space="preserve"> </w:t>
+      </w:r>
+      <w:proofErr w:type="spellStart"/>
+      <w:r>
+        <w:rPr>
+          <w:lang w:val="pt-BR"/>
+        </w:rPr>
+        <w:t>packageStyle</w:t>
+      </w:r>
+      <w:proofErr w:type="spellEnd"/>
+      <w:r>
+        <w:rPr>
+          <w:lang w:val="pt-BR"/>
+        </w:rPr>
+        <w:t xml:space="preserve"> </w:t>
+      </w:r>
+      <w:proofErr w:type="spellStart"/>
+      <w:r>
+        <w:rPr>
+          <w:lang w:val="pt-BR"/>
+        </w:rPr>
+        <w:t>rectangle</w:t>
+      </w:r>
+      <w:proofErr w:type="spellEnd"/>
+    </w:p>
+    <w:p>
+      <w:pPr>
+        <w:rPr>
+          <w:lang w:val="pt-BR"/>
+        </w:rPr>
+      </w:pPr>
+    </w:p>
+    <w:p>
+      <w:pPr>
+        <w:rPr>
+          <w:lang w:val="pt-BR"/>
+        </w:rPr>
+      </w:pPr>
+      <w:proofErr w:type="spellStart"/>
+      <w:r>
+        <w:rPr>
+          <w:lang w:val="pt-BR"/>
+        </w:rPr>
+        <w:t>actor</w:t>
+      </w:r>
+      <w:proofErr w:type="spellEnd"/>
+      <w:r>
+        <w:rPr>
+          <w:lang w:val="pt-BR"/>
+        </w:rPr>
+        <w:t xml:space="preserve"> "Usuário / Administrador" as </w:t>
+      </w:r>
+      <w:proofErr w:type="spellStart"/>
+      <w:r>
+        <w:rPr>
+          <w:lang w:val="pt-BR"/>
+        </w:rPr>
+        <w:t>User</w:t>
+      </w:r>
+      <w:proofErr w:type="spellEnd"/>
+    </w:p>
+    <w:p>
+      <w:pPr>
+        <w:rPr>
+          <w:lang w:val="pt-BR"/>
+        </w:rPr>
+      </w:pPr>
+      <w:proofErr w:type="spellStart"/>
+      <w:r>
+        <w:rPr>
+          <w:lang w:val="pt-BR"/>
+        </w:rPr>
+        <w:t>actor</w:t>
+      </w:r>
+      <w:proofErr w:type="spellEnd"/>
+      <w:r>
+        <w:rPr>
+          <w:lang w:val="pt-BR"/>
+        </w:rPr>
+        <w:t xml:space="preserve"> "Servidor SMTP (Gmail)" as SMTP</w:t>
+      </w:r>
+    </w:p>
+    <w:p>
+      <w:pPr>
+        <w:rPr>
+          <w:lang w:val="pt-BR"/>
+        </w:rPr>
+      </w:pPr>
+    </w:p>
+    <w:p>
+      <w:pPr>
+        <w:rPr>
+          <w:lang w:val="pt-BR"/>
+        </w:rPr>
+      </w:pPr>
+      <w:proofErr w:type="spellStart"/>
+      <w:r>
+        <w:rPr>
+          <w:lang w:val="pt-BR"/>
+        </w:rPr>
+        <w:t>rectangle</w:t>
+      </w:r>
+      <w:proofErr w:type="spellEnd"/>
+      <w:r>
+        <w:rPr>
+          <w:lang w:val="pt-BR"/>
+        </w:rPr>
+        <w:t xml:space="preserve"> "Sistema Web Django (TCC de Segurança)" {</w:t>
+      </w:r>
+    </w:p>
+    <w:p>
+      <w:pPr>
+        <w:rPr>
+          <w:lang w:val="pt-BR"/>
+        </w:rPr>
+      </w:pPr>
+      <w:r>
+        <w:rPr>
+          <w:lang w:val="pt-BR"/>
+        </w:rPr>
+        <w:t xml:space="preserve">    </w:t>
+      </w:r>
+      <w:proofErr w:type="spellStart"/>
+      <w:r>
+        <w:rPr>
+          <w:lang w:val="pt-BR"/>
+        </w:rPr>
+        <w:t>usecase</w:t>
+      </w:r>
+      <w:proofErr w:type="spellEnd"/>
+      <w:r>
+        <w:rPr>
+          <w:lang w:val="pt-BR"/>
+        </w:rPr>
+        <w:t xml:space="preserve"> "Efetuar Login (Autenticação)" as UC1</w:t>
+      </w:r>
+    </w:p>
+    <w:p>
+      <w:pPr>
+        <w:rPr>
+          <w:lang w:val="pt-BR"/>
+        </w:rPr>
+      </w:pPr>
+      <w:r>
+        <w:rPr>
+          <w:lang w:val="pt-BR"/>
+        </w:rPr>
+        <w:t xml:space="preserve">    </w:t>
+      </w:r>
+      <w:proofErr w:type="spellStart"/>
+      <w:r>
+        <w:rPr>
+          <w:lang w:val="pt-BR"/>
+        </w:rPr>
+        <w:t>usecase</w:t>
+      </w:r>
+      <w:proofErr w:type="spellEnd"/>
+      <w:r>
+        <w:rPr>
+          <w:lang w:val="pt-BR"/>
+        </w:rPr>
+        <w:t xml:space="preserve"> "Validar Autenticação 2FA\</w:t>
+      </w:r>
+      <w:proofErr w:type="gramStart"/>
+      <w:r>
+        <w:rPr>
+          <w:lang w:val="pt-BR"/>
+        </w:rPr>
+        <w:t>n(</w:t>
+      </w:r>
+      <w:proofErr w:type="gramEnd"/>
+      <w:r>
+        <w:rPr>
+          <w:lang w:val="pt-BR"/>
+        </w:rPr>
+        <w:t>Código de 6 dígitos)" as UC2</w:t>
+      </w:r>
+    </w:p>
+    <w:p>
+      <w:pPr>
+        <w:rPr>
+          <w:lang w:val="pt-BR"/>
+        </w:rPr>
+      </w:pPr>
+      <w:r>
+        <w:rPr>
+          <w:lang w:val="pt-BR"/>
+        </w:rPr>
+        <w:t xml:space="preserve">    </w:t>
+      </w:r>
+      <w:proofErr w:type="spellStart"/>
+      <w:r>
+        <w:rPr>
+          <w:lang w:val="pt-BR"/>
+        </w:rPr>
+        <w:t>usecase</w:t>
+      </w:r>
+      <w:proofErr w:type="spellEnd"/>
+      <w:r>
+        <w:rPr>
+          <w:lang w:val="pt-BR"/>
+        </w:rPr>
+        <w:t xml:space="preserve"> "Solicitar Recuperação de Senha\</w:t>
+      </w:r>
+      <w:proofErr w:type="gramStart"/>
+      <w:r>
+        <w:rPr>
+          <w:lang w:val="pt-BR"/>
+        </w:rPr>
+        <w:t>n(</w:t>
+      </w:r>
+      <w:proofErr w:type="gramEnd"/>
+      <w:r>
+        <w:rPr>
+          <w:lang w:val="pt-BR"/>
+        </w:rPr>
+        <w:t>Esqueci minha senha)" as UC3</w:t>
+      </w:r>
+    </w:p>
+    <w:p>
+      <w:pPr>
+        <w:rPr>
+          <w:lang w:val="pt-BR"/>
+        </w:rPr>
+      </w:pPr>
+      <w:r>
+        <w:rPr>
+          <w:lang w:val="pt-BR"/>
+        </w:rPr>
+        <w:t xml:space="preserve">    </w:t>
+      </w:r>
+      <w:proofErr w:type="spellStart"/>
+      <w:r>
+        <w:rPr>
+          <w:lang w:val="pt-BR"/>
+        </w:rPr>
+        <w:t>usecase</w:t>
+      </w:r>
+      <w:proofErr w:type="spellEnd"/>
+      <w:r>
+        <w:rPr>
+          <w:lang w:val="pt-BR"/>
+        </w:rPr>
+        <w:t xml:space="preserve"> "Redefinir Senha com Token\ne </w:t>
+      </w:r>
+      <w:proofErr w:type="spellStart"/>
+      <w:r>
+        <w:rPr>
+          <w:lang w:val="pt-BR"/>
+        </w:rPr>
+        <w:t>Hash</w:t>
+      </w:r>
+      <w:proofErr w:type="spellEnd"/>
+      <w:r>
+        <w:rPr>
+          <w:lang w:val="pt-BR"/>
+        </w:rPr>
+        <w:t xml:space="preserve"> Seguro" as UC4</w:t>
+      </w:r>
+    </w:p>
+    <w:p>
+      <w:pPr>
+        <w:rPr>
+          <w:lang w:val="pt-BR"/>
+        </w:rPr>
+      </w:pPr>
+      <w:r>
+        <w:rPr>
+          <w:lang w:val="pt-BR"/>
+        </w:rPr>
+        <w:t xml:space="preserve">    </w:t>
+      </w:r>
+      <w:proofErr w:type="spellStart"/>
+      <w:r>
+        <w:rPr>
+          <w:lang w:val="pt-BR"/>
+        </w:rPr>
+        <w:t>usecase</w:t>
+      </w:r>
+      <w:proofErr w:type="spellEnd"/>
+      <w:r>
+        <w:rPr>
+          <w:lang w:val="pt-BR"/>
+        </w:rPr>
+        <w:t xml:space="preserve"> "Acessar Dashboard Protegido" as UC5</w:t>
+      </w:r>
+    </w:p>
+    <w:p>
+      <w:pPr>
+        <w:rPr>
+          <w:lang w:val="pt-BR"/>
+        </w:rPr>
+      </w:pPr>
+      <w:r>
+        <w:rPr>
+          <w:lang w:val="pt-BR"/>
+        </w:rPr>
+        <w:t xml:space="preserve">    </w:t>
+      </w:r>
+      <w:proofErr w:type="spellStart"/>
+      <w:r>
+        <w:rPr>
+          <w:lang w:val="pt-BR"/>
+        </w:rPr>
+        <w:t>usecase</w:t>
+      </w:r>
+      <w:proofErr w:type="spellEnd"/>
+      <w:r>
+        <w:rPr>
+          <w:lang w:val="pt-BR"/>
+        </w:rPr>
+        <w:t xml:space="preserve"> "Encerrar Sessão (Logout)" as UC6</w:t>
       </w:r>
     </w:p>
     <w:p>
@@ -7123,156 +10488,302 @@
           <w:lang w:val="pt-BR"/>
         </w:rPr>
       </w:pPr>
-      <w:r>
-        <w:rPr>
-          <w:lang w:val="pt-BR"/>
-        </w:rPr>
-        <w:t>User --&gt; UC1</w:t>
-      </w:r>
-    </w:p>
-    <w:p>
-      <w:pPr>
-        <w:rPr>
-          <w:lang w:val="pt-BR"/>
-        </w:rPr>
-      </w:pPr>
-      <w:r>
-        <w:rPr>
-          <w:lang w:val="pt-BR"/>
-        </w:rPr>
-        <w:t>UC1 --&gt; SMTP : Dispara token 2FA</w:t>
-      </w:r>
-    </w:p>
-    <w:p>
-      <w:pPr>
-        <w:rPr>
-          <w:lang w:val="pt-BR"/>
-        </w:rPr>
-      </w:pPr>
-      <w:r>
-        <w:rPr>
-          <w:lang w:val="pt-BR"/>
-        </w:rPr>
-        <w:t>UC1 ..&gt; UC2 : &lt;&lt;include&gt;&gt; (Exige)</w:t>
-      </w:r>
-    </w:p>
-    <w:p>
-      <w:pPr>
-        <w:rPr>
-          <w:lang w:val="pt-BR"/>
-        </w:rPr>
-      </w:pPr>
-      <w:r>
-        <w:rPr>
-          <w:lang w:val="pt-BR"/>
-        </w:rPr>
-        <w:t>User --&gt; UC2</w:t>
-      </w:r>
-    </w:p>
-    <w:p>
-      <w:pPr>
-        <w:rPr>
-          <w:lang w:val="pt-BR"/>
-        </w:rPr>
-      </w:pPr>
-      <w:r>
-        <w:rPr>
-          <w:lang w:val="pt-BR"/>
-        </w:rPr>
-        <w:t>UC2 --&gt; UC5 : Concede Acesso</w:t>
-      </w:r>
-    </w:p>
-    <w:p>
-      <w:pPr>
-        <w:rPr>
-          <w:lang w:val="pt-BR"/>
-        </w:rPr>
-      </w:pPr>
-    </w:p>
-    <w:p>
-      <w:pPr>
-        <w:rPr>
-          <w:lang w:val="pt-BR"/>
-        </w:rPr>
-      </w:pPr>
+      <w:proofErr w:type="spellStart"/>
+      <w:r>
+        <w:rPr>
+          <w:lang w:val="pt-BR"/>
+        </w:rPr>
+        <w:t>User</w:t>
+      </w:r>
+      <w:proofErr w:type="spellEnd"/>
+      <w:r>
+        <w:rPr>
+          <w:lang w:val="pt-BR"/>
+        </w:rPr>
+        <w:t xml:space="preserve"> --&gt; UC1</w:t>
+      </w:r>
+    </w:p>
+    <w:p>
+      <w:pPr>
+        <w:rPr>
+          <w:lang w:val="pt-BR"/>
+        </w:rPr>
+      </w:pPr>
+      <w:r>
+        <w:rPr>
+          <w:lang w:val="pt-BR"/>
+        </w:rPr>
+        <w:t xml:space="preserve">UC1 --&gt; </w:t>
+      </w:r>
+      <w:proofErr w:type="gramStart"/>
+      <w:r>
+        <w:rPr>
+          <w:lang w:val="pt-BR"/>
+        </w:rPr>
+        <w:t>SMTP :</w:t>
+      </w:r>
+      <w:proofErr w:type="gramEnd"/>
+      <w:r>
+        <w:rPr>
+          <w:lang w:val="pt-BR"/>
+        </w:rPr>
+        <w:t xml:space="preserve"> Dispara token 2FA</w:t>
+      </w:r>
+    </w:p>
+    <w:p>
+      <w:pPr>
+        <w:rPr>
+          <w:lang w:val="pt-BR"/>
+        </w:rPr>
+      </w:pPr>
+      <w:r>
+        <w:rPr>
+          <w:lang w:val="pt-BR"/>
+        </w:rPr>
+        <w:t>UC1</w:t>
+      </w:r>
+      <w:proofErr w:type="gramStart"/>
+      <w:r>
+        <w:rPr>
+          <w:lang w:val="pt-BR"/>
+        </w:rPr>
+        <w:t xml:space="preserve"> ..</w:t>
+      </w:r>
+      <w:proofErr w:type="gramEnd"/>
+      <w:r>
+        <w:rPr>
+          <w:lang w:val="pt-BR"/>
+        </w:rPr>
+        <w:t>&gt; UC</w:t>
+      </w:r>
+      <w:proofErr w:type="gramStart"/>
+      <w:r>
+        <w:rPr>
+          <w:lang w:val="pt-BR"/>
+        </w:rPr>
+        <w:t>2 :</w:t>
+      </w:r>
+      <w:proofErr w:type="gramEnd"/>
+      <w:r>
+        <w:rPr>
+          <w:lang w:val="pt-BR"/>
+        </w:rPr>
+        <w:t xml:space="preserve"> &lt;&lt;include&gt;&gt; (Exige)</w:t>
+      </w:r>
+    </w:p>
+    <w:p>
+      <w:pPr>
+        <w:rPr>
+          <w:lang w:val="pt-BR"/>
+        </w:rPr>
+      </w:pPr>
+      <w:proofErr w:type="spellStart"/>
+      <w:r>
+        <w:rPr>
+          <w:lang w:val="pt-BR"/>
+        </w:rPr>
+        <w:t>User</w:t>
+      </w:r>
+      <w:proofErr w:type="spellEnd"/>
+      <w:r>
+        <w:rPr>
+          <w:lang w:val="pt-BR"/>
+        </w:rPr>
+        <w:t xml:space="preserve"> --&gt; UC2</w:t>
+      </w:r>
+    </w:p>
+    <w:p>
+      <w:pPr>
+        <w:rPr>
+          <w:lang w:val="pt-BR"/>
+        </w:rPr>
+      </w:pPr>
+      <w:r>
+        <w:rPr>
+          <w:lang w:val="pt-BR"/>
+        </w:rPr>
+        <w:t>UC2 --&gt; UC</w:t>
+      </w:r>
+      <w:proofErr w:type="gramStart"/>
+      <w:r>
+        <w:rPr>
+          <w:lang w:val="pt-BR"/>
+        </w:rPr>
+        <w:t>5 :</w:t>
+      </w:r>
+      <w:proofErr w:type="gramEnd"/>
+      <w:r>
+        <w:rPr>
+          <w:lang w:val="pt-BR"/>
+        </w:rPr>
+        <w:t xml:space="preserve"> Concede Acesso</w:t>
+      </w:r>
+    </w:p>
+    <w:p>
+      <w:pPr>
+        <w:rPr>
+          <w:lang w:val="pt-BR"/>
+        </w:rPr>
+      </w:pPr>
+    </w:p>
+    <w:p>
+      <w:pPr>
+        <w:rPr>
+          <w:lang w:val="pt-BR"/>
+        </w:rPr>
+      </w:pPr>
+      <w:proofErr w:type="spellStart"/>
       <w:r>
         <w:rPr>
           <w:lang w:val="pt-BR"/>
         </w:rPr>
         <w:lastRenderedPageBreak/>
-        <w:t>User --&gt; UC3</w:t>
-      </w:r>
-    </w:p>
-    <w:p>
-      <w:pPr>
-        <w:rPr>
-          <w:lang w:val="pt-BR"/>
-        </w:rPr>
-      </w:pPr>
-      <w:r>
-        <w:rPr>
-          <w:lang w:val="pt-BR"/>
-        </w:rPr>
-        <w:t>UC3 --&gt; SMTP : Dispara token de recuperação</w:t>
-      </w:r>
-    </w:p>
-    <w:p>
-      <w:pPr>
-        <w:rPr>
-          <w:lang w:val="pt-BR"/>
-        </w:rPr>
-      </w:pPr>
-      <w:r>
-        <w:rPr>
-          <w:lang w:val="pt-BR"/>
-        </w:rPr>
-        <w:t>UC3 ..&gt; UC4 : &lt;&lt;include&gt;&gt; (Exige)</w:t>
-      </w:r>
-    </w:p>
-    <w:p>
-      <w:pPr>
-        <w:rPr>
-          <w:lang w:val="pt-BR"/>
-        </w:rPr>
-      </w:pPr>
-      <w:r>
-        <w:rPr>
-          <w:lang w:val="pt-BR"/>
-        </w:rPr>
-        <w:t>User --&gt; UC4</w:t>
-      </w:r>
-    </w:p>
-    <w:p>
-      <w:pPr>
-        <w:rPr>
-          <w:lang w:val="pt-BR"/>
-        </w:rPr>
-      </w:pPr>
-    </w:p>
-    <w:p>
-      <w:pPr>
-        <w:rPr>
-          <w:lang w:val="pt-BR"/>
-        </w:rPr>
-      </w:pPr>
-      <w:r>
-        <w:rPr>
-          <w:lang w:val="pt-BR"/>
-        </w:rPr>
-        <w:t>User --&gt; UC5</w:t>
-      </w:r>
-    </w:p>
-    <w:p>
-      <w:pPr>
-        <w:rPr>
-          <w:lang w:val="pt-BR"/>
-        </w:rPr>
-      </w:pPr>
-      <w:r>
-        <w:rPr>
-          <w:lang w:val="pt-BR"/>
-        </w:rPr>
-        <w:t>User --&gt; UC6</w:t>
+        <w:t>User</w:t>
+      </w:r>
+      <w:proofErr w:type="spellEnd"/>
+      <w:r>
+        <w:rPr>
+          <w:lang w:val="pt-BR"/>
+        </w:rPr>
+        <w:t xml:space="preserve"> --&gt; UC3</w:t>
+      </w:r>
+    </w:p>
+    <w:p>
+      <w:pPr>
+        <w:rPr>
+          <w:lang w:val="pt-BR"/>
+        </w:rPr>
+      </w:pPr>
+      <w:r>
+        <w:rPr>
+          <w:lang w:val="pt-BR"/>
+        </w:rPr>
+        <w:t xml:space="preserve">UC3 --&gt; </w:t>
+      </w:r>
+      <w:proofErr w:type="gramStart"/>
+      <w:r>
+        <w:rPr>
+          <w:lang w:val="pt-BR"/>
+        </w:rPr>
+        <w:t>SMTP :</w:t>
+      </w:r>
+      <w:proofErr w:type="gramEnd"/>
+      <w:r>
+        <w:rPr>
+          <w:lang w:val="pt-BR"/>
+        </w:rPr>
+        <w:t xml:space="preserve"> Dispara token de recuperação</w:t>
+      </w:r>
+    </w:p>
+    <w:p>
+      <w:pPr>
+        <w:rPr>
+          <w:lang w:val="pt-BR"/>
+        </w:rPr>
+      </w:pPr>
+      <w:r>
+        <w:rPr>
+          <w:lang w:val="pt-BR"/>
+        </w:rPr>
+        <w:t>UC3</w:t>
+      </w:r>
+      <w:proofErr w:type="gramStart"/>
+      <w:r>
+        <w:rPr>
+          <w:lang w:val="pt-BR"/>
+        </w:rPr>
+        <w:t xml:space="preserve"> ..</w:t>
+      </w:r>
+      <w:proofErr w:type="gramEnd"/>
+      <w:r>
+        <w:rPr>
+          <w:lang w:val="pt-BR"/>
+        </w:rPr>
+        <w:t>&gt; UC</w:t>
+      </w:r>
+      <w:proofErr w:type="gramStart"/>
+      <w:r>
+        <w:rPr>
+          <w:lang w:val="pt-BR"/>
+        </w:rPr>
+        <w:t>4 :</w:t>
+      </w:r>
+      <w:proofErr w:type="gramEnd"/>
+      <w:r>
+        <w:rPr>
+          <w:lang w:val="pt-BR"/>
+        </w:rPr>
+        <w:t xml:space="preserve"> &lt;&lt;include&gt;&gt; (Exige)</w:t>
+      </w:r>
+    </w:p>
+    <w:p>
+      <w:pPr>
+        <w:rPr>
+          <w:lang w:val="pt-BR"/>
+        </w:rPr>
+      </w:pPr>
+      <w:proofErr w:type="spellStart"/>
+      <w:r>
+        <w:rPr>
+          <w:lang w:val="pt-BR"/>
+        </w:rPr>
+        <w:t>User</w:t>
+      </w:r>
+      <w:proofErr w:type="spellEnd"/>
+      <w:r>
+        <w:rPr>
+          <w:lang w:val="pt-BR"/>
+        </w:rPr>
+        <w:t xml:space="preserve"> --&gt; UC4</w:t>
+      </w:r>
+    </w:p>
+    <w:p>
+      <w:pPr>
+        <w:rPr>
+          <w:lang w:val="pt-BR"/>
+        </w:rPr>
+      </w:pPr>
+    </w:p>
+    <w:p>
+      <w:pPr>
+        <w:rPr>
+          <w:lang w:val="pt-BR"/>
+        </w:rPr>
+      </w:pPr>
+      <w:proofErr w:type="spellStart"/>
+      <w:r>
+        <w:rPr>
+          <w:lang w:val="pt-BR"/>
+        </w:rPr>
+        <w:t>User</w:t>
+      </w:r>
+      <w:proofErr w:type="spellEnd"/>
+      <w:r>
+        <w:rPr>
+          <w:lang w:val="pt-BR"/>
+        </w:rPr>
+        <w:t xml:space="preserve"> --&gt; UC5</w:t>
+      </w:r>
+    </w:p>
+    <w:p>
+      <w:pPr>
+        <w:rPr>
+          <w:lang w:val="pt-BR"/>
+        </w:rPr>
+      </w:pPr>
+      <w:proofErr w:type="spellStart"/>
+      <w:r>
+        <w:rPr>
+          <w:lang w:val="pt-BR"/>
+        </w:rPr>
+        <w:t>User</w:t>
+      </w:r>
+      <w:proofErr w:type="spellEnd"/>
+      <w:r>
+        <w:rPr>
+          <w:lang w:val="pt-BR"/>
+        </w:rPr>
+        <w:t xml:space="preserve"> --&gt; UC6</w:t>
       </w:r>
     </w:p>
     <w:p>
@@ -7338,12 +10849,21 @@
           <w:bCs/>
         </w:rPr>
       </w:pPr>
-      <w:r>
-        <w:rPr>
-          <w:b/>
-          <w:bCs/>
-        </w:rPr>
-        <w:t>Atores do Sistema:</w:t>
+      <w:proofErr w:type="spellStart"/>
+      <w:r>
+        <w:rPr>
+          <w:b/>
+          <w:bCs/>
+        </w:rPr>
+        <w:t>Atores</w:t>
+      </w:r>
+      <w:proofErr w:type="spellEnd"/>
+      <w:r>
+        <w:rPr>
+          <w:b/>
+          <w:bCs/>
+        </w:rPr>
+        <w:t xml:space="preserve"> do Sistema:</w:t>
       </w:r>
     </w:p>
     <w:p>
@@ -7641,7 +11161,21 @@
         <w:rPr>
           <w:lang w:val="pt-BR"/>
         </w:rPr>
-        <w:t>. A solicitação via e-mail serve de pré-requisito e gatilho para a inserção do código e gravação do hash seguro no banco.</w:t>
+        <w:t xml:space="preserve">. A solicitação via e-mail serve de pré-requisito e gatilho para a inserção do código e gravação do </w:t>
+      </w:r>
+      <w:proofErr w:type="spellStart"/>
+      <w:r>
+        <w:rPr>
+          <w:lang w:val="pt-BR"/>
+        </w:rPr>
+        <w:t>hash</w:t>
+      </w:r>
+      <w:proofErr w:type="spellEnd"/>
+      <w:r>
+        <w:rPr>
+          <w:lang w:val="pt-BR"/>
+        </w:rPr>
+        <w:t xml:space="preserve"> seguro no banco.</w:t>
       </w:r>
     </w:p>
     <w:p>
@@ -7663,7 +11197,23 @@
           <w:b/>
           <w:bCs/>
         </w:rPr>
-        <w:t>Controle de Acesso:</w:t>
+        <w:t xml:space="preserve">Controle de </w:t>
+      </w:r>
+      <w:proofErr w:type="spellStart"/>
+      <w:r>
+        <w:rPr>
+          <w:b/>
+          <w:bCs/>
+        </w:rPr>
+        <w:t>Acesso</w:t>
+      </w:r>
+      <w:proofErr w:type="spellEnd"/>
+      <w:r>
+        <w:rPr>
+          <w:b/>
+          <w:bCs/>
+        </w:rPr>
+        <w:t>:</w:t>
       </w:r>
     </w:p>
     <w:p>
@@ -7699,17 +11249,32 @@
         <w:rPr>
           <w:lang w:val="pt-BR"/>
         </w:rPr>
-        <w:t xml:space="preserve"> possui restrição estrita de acesso (LoginRequiredMixin), barrando qualquer ator não autenticado e redirecionando-o para o fluxo de login.</w:t>
-      </w:r>
-    </w:p>
-    <w:p>
-      <w:pPr>
-        <w:rPr>
-          <w:lang w:val="pt-BR"/>
-        </w:rPr>
-      </w:pPr>
-      <w:r>
-        <w:rPr>
+        <w:t xml:space="preserve"> possui restrição estrita de acesso (</w:t>
+      </w:r>
+      <w:proofErr w:type="spellStart"/>
+      <w:r>
+        <w:rPr>
+          <w:lang w:val="pt-BR"/>
+        </w:rPr>
+        <w:t>LoginRequiredMixin</w:t>
+      </w:r>
+      <w:proofErr w:type="spellEnd"/>
+      <w:r>
+        <w:rPr>
+          <w:lang w:val="pt-BR"/>
+        </w:rPr>
+        <w:t>), barrando qualquer ator não autenticado e redirecionando-o para o fluxo de login.</w:t>
+      </w:r>
+    </w:p>
+    <w:p>
+      <w:pPr>
+        <w:rPr>
+          <w:lang w:val="pt-BR"/>
+        </w:rPr>
+      </w:pPr>
+      <w:r>
+        <w:rPr>
+          <w:noProof/>
           <w:lang w:val="pt-BR"/>
         </w:rPr>
         <w:drawing>
@@ -7749,6 +11314,348 @@
         </w:drawing>
       </w:r>
     </w:p>
+    <w:p>
+      <w:pPr>
+        <w:rPr>
+          <w:lang w:val="pt-BR"/>
+        </w:rPr>
+      </w:pPr>
+    </w:p>
+    <w:p>
+      <w:pPr>
+        <w:rPr>
+          <w:b/>
+          <w:bCs/>
+          <w:lang w:val="pt-BR"/>
+        </w:rPr>
+      </w:pPr>
+      <w:r>
+        <w:rPr>
+          <w:b/>
+          <w:bCs/>
+          <w:lang w:val="pt-BR"/>
+        </w:rPr>
+        <w:t>Resumo do Projeto Concluído</w:t>
+      </w:r>
+    </w:p>
+    <w:p>
+      <w:pPr>
+        <w:rPr>
+          <w:lang w:val="pt-BR"/>
+        </w:rPr>
+      </w:pPr>
+      <w:r>
+        <w:rPr>
+          <w:lang w:val="pt-BR"/>
+        </w:rPr>
+        <w:t>Nesta sessão, estruturamos, blindamos e finalizamos todas as funcionalidades centrais do seu sistema de segurança em Django para o TCC. Abaixo está o panorama de tudo o que foi implementado e validado com sucesso:</w:t>
+      </w:r>
+    </w:p>
+    <w:p>
+      <w:pPr>
+        <w:rPr>
+          <w:lang w:val="pt-BR"/>
+        </w:rPr>
+      </w:pPr>
+      <w:r>
+        <w:rPr>
+          <w:lang w:val="pt-BR"/>
+        </w:rPr>
+        <w:br/>
+      </w:r>
+    </w:p>
+    <w:p>
+      <w:pPr>
+        <w:numPr>
+          <w:ilvl w:val="0"/>
+          <w:numId w:val="27"/>
+        </w:numPr>
+        <w:rPr>
+          <w:lang w:val="pt-BR"/>
+        </w:rPr>
+      </w:pPr>
+      <w:r>
+        <w:rPr>
+          <w:b/>
+          <w:bCs/>
+          <w:lang w:val="pt-BR"/>
+        </w:rPr>
+        <w:lastRenderedPageBreak/>
+        <w:t>Autenticação Avançada e 2FA:</w:t>
+      </w:r>
+      <w:r>
+        <w:rPr>
+          <w:lang w:val="pt-BR"/>
+        </w:rPr>
+        <w:t xml:space="preserve"> Implementação do fluxo de login em duas etapas com geração dinâmica de token numérico de 6 dígitos enviado por e-mail real via servidor SMTP do Google (smtp.gmail.com).</w:t>
+      </w:r>
+    </w:p>
+    <w:p>
+      <w:pPr>
+        <w:rPr>
+          <w:lang w:val="pt-BR"/>
+        </w:rPr>
+      </w:pPr>
+    </w:p>
+    <w:p>
+      <w:pPr>
+        <w:numPr>
+          <w:ilvl w:val="0"/>
+          <w:numId w:val="27"/>
+        </w:numPr>
+        <w:rPr>
+          <w:lang w:val="pt-BR"/>
+        </w:rPr>
+      </w:pPr>
+      <w:r>
+        <w:rPr>
+          <w:b/>
+          <w:bCs/>
+          <w:lang w:val="pt-BR"/>
+        </w:rPr>
+        <w:t>Recuperação e Redefinição Segura de Senha:</w:t>
+      </w:r>
+      <w:r>
+        <w:rPr>
+          <w:lang w:val="pt-BR"/>
+        </w:rPr>
+        <w:t xml:space="preserve"> Criação do fluxo segregado em duas etapas (solicitação por e-mail com envio do login de acesso e do código de 6 dígitos, seguido pela redefinição utilizando o hash seguro set_password()), com mitigação de ataques de </w:t>
+      </w:r>
+      <w:r>
+        <w:rPr>
+          <w:i/>
+          <w:iCs/>
+          <w:lang w:val="pt-BR"/>
+        </w:rPr>
+        <w:t>User Enumeration</w:t>
+      </w:r>
+      <w:r>
+        <w:rPr>
+          <w:lang w:val="pt-BR"/>
+        </w:rPr>
+        <w:t>.</w:t>
+      </w:r>
+    </w:p>
+    <w:p>
+      <w:pPr>
+        <w:rPr>
+          <w:lang w:val="pt-BR"/>
+        </w:rPr>
+      </w:pPr>
+    </w:p>
+    <w:p>
+      <w:pPr>
+        <w:numPr>
+          <w:ilvl w:val="0"/>
+          <w:numId w:val="27"/>
+        </w:numPr>
+        <w:rPr>
+          <w:lang w:val="pt-BR"/>
+        </w:rPr>
+      </w:pPr>
+      <w:r>
+        <w:rPr>
+          <w:b/>
+          <w:bCs/>
+          <w:lang w:val="pt-BR"/>
+        </w:rPr>
+        <w:t>Auditoria de Sessão e Logs:</w:t>
+      </w:r>
+      <w:r>
+        <w:rPr>
+          <w:lang w:val="pt-BR"/>
+        </w:rPr>
+        <w:t xml:space="preserve"> Desenvolvimento do Model UserAccessLog para salvar automaticamente no banco de dados SQLite a data, hora, nome de usuário, IP público, navegador (User-Agent) e o tempo total de atividade, além de uma interface interna dedicada (/dashboard/logs/) para exibição desses relatórios.</w:t>
+      </w:r>
+    </w:p>
+    <w:p>
+      <w:pPr>
+        <w:rPr>
+          <w:lang w:val="pt-BR"/>
+        </w:rPr>
+      </w:pPr>
+    </w:p>
+    <w:p>
+      <w:pPr>
+        <w:numPr>
+          <w:ilvl w:val="0"/>
+          <w:numId w:val="27"/>
+        </w:numPr>
+        <w:rPr>
+          <w:lang w:val="pt-BR"/>
+        </w:rPr>
+      </w:pPr>
+      <w:r>
+        <w:rPr>
+          <w:b/>
+          <w:bCs/>
+          <w:lang w:val="pt-BR"/>
+        </w:rPr>
+        <w:t>Controle de Acesso e Segurança de Rotas:</w:t>
+      </w:r>
+      <w:r>
+        <w:rPr>
+          <w:lang w:val="pt-BR"/>
+        </w:rPr>
+        <w:t xml:space="preserve"> Aplicação rigorosa do LoginRequiredMixin nas páginas protegidas e estruturação do cadastro restrito de novos usuários (AuthAddUserView).</w:t>
+      </w:r>
+    </w:p>
+    <w:p>
+      <w:pPr>
+        <w:rPr>
+          <w:lang w:val="pt-BR"/>
+        </w:rPr>
+      </w:pPr>
+    </w:p>
+    <w:p>
+      <w:pPr>
+        <w:numPr>
+          <w:ilvl w:val="0"/>
+          <w:numId w:val="27"/>
+        </w:numPr>
+        <w:rPr>
+          <w:lang w:val="pt-BR"/>
+        </w:rPr>
+      </w:pPr>
+      <w:r>
+        <w:rPr>
+          <w:b/>
+          <w:bCs/>
+          <w:lang w:val="pt-BR"/>
+        </w:rPr>
+        <w:t>Organização e Internacionalização (Pt-Br):</w:t>
+      </w:r>
+      <w:r>
+        <w:rPr>
+          <w:lang w:val="pt-BR"/>
+        </w:rPr>
+        <w:t xml:space="preserve"> Tradução dos textos essenciais do sistema para o Português do Brasil e limpeza completa do menu lateral (</w:t>
+      </w:r>
+      <w:r>
+        <w:rPr>
+          <w:i/>
+          <w:iCs/>
+          <w:lang w:val="pt-BR"/>
+        </w:rPr>
+        <w:t>sidebar</w:t>
+      </w:r>
+      <w:r>
+        <w:rPr>
+          <w:lang w:val="pt-BR"/>
+        </w:rPr>
+        <w:t>), mantendo apenas as seções cruciais para a apresentação do TCC.</w:t>
+      </w:r>
+    </w:p>
+    <w:p>
+      <w:pPr>
+        <w:rPr>
+          <w:lang w:val="pt-BR"/>
+        </w:rPr>
+      </w:pPr>
+    </w:p>
+    <w:p>
+      <w:pPr>
+        <w:numPr>
+          <w:ilvl w:val="0"/>
+          <w:numId w:val="27"/>
+        </w:numPr>
+        <w:rPr>
+          <w:lang w:val="pt-BR"/>
+        </w:rPr>
+      </w:pPr>
+      <w:r>
+        <w:rPr>
+          <w:b/>
+          <w:bCs/>
+          <w:lang w:val="pt-BR"/>
+        </w:rPr>
+        <w:t>Documentação de Apoio:</w:t>
+      </w:r>
+      <w:r>
+        <w:rPr>
+          <w:lang w:val="pt-BR"/>
+        </w:rPr>
+        <w:t xml:space="preserve"> Levantamento das dependências essenciais de produção (requirements.txt), além de diretrizes e estruturas para diagramas de Casos de Uso e UML.</w:t>
+      </w:r>
+    </w:p>
+    <w:p>
+      <w:pPr>
+        <w:rPr>
+          <w:lang w:val="pt-BR"/>
+        </w:rPr>
+      </w:pPr>
+    </w:p>
+    <w:p>
+      <w:r>
+        <w:rPr>
+          <w:lang w:val="pt-BR"/>
+        </w:rPr>
+        <w:t xml:space="preserve">O sistema encontra-se 100% funcional, seguro e pronto para demonstração e defesa. </w:t>
+      </w:r>
+      <w:proofErr w:type="spellStart"/>
+      <w:r>
+        <w:t>Parabéns</w:t>
+      </w:r>
+      <w:proofErr w:type="spellEnd"/>
+      <w:r>
+        <w:t xml:space="preserve"> </w:t>
+      </w:r>
+      <w:proofErr w:type="spellStart"/>
+      <w:r>
+        <w:t>por</w:t>
+      </w:r>
+      <w:proofErr w:type="spellEnd"/>
+      <w:r>
+        <w:t xml:space="preserve"> </w:t>
+      </w:r>
+      <w:proofErr w:type="spellStart"/>
+      <w:r>
+        <w:t>concluir</w:t>
+      </w:r>
+      <w:proofErr w:type="spellEnd"/>
+      <w:r>
+        <w:t xml:space="preserve"> </w:t>
+      </w:r>
+      <w:proofErr w:type="spellStart"/>
+      <w:r>
+        <w:t>esta</w:t>
+      </w:r>
+      <w:proofErr w:type="spellEnd"/>
+      <w:r>
+        <w:t xml:space="preserve"> grande </w:t>
+      </w:r>
+      <w:proofErr w:type="spellStart"/>
+      <w:r>
+        <w:t>etapa</w:t>
+      </w:r>
+      <w:proofErr w:type="spellEnd"/>
+      <w:r>
+        <w:t xml:space="preserve"> do </w:t>
+      </w:r>
+      <w:proofErr w:type="spellStart"/>
+      <w:r>
+        <w:t>seu</w:t>
+      </w:r>
+      <w:proofErr w:type="spellEnd"/>
+      <w:r>
+        <w:t xml:space="preserve"> </w:t>
+      </w:r>
+      <w:proofErr w:type="spellStart"/>
+      <w:r>
+        <w:t>projeto</w:t>
+      </w:r>
+      <w:proofErr w:type="spellEnd"/>
+      <w:r>
+        <w:t>!</w:t>
+      </w:r>
+    </w:p>
+    <w:p>
+      <w:pPr>
+        <w:rPr>
+          <w:lang w:val="pt-BR"/>
+        </w:rPr>
+      </w:pPr>
+    </w:p>
     <w:sectPr>
       <w:pgSz w:w="12240" w:h="15840"/>
       <w:pgMar w:top="1440" w:right="1440" w:bottom="1440" w:left="1440" w:header="720" w:footer="720" w:gutter="0"/>
@@ -9248,6 +13155,155 @@
     </w:lvl>
   </w:abstractNum>
   <w:abstractNum w:abstractNumId="10" w15:restartNumberingAfterBreak="0">
+    <w:nsid w:val="37575535"/>
+    <w:multiLevelType w:val="multilevel"/>
+    <w:tmpl w:val="4594A7A0"/>
+    <w:lvl w:ilvl="0">
+      <w:start w:val="1"/>
+      <w:numFmt w:val="bullet"/>
+      <w:lvlText w:val=""/>
+      <w:lvlJc w:val="left"/>
+      <w:pPr>
+        <w:tabs>
+          <w:tab w:val="num" w:pos="720"/>
+        </w:tabs>
+        <w:ind w:left="720" w:hanging="360"/>
+      </w:pPr>
+      <w:rPr>
+        <w:rFonts w:ascii="Symbol" w:hAnsi="Symbol" w:hint="default"/>
+        <w:sz w:val="20"/>
+      </w:rPr>
+    </w:lvl>
+    <w:lvl w:ilvl="1" w:tentative="1">
+      <w:start w:val="1"/>
+      <w:numFmt w:val="bullet"/>
+      <w:lvlText w:val="o"/>
+      <w:lvlJc w:val="left"/>
+      <w:pPr>
+        <w:tabs>
+          <w:tab w:val="num" w:pos="1440"/>
+        </w:tabs>
+        <w:ind w:left="1440" w:hanging="360"/>
+      </w:pPr>
+      <w:rPr>
+        <w:rFonts w:ascii="Courier New" w:hAnsi="Courier New" w:hint="default"/>
+        <w:sz w:val="20"/>
+      </w:rPr>
+    </w:lvl>
+    <w:lvl w:ilvl="2" w:tentative="1">
+      <w:start w:val="1"/>
+      <w:numFmt w:val="bullet"/>
+      <w:lvlText w:val=""/>
+      <w:lvlJc w:val="left"/>
+      <w:pPr>
+        <w:tabs>
+          <w:tab w:val="num" w:pos="2160"/>
+        </w:tabs>
+        <w:ind w:left="2160" w:hanging="360"/>
+      </w:pPr>
+      <w:rPr>
+        <w:rFonts w:ascii="Wingdings" w:hAnsi="Wingdings" w:hint="default"/>
+        <w:sz w:val="20"/>
+      </w:rPr>
+    </w:lvl>
+    <w:lvl w:ilvl="3" w:tentative="1">
+      <w:start w:val="1"/>
+      <w:numFmt w:val="bullet"/>
+      <w:lvlText w:val=""/>
+      <w:lvlJc w:val="left"/>
+      <w:pPr>
+        <w:tabs>
+          <w:tab w:val="num" w:pos="2880"/>
+        </w:tabs>
+        <w:ind w:left="2880" w:hanging="360"/>
+      </w:pPr>
+      <w:rPr>
+        <w:rFonts w:ascii="Wingdings" w:hAnsi="Wingdings" w:hint="default"/>
+        <w:sz w:val="20"/>
+      </w:rPr>
+    </w:lvl>
+    <w:lvl w:ilvl="4" w:tentative="1">
+      <w:start w:val="1"/>
+      <w:numFmt w:val="bullet"/>
+      <w:lvlText w:val=""/>
+      <w:lvlJc w:val="left"/>
+      <w:pPr>
+        <w:tabs>
+          <w:tab w:val="num" w:pos="3600"/>
+        </w:tabs>
+        <w:ind w:left="3600" w:hanging="360"/>
+      </w:pPr>
+      <w:rPr>
+        <w:rFonts w:ascii="Wingdings" w:hAnsi="Wingdings" w:hint="default"/>
+        <w:sz w:val="20"/>
+      </w:rPr>
+    </w:lvl>
+    <w:lvl w:ilvl="5" w:tentative="1">
+      <w:start w:val="1"/>
+      <w:numFmt w:val="bullet"/>
+      <w:lvlText w:val=""/>
+      <w:lvlJc w:val="left"/>
+      <w:pPr>
+        <w:tabs>
+          <w:tab w:val="num" w:pos="4320"/>
+        </w:tabs>
+        <w:ind w:left="4320" w:hanging="360"/>
+      </w:pPr>
+      <w:rPr>
+        <w:rFonts w:ascii="Wingdings" w:hAnsi="Wingdings" w:hint="default"/>
+        <w:sz w:val="20"/>
+      </w:rPr>
+    </w:lvl>
+    <w:lvl w:ilvl="6" w:tentative="1">
+      <w:start w:val="1"/>
+      <w:numFmt w:val="bullet"/>
+      <w:lvlText w:val=""/>
+      <w:lvlJc w:val="left"/>
+      <w:pPr>
+        <w:tabs>
+          <w:tab w:val="num" w:pos="5040"/>
+        </w:tabs>
+        <w:ind w:left="5040" w:hanging="360"/>
+      </w:pPr>
+      <w:rPr>
+        <w:rFonts w:ascii="Wingdings" w:hAnsi="Wingdings" w:hint="default"/>
+        <w:sz w:val="20"/>
+      </w:rPr>
+    </w:lvl>
+    <w:lvl w:ilvl="7" w:tentative="1">
+      <w:start w:val="1"/>
+      <w:numFmt w:val="bullet"/>
+      <w:lvlText w:val=""/>
+      <w:lvlJc w:val="left"/>
+      <w:pPr>
+        <w:tabs>
+          <w:tab w:val="num" w:pos="5760"/>
+        </w:tabs>
+        <w:ind w:left="5760" w:hanging="360"/>
+      </w:pPr>
+      <w:rPr>
+        <w:rFonts w:ascii="Wingdings" w:hAnsi="Wingdings" w:hint="default"/>
+        <w:sz w:val="20"/>
+      </w:rPr>
+    </w:lvl>
+    <w:lvl w:ilvl="8" w:tentative="1">
+      <w:start w:val="1"/>
+      <w:numFmt w:val="bullet"/>
+      <w:lvlText w:val=""/>
+      <w:lvlJc w:val="left"/>
+      <w:pPr>
+        <w:tabs>
+          <w:tab w:val="num" w:pos="6480"/>
+        </w:tabs>
+        <w:ind w:left="6480" w:hanging="360"/>
+      </w:pPr>
+      <w:rPr>
+        <w:rFonts w:ascii="Wingdings" w:hAnsi="Wingdings" w:hint="default"/>
+        <w:sz w:val="20"/>
+      </w:rPr>
+    </w:lvl>
+  </w:abstractNum>
+  <w:abstractNum w:abstractNumId="11" w15:restartNumberingAfterBreak="0">
     <w:nsid w:val="3E866DFB"/>
     <w:multiLevelType w:val="multilevel"/>
     <w:tmpl w:val="2D7C7304"/>
@@ -9396,7 +13452,7 @@
       </w:rPr>
     </w:lvl>
   </w:abstractNum>
-  <w:abstractNum w:abstractNumId="11" w15:restartNumberingAfterBreak="0">
+  <w:abstractNum w:abstractNumId="12" w15:restartNumberingAfterBreak="0">
     <w:nsid w:val="3F8F033B"/>
     <w:multiLevelType w:val="multilevel"/>
     <w:tmpl w:val="20B2A420"/>
@@ -9545,7 +13601,7 @@
       </w:rPr>
     </w:lvl>
   </w:abstractNum>
-  <w:abstractNum w:abstractNumId="12" w15:restartNumberingAfterBreak="0">
+  <w:abstractNum w:abstractNumId="13" w15:restartNumberingAfterBreak="0">
     <w:nsid w:val="40250EDB"/>
     <w:multiLevelType w:val="multilevel"/>
     <w:tmpl w:val="48EE25B8"/>
@@ -9694,7 +13750,7 @@
       </w:rPr>
     </w:lvl>
   </w:abstractNum>
-  <w:abstractNum w:abstractNumId="13" w15:restartNumberingAfterBreak="0">
+  <w:abstractNum w:abstractNumId="14" w15:restartNumberingAfterBreak="0">
     <w:nsid w:val="40680FD8"/>
     <w:multiLevelType w:val="multilevel"/>
     <w:tmpl w:val="03F07B98"/>
@@ -9843,7 +13899,7 @@
       </w:rPr>
     </w:lvl>
   </w:abstractNum>
-  <w:abstractNum w:abstractNumId="14" w15:restartNumberingAfterBreak="0">
+  <w:abstractNum w:abstractNumId="15" w15:restartNumberingAfterBreak="0">
     <w:nsid w:val="458F4A9F"/>
     <w:multiLevelType w:val="multilevel"/>
     <w:tmpl w:val="0646256C"/>
@@ -9956,7 +14012,7 @@
       </w:pPr>
     </w:lvl>
   </w:abstractNum>
-  <w:abstractNum w:abstractNumId="15" w15:restartNumberingAfterBreak="0">
+  <w:abstractNum w:abstractNumId="16" w15:restartNumberingAfterBreak="0">
     <w:nsid w:val="48BC1286"/>
     <w:multiLevelType w:val="multilevel"/>
     <w:tmpl w:val="C616ACCC"/>
@@ -10073,7 +14129,7 @@
       </w:pPr>
     </w:lvl>
   </w:abstractNum>
-  <w:abstractNum w:abstractNumId="16" w15:restartNumberingAfterBreak="0">
+  <w:abstractNum w:abstractNumId="17" w15:restartNumberingAfterBreak="0">
     <w:nsid w:val="50F76D0A"/>
     <w:multiLevelType w:val="multilevel"/>
     <w:tmpl w:val="E17CF790"/>
@@ -10222,7 +14278,7 @@
       </w:rPr>
     </w:lvl>
   </w:abstractNum>
-  <w:abstractNum w:abstractNumId="17" w15:restartNumberingAfterBreak="0">
+  <w:abstractNum w:abstractNumId="18" w15:restartNumberingAfterBreak="0">
     <w:nsid w:val="530D5566"/>
     <w:multiLevelType w:val="multilevel"/>
     <w:tmpl w:val="ECD8BA84"/>
@@ -10371,7 +14427,7 @@
       </w:rPr>
     </w:lvl>
   </w:abstractNum>
-  <w:abstractNum w:abstractNumId="18" w15:restartNumberingAfterBreak="0">
+  <w:abstractNum w:abstractNumId="19" w15:restartNumberingAfterBreak="0">
     <w:nsid w:val="55A60C46"/>
     <w:multiLevelType w:val="multilevel"/>
     <w:tmpl w:val="363C08C0"/>
@@ -10520,7 +14576,7 @@
       </w:rPr>
     </w:lvl>
   </w:abstractNum>
-  <w:abstractNum w:abstractNumId="19" w15:restartNumberingAfterBreak="0">
+  <w:abstractNum w:abstractNumId="20" w15:restartNumberingAfterBreak="0">
     <w:nsid w:val="5AEC5AB3"/>
     <w:multiLevelType w:val="multilevel"/>
     <w:tmpl w:val="AABEF034"/>
@@ -10669,7 +14725,7 @@
       </w:rPr>
     </w:lvl>
   </w:abstractNum>
-  <w:abstractNum w:abstractNumId="20" w15:restartNumberingAfterBreak="0">
+  <w:abstractNum w:abstractNumId="21" w15:restartNumberingAfterBreak="0">
     <w:nsid w:val="5C014F4D"/>
     <w:multiLevelType w:val="multilevel"/>
     <w:tmpl w:val="FFFAAA78"/>
@@ -10818,7 +14874,7 @@
       </w:rPr>
     </w:lvl>
   </w:abstractNum>
-  <w:abstractNum w:abstractNumId="21" w15:restartNumberingAfterBreak="0">
+  <w:abstractNum w:abstractNumId="22" w15:restartNumberingAfterBreak="0">
     <w:nsid w:val="5D874246"/>
     <w:multiLevelType w:val="multilevel"/>
     <w:tmpl w:val="59C665E6"/>
@@ -10967,7 +15023,7 @@
       </w:rPr>
     </w:lvl>
   </w:abstractNum>
-  <w:abstractNum w:abstractNumId="22" w15:restartNumberingAfterBreak="0">
+  <w:abstractNum w:abstractNumId="23" w15:restartNumberingAfterBreak="0">
     <w:nsid w:val="61DE5D5E"/>
     <w:multiLevelType w:val="multilevel"/>
     <w:tmpl w:val="35B2607C"/>
@@ -11116,7 +15172,7 @@
       </w:rPr>
     </w:lvl>
   </w:abstractNum>
-  <w:abstractNum w:abstractNumId="23" w15:restartNumberingAfterBreak="0">
+  <w:abstractNum w:abstractNumId="24" w15:restartNumberingAfterBreak="0">
     <w:nsid w:val="63F92063"/>
     <w:multiLevelType w:val="multilevel"/>
     <w:tmpl w:val="740C885A"/>
@@ -11265,7 +15321,7 @@
       </w:rPr>
     </w:lvl>
   </w:abstractNum>
-  <w:abstractNum w:abstractNumId="24" w15:restartNumberingAfterBreak="0">
+  <w:abstractNum w:abstractNumId="25" w15:restartNumberingAfterBreak="0">
     <w:nsid w:val="6DE527AA"/>
     <w:multiLevelType w:val="multilevel"/>
     <w:tmpl w:val="BFDE336E"/>
@@ -11378,7 +15434,7 @@
       </w:pPr>
     </w:lvl>
   </w:abstractNum>
-  <w:abstractNum w:abstractNumId="25" w15:restartNumberingAfterBreak="0">
+  <w:abstractNum w:abstractNumId="26" w15:restartNumberingAfterBreak="0">
     <w:nsid w:val="775C659E"/>
     <w:multiLevelType w:val="multilevel"/>
     <w:tmpl w:val="6A48A70C"/>
@@ -11492,13 +15548,13 @@
     </w:lvl>
   </w:abstractNum>
   <w:num w:numId="1" w16cid:durableId="1924335970">
-    <w:abstractNumId w:val="11"/>
+    <w:abstractNumId w:val="12"/>
   </w:num>
   <w:num w:numId="2" w16cid:durableId="188446903">
     <w:abstractNumId w:val="7"/>
   </w:num>
   <w:num w:numId="3" w16cid:durableId="1759404929">
-    <w:abstractNumId w:val="22"/>
+    <w:abstractNumId w:val="23"/>
   </w:num>
   <w:num w:numId="4" w16cid:durableId="1630939584">
     <w:abstractNumId w:val="3"/>
@@ -11507,67 +15563,70 @@
     <w:abstractNumId w:val="9"/>
   </w:num>
   <w:num w:numId="6" w16cid:durableId="809175314">
-    <w:abstractNumId w:val="20"/>
+    <w:abstractNumId w:val="21"/>
   </w:num>
   <w:num w:numId="7" w16cid:durableId="60755043">
     <w:abstractNumId w:val="6"/>
   </w:num>
   <w:num w:numId="8" w16cid:durableId="2110345901">
-    <w:abstractNumId w:val="18"/>
+    <w:abstractNumId w:val="19"/>
   </w:num>
   <w:num w:numId="9" w16cid:durableId="279188556">
     <w:abstractNumId w:val="8"/>
   </w:num>
   <w:num w:numId="10" w16cid:durableId="1890915822">
-    <w:abstractNumId w:val="16"/>
+    <w:abstractNumId w:val="17"/>
   </w:num>
   <w:num w:numId="11" w16cid:durableId="2091810204">
     <w:abstractNumId w:val="0"/>
   </w:num>
   <w:num w:numId="12" w16cid:durableId="1408723694">
-    <w:abstractNumId w:val="21"/>
+    <w:abstractNumId w:val="22"/>
   </w:num>
   <w:num w:numId="13" w16cid:durableId="463350778">
     <w:abstractNumId w:val="1"/>
   </w:num>
   <w:num w:numId="14" w16cid:durableId="136844901">
+    <w:abstractNumId w:val="14"/>
+  </w:num>
+  <w:num w:numId="15" w16cid:durableId="1134982186">
+    <w:abstractNumId w:val="20"/>
+  </w:num>
+  <w:num w:numId="16" w16cid:durableId="131562413">
+    <w:abstractNumId w:val="18"/>
+  </w:num>
+  <w:num w:numId="17" w16cid:durableId="570311615">
+    <w:abstractNumId w:val="24"/>
+  </w:num>
+  <w:num w:numId="18" w16cid:durableId="730932806">
     <w:abstractNumId w:val="13"/>
   </w:num>
-  <w:num w:numId="15" w16cid:durableId="1134982186">
-    <w:abstractNumId w:val="19"/>
-  </w:num>
-  <w:num w:numId="16" w16cid:durableId="131562413">
-    <w:abstractNumId w:val="17"/>
-  </w:num>
-  <w:num w:numId="17" w16cid:durableId="570311615">
-    <w:abstractNumId w:val="23"/>
-  </w:num>
-  <w:num w:numId="18" w16cid:durableId="730932806">
-    <w:abstractNumId w:val="12"/>
-  </w:num>
   <w:num w:numId="19" w16cid:durableId="337775384">
-    <w:abstractNumId w:val="25"/>
+    <w:abstractNumId w:val="26"/>
   </w:num>
   <w:num w:numId="20" w16cid:durableId="1570729001">
-    <w:abstractNumId w:val="10"/>
+    <w:abstractNumId w:val="11"/>
   </w:num>
   <w:num w:numId="21" w16cid:durableId="61372845">
     <w:abstractNumId w:val="5"/>
   </w:num>
   <w:num w:numId="22" w16cid:durableId="109320690">
-    <w:abstractNumId w:val="14"/>
+    <w:abstractNumId w:val="15"/>
   </w:num>
   <w:num w:numId="23" w16cid:durableId="1171287921">
     <w:abstractNumId w:val="4"/>
   </w:num>
   <w:num w:numId="24" w16cid:durableId="703869685">
-    <w:abstractNumId w:val="24"/>
+    <w:abstractNumId w:val="25"/>
   </w:num>
   <w:num w:numId="25" w16cid:durableId="195578689">
     <w:abstractNumId w:val="2"/>
   </w:num>
   <w:num w:numId="26" w16cid:durableId="1132527747">
-    <w:abstractNumId w:val="15"/>
+    <w:abstractNumId w:val="16"/>
+  </w:num>
+  <w:num w:numId="27" w16cid:durableId="588075001">
+    <w:abstractNumId w:val="10"/>
   </w:num>
 </w:numbering>
 </file>
